--- a/Documentation.docx
+++ b/Documentation.docx
@@ -55,7 +55,6 @@
           <w:bCs/>
           <w:sz w:val="28"/>
           <w:szCs w:val="28"/>
-          <w:lang w:val="fr-FR"/>
         </w:rPr>
       </w:pPr>
       <w:r>
@@ -65,31 +64,8 @@
           <w:bCs/>
           <w:sz w:val="28"/>
           <w:szCs w:val="28"/>
-          <w:lang w:val="fr-FR"/>
         </w:rPr>
-        <w:t>Code</w:t>
-      </w:r>
-      <w:r>
-        <w:rPr>
-          <w:rFonts w:ascii="Times New Roman" w:hAnsi="Times New Roman" w:cs="Times New Roman"/>
-          <w:b/>
-          <w:bCs/>
-          <w:sz w:val="28"/>
-          <w:szCs w:val="28"/>
-          <w:lang w:val="fr-FR"/>
-        </w:rPr>
-        <w:t xml:space="preserve">: </w:t>
-      </w:r>
-      <w:r>
-        <w:rPr>
-          <w:rFonts w:ascii="Times New Roman" w:hAnsi="Times New Roman" w:cs="Times New Roman"/>
-          <w:b/>
-          <w:bCs/>
-          <w:sz w:val="28"/>
-          <w:szCs w:val="28"/>
-          <w:lang w:val="fr-FR"/>
-        </w:rPr>
-        <w:t>https://github.com/Ivan-projects-dev/NLP-HW</w:t>
+        <w:t>Code: https://github.com/Ivan-projects-dev/NLP-HW</w:t>
       </w:r>
     </w:p>
     <w:p>
@@ -143,7 +119,6 @@
                 <w:bCs/>
                 <w:sz w:val="28"/>
                 <w:szCs w:val="28"/>
-                <w:lang w:val="uk-UA"/>
               </w:rPr>
             </w:pPr>
             <w:r>
@@ -153,7 +128,6 @@
                 <w:bCs/>
                 <w:sz w:val="28"/>
                 <w:szCs w:val="28"/>
-                <w:lang w:val="uk-UA"/>
               </w:rPr>
               <w:t>Singular</w:t>
             </w:r>
@@ -172,7 +146,6 @@
                 <w:bCs/>
                 <w:sz w:val="28"/>
                 <w:szCs w:val="28"/>
-                <w:lang w:val="uk-UA"/>
               </w:rPr>
             </w:pPr>
             <w:r>
@@ -182,7 +155,6 @@
                 <w:bCs/>
                 <w:sz w:val="28"/>
                 <w:szCs w:val="28"/>
-                <w:lang w:val="uk-UA"/>
               </w:rPr>
               <w:t>Plural</w:t>
             </w:r>
@@ -201,7 +173,6 @@
                 <w:bCs/>
                 <w:sz w:val="28"/>
                 <w:szCs w:val="28"/>
-                <w:lang w:val="uk-UA"/>
               </w:rPr>
             </w:pPr>
             <w:r>
@@ -211,7 +182,6 @@
                 <w:bCs/>
                 <w:sz w:val="28"/>
                 <w:szCs w:val="28"/>
-                <w:lang w:val="uk-UA"/>
               </w:rPr>
               <w:t>Translation</w:t>
             </w:r>
@@ -230,7 +200,6 @@
                 <w:bCs/>
                 <w:sz w:val="28"/>
                 <w:szCs w:val="28"/>
-                <w:lang w:val="uk-UA"/>
               </w:rPr>
             </w:pPr>
             <w:r>
@@ -240,7 +209,6 @@
                 <w:bCs/>
                 <w:sz w:val="28"/>
                 <w:szCs w:val="28"/>
-                <w:lang w:val="uk-UA"/>
               </w:rPr>
               <w:t>Substitution</w:t>
             </w:r>
@@ -260,15 +228,14 @@
                 <w:rFonts w:ascii="Times New Roman" w:hAnsi="Times New Roman" w:cs="Times New Roman"/>
                 <w:sz w:val="28"/>
                 <w:szCs w:val="28"/>
-                <w:lang w:val="uk-UA"/>
-              </w:rPr>
-            </w:pPr>
-            <w:r>
-              <w:rPr>
-                <w:rFonts w:ascii="Times New Roman" w:hAnsi="Times New Roman" w:cs="Times New Roman"/>
-                <w:sz w:val="28"/>
-                <w:szCs w:val="28"/>
-                <w:lang w:val="uk-UA"/>
+              </w:rPr>
+            </w:pPr>
+            <w:proofErr w:type="spellStart"/>
+            <w:r>
+              <w:rPr>
+                <w:rFonts w:ascii="Times New Roman" w:hAnsi="Times New Roman" w:cs="Times New Roman"/>
+                <w:sz w:val="28"/>
+                <w:szCs w:val="28"/>
               </w:rPr>
               <w:t>книг</w:t>
             </w:r>
@@ -279,10 +246,10 @@
                 <w:bCs/>
                 <w:sz w:val="28"/>
                 <w:szCs w:val="28"/>
-                <w:lang w:val="uk-UA"/>
               </w:rPr>
               <w:t>а</w:t>
             </w:r>
+            <w:proofErr w:type="spellEnd"/>
           </w:p>
         </w:tc>
         <w:tc>
@@ -297,15 +264,14 @@
                 <w:rFonts w:ascii="Times New Roman" w:hAnsi="Times New Roman" w:cs="Times New Roman"/>
                 <w:sz w:val="28"/>
                 <w:szCs w:val="28"/>
-                <w:lang w:val="uk-UA"/>
-              </w:rPr>
-            </w:pPr>
-            <w:r>
-              <w:rPr>
-                <w:rFonts w:ascii="Times New Roman" w:hAnsi="Times New Roman" w:cs="Times New Roman"/>
-                <w:sz w:val="28"/>
-                <w:szCs w:val="28"/>
-                <w:lang w:val="uk-UA"/>
+              </w:rPr>
+            </w:pPr>
+            <w:proofErr w:type="spellStart"/>
+            <w:r>
+              <w:rPr>
+                <w:rFonts w:ascii="Times New Roman" w:hAnsi="Times New Roman" w:cs="Times New Roman"/>
+                <w:sz w:val="28"/>
+                <w:szCs w:val="28"/>
               </w:rPr>
               <w:t>книг</w:t>
             </w:r>
@@ -316,10 +282,10 @@
                 <w:bCs/>
                 <w:sz w:val="28"/>
                 <w:szCs w:val="28"/>
-                <w:lang w:val="uk-UA"/>
               </w:rPr>
               <w:t>и</w:t>
             </w:r>
+            <w:proofErr w:type="spellEnd"/>
           </w:p>
         </w:tc>
         <w:tc>
@@ -334,17 +300,25 @@
                 <w:rFonts w:ascii="Times New Roman" w:hAnsi="Times New Roman" w:cs="Times New Roman"/>
                 <w:sz w:val="28"/>
                 <w:szCs w:val="28"/>
-                <w:lang w:val="uk-UA"/>
-              </w:rPr>
-            </w:pPr>
-            <w:r>
-              <w:rPr>
-                <w:rFonts w:ascii="Times New Roman" w:hAnsi="Times New Roman" w:cs="Times New Roman"/>
-                <w:sz w:val="28"/>
-                <w:szCs w:val="28"/>
-                <w:lang w:val="uk-UA"/>
-              </w:rPr>
-              <w:t>book(s)</w:t>
+              </w:rPr>
+            </w:pPr>
+            <w:proofErr w:type="gramStart"/>
+            <w:r>
+              <w:rPr>
+                <w:rFonts w:ascii="Times New Roman" w:hAnsi="Times New Roman" w:cs="Times New Roman"/>
+                <w:sz w:val="28"/>
+                <w:szCs w:val="28"/>
+              </w:rPr>
+              <w:t>book</w:t>
+            </w:r>
+            <w:proofErr w:type="gramEnd"/>
+            <w:r>
+              <w:rPr>
+                <w:rFonts w:ascii="Times New Roman" w:hAnsi="Times New Roman" w:cs="Times New Roman"/>
+                <w:sz w:val="28"/>
+                <w:szCs w:val="28"/>
+              </w:rPr>
+              <w:t>(s)</w:t>
             </w:r>
           </w:p>
         </w:tc>
@@ -394,7 +368,6 @@
                 <w:rFonts w:ascii="Times New Roman" w:hAnsi="Times New Roman" w:cs="Times New Roman"/>
                 <w:sz w:val="28"/>
                 <w:szCs w:val="28"/>
-                <w:lang w:val="uk-UA"/>
               </w:rPr>
               <w:t>а to и</w:t>
             </w:r>
@@ -422,18 +395,18 @@
                 <w:rFonts w:ascii="Times New Roman" w:hAnsi="Times New Roman" w:cs="Times New Roman"/>
                 <w:sz w:val="28"/>
                 <w:szCs w:val="28"/>
-                <w:lang w:val="uk-UA"/>
-              </w:rPr>
-            </w:pPr>
-            <w:r>
-              <w:rPr>
-                <w:rFonts w:ascii="Times New Roman" w:hAnsi="Times New Roman" w:cs="Times New Roman"/>
-                <w:sz w:val="28"/>
-                <w:szCs w:val="28"/>
-                <w:lang w:val="uk-UA"/>
+              </w:rPr>
+            </w:pPr>
+            <w:proofErr w:type="spellStart"/>
+            <w:r>
+              <w:rPr>
+                <w:rFonts w:ascii="Times New Roman" w:hAnsi="Times New Roman" w:cs="Times New Roman"/>
+                <w:sz w:val="28"/>
+                <w:szCs w:val="28"/>
               </w:rPr>
               <w:t>рука</w:t>
             </w:r>
+            <w:proofErr w:type="spellEnd"/>
           </w:p>
         </w:tc>
         <w:tc>
@@ -448,18 +421,18 @@
                 <w:rFonts w:ascii="Times New Roman" w:hAnsi="Times New Roman" w:cs="Times New Roman"/>
                 <w:sz w:val="28"/>
                 <w:szCs w:val="28"/>
-                <w:lang w:val="uk-UA"/>
-              </w:rPr>
-            </w:pPr>
-            <w:r>
-              <w:rPr>
-                <w:rFonts w:ascii="Times New Roman" w:hAnsi="Times New Roman" w:cs="Times New Roman"/>
-                <w:sz w:val="28"/>
-                <w:szCs w:val="28"/>
-                <w:lang w:val="uk-UA"/>
+              </w:rPr>
+            </w:pPr>
+            <w:proofErr w:type="spellStart"/>
+            <w:r>
+              <w:rPr>
+                <w:rFonts w:ascii="Times New Roman" w:hAnsi="Times New Roman" w:cs="Times New Roman"/>
+                <w:sz w:val="28"/>
+                <w:szCs w:val="28"/>
               </w:rPr>
               <w:t>руки</w:t>
             </w:r>
+            <w:proofErr w:type="spellEnd"/>
           </w:p>
         </w:tc>
         <w:tc>
@@ -474,15 +447,13 @@
                 <w:rFonts w:ascii="Times New Roman" w:hAnsi="Times New Roman" w:cs="Times New Roman"/>
                 <w:sz w:val="28"/>
                 <w:szCs w:val="28"/>
-                <w:lang w:val="uk-UA"/>
-              </w:rPr>
-            </w:pPr>
-            <w:r>
-              <w:rPr>
-                <w:rFonts w:ascii="Times New Roman" w:hAnsi="Times New Roman" w:cs="Times New Roman"/>
-                <w:sz w:val="28"/>
-                <w:szCs w:val="28"/>
-                <w:lang w:val="uk-UA"/>
+              </w:rPr>
+            </w:pPr>
+            <w:r>
+              <w:rPr>
+                <w:rFonts w:ascii="Times New Roman" w:hAnsi="Times New Roman" w:cs="Times New Roman"/>
+                <w:sz w:val="28"/>
+                <w:szCs w:val="28"/>
               </w:rPr>
               <w:t>hand(s)</w:t>
             </w:r>
@@ -501,7 +472,6 @@
                 <w:rFonts w:ascii="Times New Roman" w:hAnsi="Times New Roman" w:cs="Times New Roman"/>
                 <w:sz w:val="28"/>
                 <w:szCs w:val="28"/>
-                <w:lang w:val="uk-UA"/>
               </w:rPr>
             </w:pPr>
           </w:p>
@@ -520,18 +490,18 @@
                 <w:rFonts w:ascii="Times New Roman" w:hAnsi="Times New Roman" w:cs="Times New Roman"/>
                 <w:sz w:val="28"/>
                 <w:szCs w:val="28"/>
-                <w:lang w:val="uk-UA"/>
-              </w:rPr>
-            </w:pPr>
-            <w:r>
-              <w:rPr>
-                <w:rFonts w:ascii="Times New Roman" w:hAnsi="Times New Roman" w:cs="Times New Roman"/>
-                <w:sz w:val="28"/>
-                <w:szCs w:val="28"/>
-                <w:lang w:val="uk-UA"/>
+              </w:rPr>
+            </w:pPr>
+            <w:proofErr w:type="spellStart"/>
+            <w:r>
+              <w:rPr>
+                <w:rFonts w:ascii="Times New Roman" w:hAnsi="Times New Roman" w:cs="Times New Roman"/>
+                <w:sz w:val="28"/>
+                <w:szCs w:val="28"/>
               </w:rPr>
               <w:t>мама</w:t>
             </w:r>
+            <w:proofErr w:type="spellEnd"/>
           </w:p>
         </w:tc>
         <w:tc>
@@ -546,18 +516,18 @@
                 <w:rFonts w:ascii="Times New Roman" w:hAnsi="Times New Roman" w:cs="Times New Roman"/>
                 <w:sz w:val="28"/>
                 <w:szCs w:val="28"/>
-                <w:lang w:val="uk-UA"/>
-              </w:rPr>
-            </w:pPr>
-            <w:r>
-              <w:rPr>
-                <w:rFonts w:ascii="Times New Roman" w:hAnsi="Times New Roman" w:cs="Times New Roman"/>
-                <w:sz w:val="28"/>
-                <w:szCs w:val="28"/>
-                <w:lang w:val="uk-UA"/>
+              </w:rPr>
+            </w:pPr>
+            <w:proofErr w:type="spellStart"/>
+            <w:r>
+              <w:rPr>
+                <w:rFonts w:ascii="Times New Roman" w:hAnsi="Times New Roman" w:cs="Times New Roman"/>
+                <w:sz w:val="28"/>
+                <w:szCs w:val="28"/>
               </w:rPr>
               <w:t>мами</w:t>
             </w:r>
+            <w:proofErr w:type="spellEnd"/>
           </w:p>
         </w:tc>
         <w:tc>
@@ -572,15 +542,13 @@
                 <w:rFonts w:ascii="Times New Roman" w:hAnsi="Times New Roman" w:cs="Times New Roman"/>
                 <w:sz w:val="28"/>
                 <w:szCs w:val="28"/>
-                <w:lang w:val="uk-UA"/>
-              </w:rPr>
-            </w:pPr>
-            <w:r>
-              <w:rPr>
-                <w:rFonts w:ascii="Times New Roman" w:hAnsi="Times New Roman" w:cs="Times New Roman"/>
-                <w:sz w:val="28"/>
-                <w:szCs w:val="28"/>
-                <w:lang w:val="uk-UA"/>
+              </w:rPr>
+            </w:pPr>
+            <w:r>
+              <w:rPr>
+                <w:rFonts w:ascii="Times New Roman" w:hAnsi="Times New Roman" w:cs="Times New Roman"/>
+                <w:sz w:val="28"/>
+                <w:szCs w:val="28"/>
               </w:rPr>
               <w:t>mom(s)</w:t>
             </w:r>
@@ -599,7 +567,6 @@
                 <w:rFonts w:ascii="Times New Roman" w:hAnsi="Times New Roman" w:cs="Times New Roman"/>
                 <w:sz w:val="28"/>
                 <w:szCs w:val="28"/>
-                <w:lang w:val="uk-UA"/>
               </w:rPr>
             </w:pPr>
           </w:p>
@@ -618,18 +585,18 @@
                 <w:rFonts w:ascii="Times New Roman" w:hAnsi="Times New Roman" w:cs="Times New Roman"/>
                 <w:sz w:val="28"/>
                 <w:szCs w:val="28"/>
-                <w:lang w:val="uk-UA"/>
-              </w:rPr>
-            </w:pPr>
-            <w:r>
-              <w:rPr>
-                <w:rFonts w:ascii="Times New Roman" w:hAnsi="Times New Roman" w:cs="Times New Roman"/>
-                <w:sz w:val="28"/>
-                <w:szCs w:val="28"/>
-                <w:lang w:val="uk-UA"/>
+              </w:rPr>
+            </w:pPr>
+            <w:proofErr w:type="spellStart"/>
+            <w:r>
+              <w:rPr>
+                <w:rFonts w:ascii="Times New Roman" w:hAnsi="Times New Roman" w:cs="Times New Roman"/>
+                <w:sz w:val="28"/>
+                <w:szCs w:val="28"/>
               </w:rPr>
               <w:t>квітка</w:t>
             </w:r>
+            <w:proofErr w:type="spellEnd"/>
           </w:p>
         </w:tc>
         <w:tc>
@@ -644,18 +611,18 @@
                 <w:rFonts w:ascii="Times New Roman" w:hAnsi="Times New Roman" w:cs="Times New Roman"/>
                 <w:sz w:val="28"/>
                 <w:szCs w:val="28"/>
-                <w:lang w:val="uk-UA"/>
-              </w:rPr>
-            </w:pPr>
-            <w:r>
-              <w:rPr>
-                <w:rFonts w:ascii="Times New Roman" w:hAnsi="Times New Roman" w:cs="Times New Roman"/>
-                <w:sz w:val="28"/>
-                <w:szCs w:val="28"/>
-                <w:lang w:val="uk-UA"/>
+              </w:rPr>
+            </w:pPr>
+            <w:proofErr w:type="spellStart"/>
+            <w:r>
+              <w:rPr>
+                <w:rFonts w:ascii="Times New Roman" w:hAnsi="Times New Roman" w:cs="Times New Roman"/>
+                <w:sz w:val="28"/>
+                <w:szCs w:val="28"/>
               </w:rPr>
               <w:t>квіти</w:t>
             </w:r>
+            <w:proofErr w:type="spellEnd"/>
           </w:p>
         </w:tc>
         <w:tc>
@@ -670,15 +637,13 @@
                 <w:rFonts w:ascii="Times New Roman" w:hAnsi="Times New Roman" w:cs="Times New Roman"/>
                 <w:sz w:val="28"/>
                 <w:szCs w:val="28"/>
-                <w:lang w:val="uk-UA"/>
-              </w:rPr>
-            </w:pPr>
-            <w:r>
-              <w:rPr>
-                <w:rFonts w:ascii="Times New Roman" w:hAnsi="Times New Roman" w:cs="Times New Roman"/>
-                <w:sz w:val="28"/>
-                <w:szCs w:val="28"/>
-                <w:lang w:val="uk-UA"/>
+              </w:rPr>
+            </w:pPr>
+            <w:r>
+              <w:rPr>
+                <w:rFonts w:ascii="Times New Roman" w:hAnsi="Times New Roman" w:cs="Times New Roman"/>
+                <w:sz w:val="28"/>
+                <w:szCs w:val="28"/>
               </w:rPr>
               <w:t>flower(s)</w:t>
             </w:r>
@@ -697,7 +662,6 @@
                 <w:rFonts w:ascii="Times New Roman" w:hAnsi="Times New Roman" w:cs="Times New Roman"/>
                 <w:sz w:val="28"/>
                 <w:szCs w:val="28"/>
-                <w:lang w:val="uk-UA"/>
               </w:rPr>
             </w:pPr>
           </w:p>
@@ -716,15 +680,14 @@
                 <w:rFonts w:ascii="Times New Roman" w:hAnsi="Times New Roman" w:cs="Times New Roman"/>
                 <w:sz w:val="28"/>
                 <w:szCs w:val="28"/>
-                <w:lang w:val="uk-UA"/>
-              </w:rPr>
-            </w:pPr>
-            <w:r>
-              <w:rPr>
-                <w:rFonts w:ascii="Times New Roman" w:hAnsi="Times New Roman" w:cs="Times New Roman"/>
-                <w:sz w:val="28"/>
-                <w:szCs w:val="28"/>
-                <w:lang w:val="uk-UA"/>
+              </w:rPr>
+            </w:pPr>
+            <w:proofErr w:type="spellStart"/>
+            <w:r>
+              <w:rPr>
+                <w:rFonts w:ascii="Times New Roman" w:hAnsi="Times New Roman" w:cs="Times New Roman"/>
+                <w:sz w:val="28"/>
+                <w:szCs w:val="28"/>
               </w:rPr>
               <w:t>вух</w:t>
             </w:r>
@@ -735,10 +698,10 @@
                 <w:bCs/>
                 <w:sz w:val="28"/>
                 <w:szCs w:val="28"/>
-                <w:lang w:val="uk-UA"/>
               </w:rPr>
               <w:t>о</w:t>
             </w:r>
+            <w:proofErr w:type="spellEnd"/>
           </w:p>
         </w:tc>
         <w:tc>
@@ -753,15 +716,14 @@
                 <w:rFonts w:ascii="Times New Roman" w:hAnsi="Times New Roman" w:cs="Times New Roman"/>
                 <w:sz w:val="28"/>
                 <w:szCs w:val="28"/>
-                <w:lang w:val="uk-UA"/>
-              </w:rPr>
-            </w:pPr>
-            <w:r>
-              <w:rPr>
-                <w:rFonts w:ascii="Times New Roman" w:hAnsi="Times New Roman" w:cs="Times New Roman"/>
-                <w:sz w:val="28"/>
-                <w:szCs w:val="28"/>
-                <w:lang w:val="uk-UA"/>
+              </w:rPr>
+            </w:pPr>
+            <w:proofErr w:type="spellStart"/>
+            <w:r>
+              <w:rPr>
+                <w:rFonts w:ascii="Times New Roman" w:hAnsi="Times New Roman" w:cs="Times New Roman"/>
+                <w:sz w:val="28"/>
+                <w:szCs w:val="28"/>
               </w:rPr>
               <w:t>вух</w:t>
             </w:r>
@@ -772,10 +734,10 @@
                 <w:bCs/>
                 <w:sz w:val="28"/>
                 <w:szCs w:val="28"/>
-                <w:lang w:val="uk-UA"/>
               </w:rPr>
               <w:t>а</w:t>
             </w:r>
+            <w:proofErr w:type="spellEnd"/>
           </w:p>
         </w:tc>
         <w:tc>
@@ -790,15 +752,13 @@
                 <w:rFonts w:ascii="Times New Roman" w:hAnsi="Times New Roman" w:cs="Times New Roman"/>
                 <w:sz w:val="28"/>
                 <w:szCs w:val="28"/>
-                <w:lang w:val="uk-UA"/>
-              </w:rPr>
-            </w:pPr>
-            <w:r>
-              <w:rPr>
-                <w:rFonts w:ascii="Times New Roman" w:hAnsi="Times New Roman" w:cs="Times New Roman"/>
-                <w:sz w:val="28"/>
-                <w:szCs w:val="28"/>
-                <w:lang w:val="uk-UA"/>
+              </w:rPr>
+            </w:pPr>
+            <w:r>
+              <w:rPr>
+                <w:rFonts w:ascii="Times New Roman" w:hAnsi="Times New Roman" w:cs="Times New Roman"/>
+                <w:sz w:val="28"/>
+                <w:szCs w:val="28"/>
               </w:rPr>
               <w:t>ear(s)</w:t>
             </w:r>
@@ -850,7 +810,6 @@
                 <w:rFonts w:ascii="Times New Roman" w:hAnsi="Times New Roman" w:cs="Times New Roman"/>
                 <w:sz w:val="28"/>
                 <w:szCs w:val="28"/>
-                <w:lang w:val="uk-UA"/>
               </w:rPr>
               <w:t>о to а</w:t>
             </w:r>
@@ -878,18 +837,18 @@
                 <w:rFonts w:ascii="Times New Roman" w:hAnsi="Times New Roman" w:cs="Times New Roman"/>
                 <w:sz w:val="28"/>
                 <w:szCs w:val="28"/>
-                <w:lang w:val="uk-UA"/>
-              </w:rPr>
-            </w:pPr>
-            <w:r>
-              <w:rPr>
-                <w:rFonts w:ascii="Times New Roman" w:hAnsi="Times New Roman" w:cs="Times New Roman"/>
-                <w:sz w:val="28"/>
-                <w:szCs w:val="28"/>
-                <w:lang w:val="uk-UA"/>
+              </w:rPr>
+            </w:pPr>
+            <w:proofErr w:type="spellStart"/>
+            <w:r>
+              <w:rPr>
+                <w:rFonts w:ascii="Times New Roman" w:hAnsi="Times New Roman" w:cs="Times New Roman"/>
+                <w:sz w:val="28"/>
+                <w:szCs w:val="28"/>
               </w:rPr>
               <w:t>місто</w:t>
             </w:r>
+            <w:proofErr w:type="spellEnd"/>
           </w:p>
         </w:tc>
         <w:tc>
@@ -904,18 +863,18 @@
                 <w:rFonts w:ascii="Times New Roman" w:hAnsi="Times New Roman" w:cs="Times New Roman"/>
                 <w:sz w:val="28"/>
                 <w:szCs w:val="28"/>
-                <w:lang w:val="uk-UA"/>
-              </w:rPr>
-            </w:pPr>
-            <w:r>
-              <w:rPr>
-                <w:rFonts w:ascii="Times New Roman" w:hAnsi="Times New Roman" w:cs="Times New Roman"/>
-                <w:sz w:val="28"/>
-                <w:szCs w:val="28"/>
-                <w:lang w:val="uk-UA"/>
+              </w:rPr>
+            </w:pPr>
+            <w:proofErr w:type="spellStart"/>
+            <w:r>
+              <w:rPr>
+                <w:rFonts w:ascii="Times New Roman" w:hAnsi="Times New Roman" w:cs="Times New Roman"/>
+                <w:sz w:val="28"/>
+                <w:szCs w:val="28"/>
               </w:rPr>
               <w:t>міста</w:t>
             </w:r>
+            <w:proofErr w:type="spellEnd"/>
           </w:p>
         </w:tc>
         <w:tc>
@@ -930,15 +889,13 @@
                 <w:rFonts w:ascii="Times New Roman" w:hAnsi="Times New Roman" w:cs="Times New Roman"/>
                 <w:sz w:val="28"/>
                 <w:szCs w:val="28"/>
-                <w:lang w:val="uk-UA"/>
-              </w:rPr>
-            </w:pPr>
-            <w:r>
-              <w:rPr>
-                <w:rFonts w:ascii="Times New Roman" w:hAnsi="Times New Roman" w:cs="Times New Roman"/>
-                <w:sz w:val="28"/>
-                <w:szCs w:val="28"/>
-                <w:lang w:val="uk-UA"/>
+              </w:rPr>
+            </w:pPr>
+            <w:r>
+              <w:rPr>
+                <w:rFonts w:ascii="Times New Roman" w:hAnsi="Times New Roman" w:cs="Times New Roman"/>
+                <w:sz w:val="28"/>
+                <w:szCs w:val="28"/>
               </w:rPr>
               <w:t>city/cities</w:t>
             </w:r>
@@ -957,7 +914,6 @@
                 <w:rFonts w:ascii="Times New Roman" w:hAnsi="Times New Roman" w:cs="Times New Roman"/>
                 <w:sz w:val="28"/>
                 <w:szCs w:val="28"/>
-                <w:lang w:val="uk-UA"/>
               </w:rPr>
             </w:pPr>
           </w:p>
@@ -976,18 +932,18 @@
                 <w:rFonts w:ascii="Times New Roman" w:hAnsi="Times New Roman" w:cs="Times New Roman"/>
                 <w:sz w:val="28"/>
                 <w:szCs w:val="28"/>
-                <w:lang w:val="uk-UA"/>
-              </w:rPr>
-            </w:pPr>
-            <w:r>
-              <w:rPr>
-                <w:rFonts w:ascii="Times New Roman" w:hAnsi="Times New Roman" w:cs="Times New Roman"/>
-                <w:sz w:val="28"/>
-                <w:szCs w:val="28"/>
-                <w:lang w:val="uk-UA"/>
+              </w:rPr>
+            </w:pPr>
+            <w:proofErr w:type="spellStart"/>
+            <w:r>
+              <w:rPr>
+                <w:rFonts w:ascii="Times New Roman" w:hAnsi="Times New Roman" w:cs="Times New Roman"/>
+                <w:sz w:val="28"/>
+                <w:szCs w:val="28"/>
               </w:rPr>
               <w:t>яблуко</w:t>
             </w:r>
+            <w:proofErr w:type="spellEnd"/>
           </w:p>
         </w:tc>
         <w:tc>
@@ -1002,18 +958,18 @@
                 <w:rFonts w:ascii="Times New Roman" w:hAnsi="Times New Roman" w:cs="Times New Roman"/>
                 <w:sz w:val="28"/>
                 <w:szCs w:val="28"/>
-                <w:lang w:val="uk-UA"/>
-              </w:rPr>
-            </w:pPr>
-            <w:r>
-              <w:rPr>
-                <w:rFonts w:ascii="Times New Roman" w:hAnsi="Times New Roman" w:cs="Times New Roman"/>
-                <w:sz w:val="28"/>
-                <w:szCs w:val="28"/>
-                <w:lang w:val="uk-UA"/>
+              </w:rPr>
+            </w:pPr>
+            <w:proofErr w:type="spellStart"/>
+            <w:r>
+              <w:rPr>
+                <w:rFonts w:ascii="Times New Roman" w:hAnsi="Times New Roman" w:cs="Times New Roman"/>
+                <w:sz w:val="28"/>
+                <w:szCs w:val="28"/>
               </w:rPr>
               <w:t>яблука</w:t>
             </w:r>
+            <w:proofErr w:type="spellEnd"/>
           </w:p>
         </w:tc>
         <w:tc>
@@ -1028,15 +984,13 @@
                 <w:rFonts w:ascii="Times New Roman" w:hAnsi="Times New Roman" w:cs="Times New Roman"/>
                 <w:sz w:val="28"/>
                 <w:szCs w:val="28"/>
-                <w:lang w:val="uk-UA"/>
-              </w:rPr>
-            </w:pPr>
-            <w:r>
-              <w:rPr>
-                <w:rFonts w:ascii="Times New Roman" w:hAnsi="Times New Roman" w:cs="Times New Roman"/>
-                <w:sz w:val="28"/>
-                <w:szCs w:val="28"/>
-                <w:lang w:val="uk-UA"/>
+              </w:rPr>
+            </w:pPr>
+            <w:r>
+              <w:rPr>
+                <w:rFonts w:ascii="Times New Roman" w:hAnsi="Times New Roman" w:cs="Times New Roman"/>
+                <w:sz w:val="28"/>
+                <w:szCs w:val="28"/>
               </w:rPr>
               <w:t>apple(s)</w:t>
             </w:r>
@@ -1055,7 +1009,6 @@
                 <w:rFonts w:ascii="Times New Roman" w:hAnsi="Times New Roman" w:cs="Times New Roman"/>
                 <w:sz w:val="28"/>
                 <w:szCs w:val="28"/>
-                <w:lang w:val="uk-UA"/>
               </w:rPr>
             </w:pPr>
           </w:p>
@@ -1074,15 +1027,14 @@
                 <w:rFonts w:ascii="Times New Roman" w:hAnsi="Times New Roman" w:cs="Times New Roman"/>
                 <w:sz w:val="28"/>
                 <w:szCs w:val="28"/>
-                <w:lang w:val="uk-UA"/>
-              </w:rPr>
-            </w:pPr>
-            <w:r>
-              <w:rPr>
-                <w:rFonts w:ascii="Times New Roman" w:hAnsi="Times New Roman" w:cs="Times New Roman"/>
-                <w:sz w:val="28"/>
-                <w:szCs w:val="28"/>
-                <w:lang w:val="uk-UA"/>
+              </w:rPr>
+            </w:pPr>
+            <w:proofErr w:type="spellStart"/>
+            <w:r>
+              <w:rPr>
+                <w:rFonts w:ascii="Times New Roman" w:hAnsi="Times New Roman" w:cs="Times New Roman"/>
+                <w:sz w:val="28"/>
+                <w:szCs w:val="28"/>
               </w:rPr>
               <w:t>олів</w:t>
             </w:r>
@@ -1093,10 +1045,10 @@
                 <w:bCs/>
                 <w:sz w:val="28"/>
                 <w:szCs w:val="28"/>
-                <w:lang w:val="uk-UA"/>
               </w:rPr>
               <w:t>ець</w:t>
             </w:r>
+            <w:proofErr w:type="spellEnd"/>
           </w:p>
         </w:tc>
         <w:tc>
@@ -1111,26 +1063,16 @@
                 <w:rFonts w:ascii="Times New Roman" w:hAnsi="Times New Roman" w:cs="Times New Roman"/>
                 <w:sz w:val="28"/>
                 <w:szCs w:val="28"/>
-                <w:lang w:val="uk-UA"/>
-              </w:rPr>
-            </w:pPr>
-            <w:r>
-              <w:rPr>
-                <w:rFonts w:ascii="Times New Roman" w:hAnsi="Times New Roman" w:cs="Times New Roman"/>
-                <w:sz w:val="28"/>
-                <w:szCs w:val="28"/>
-                <w:lang w:val="uk-UA"/>
-              </w:rPr>
-              <w:t>ол</w:t>
-            </w:r>
-            <w:r>
-              <w:rPr>
-                <w:rFonts w:ascii="Times New Roman" w:hAnsi="Times New Roman" w:cs="Times New Roman"/>
-                <w:sz w:val="28"/>
-                <w:szCs w:val="28"/>
-                <w:lang w:val="uk-UA"/>
-              </w:rPr>
-              <w:t>ів</w:t>
+              </w:rPr>
+            </w:pPr>
+            <w:proofErr w:type="spellStart"/>
+            <w:r>
+              <w:rPr>
+                <w:rFonts w:ascii="Times New Roman" w:hAnsi="Times New Roman" w:cs="Times New Roman"/>
+                <w:sz w:val="28"/>
+                <w:szCs w:val="28"/>
+              </w:rPr>
+              <w:t>олів</w:t>
             </w:r>
             <w:r>
               <w:rPr>
@@ -1139,10 +1081,10 @@
                 <w:bCs/>
                 <w:sz w:val="28"/>
                 <w:szCs w:val="28"/>
-                <w:lang w:val="uk-UA"/>
               </w:rPr>
               <w:t>ці</w:t>
             </w:r>
+            <w:proofErr w:type="spellEnd"/>
           </w:p>
         </w:tc>
         <w:tc>
@@ -1157,15 +1099,13 @@
                 <w:rFonts w:ascii="Times New Roman" w:hAnsi="Times New Roman" w:cs="Times New Roman"/>
                 <w:sz w:val="28"/>
                 <w:szCs w:val="28"/>
-                <w:lang w:val="uk-UA"/>
-              </w:rPr>
-            </w:pPr>
-            <w:r>
-              <w:rPr>
-                <w:rFonts w:ascii="Times New Roman" w:hAnsi="Times New Roman" w:cs="Times New Roman"/>
-                <w:sz w:val="28"/>
-                <w:szCs w:val="28"/>
-                <w:lang w:val="uk-UA"/>
+              </w:rPr>
+            </w:pPr>
+            <w:r>
+              <w:rPr>
+                <w:rFonts w:ascii="Times New Roman" w:hAnsi="Times New Roman" w:cs="Times New Roman"/>
+                <w:sz w:val="28"/>
+                <w:szCs w:val="28"/>
               </w:rPr>
               <w:t>pencil(s)</w:t>
             </w:r>
@@ -1212,15 +1152,34 @@
               </w:rPr>
               <w:t>(</w:t>
             </w:r>
-            <w:r>
-              <w:rPr>
-                <w:rFonts w:ascii="Times New Roman" w:hAnsi="Times New Roman" w:cs="Times New Roman"/>
-                <w:sz w:val="28"/>
-                <w:szCs w:val="28"/>
-                <w:lang w:val="uk-UA"/>
-              </w:rPr>
-              <w:t>ець to цi</w:t>
-            </w:r>
+            <w:proofErr w:type="spellStart"/>
+            <w:r>
+              <w:rPr>
+                <w:rFonts w:ascii="Times New Roman" w:hAnsi="Times New Roman" w:cs="Times New Roman"/>
+                <w:sz w:val="28"/>
+                <w:szCs w:val="28"/>
+              </w:rPr>
+              <w:t>ець</w:t>
+            </w:r>
+            <w:proofErr w:type="spellEnd"/>
+            <w:r>
+              <w:rPr>
+                <w:rFonts w:ascii="Times New Roman" w:hAnsi="Times New Roman" w:cs="Times New Roman"/>
+                <w:sz w:val="28"/>
+                <w:szCs w:val="28"/>
+              </w:rPr>
+              <w:t xml:space="preserve"> to </w:t>
+            </w:r>
+            <w:proofErr w:type="spellStart"/>
+            <w:r>
+              <w:rPr>
+                <w:rFonts w:ascii="Times New Roman" w:hAnsi="Times New Roman" w:cs="Times New Roman"/>
+                <w:sz w:val="28"/>
+                <w:szCs w:val="28"/>
+              </w:rPr>
+              <w:t>цi</w:t>
+            </w:r>
+            <w:proofErr w:type="spellEnd"/>
             <w:r>
               <w:rPr>
                 <w:rFonts w:ascii="Times New Roman" w:hAnsi="Times New Roman" w:cs="Times New Roman"/>
@@ -1245,18 +1204,18 @@
                 <w:rFonts w:ascii="Times New Roman" w:hAnsi="Times New Roman" w:cs="Times New Roman"/>
                 <w:sz w:val="28"/>
                 <w:szCs w:val="28"/>
-                <w:lang w:val="uk-UA"/>
-              </w:rPr>
-            </w:pPr>
-            <w:r>
-              <w:rPr>
-                <w:rFonts w:ascii="Times New Roman" w:hAnsi="Times New Roman" w:cs="Times New Roman"/>
-                <w:sz w:val="28"/>
-                <w:szCs w:val="28"/>
-                <w:lang w:val="uk-UA"/>
+              </w:rPr>
+            </w:pPr>
+            <w:proofErr w:type="spellStart"/>
+            <w:r>
+              <w:rPr>
+                <w:rFonts w:ascii="Times New Roman" w:hAnsi="Times New Roman" w:cs="Times New Roman"/>
+                <w:sz w:val="28"/>
+                <w:szCs w:val="28"/>
               </w:rPr>
               <w:t>хлопець</w:t>
             </w:r>
+            <w:proofErr w:type="spellEnd"/>
           </w:p>
         </w:tc>
         <w:tc>
@@ -1271,18 +1230,18 @@
                 <w:rFonts w:ascii="Times New Roman" w:hAnsi="Times New Roman" w:cs="Times New Roman"/>
                 <w:sz w:val="28"/>
                 <w:szCs w:val="28"/>
-                <w:lang w:val="uk-UA"/>
-              </w:rPr>
-            </w:pPr>
-            <w:r>
-              <w:rPr>
-                <w:rFonts w:ascii="Times New Roman" w:hAnsi="Times New Roman" w:cs="Times New Roman"/>
-                <w:sz w:val="28"/>
-                <w:szCs w:val="28"/>
-                <w:lang w:val="uk-UA"/>
+              </w:rPr>
+            </w:pPr>
+            <w:proofErr w:type="spellStart"/>
+            <w:r>
+              <w:rPr>
+                <w:rFonts w:ascii="Times New Roman" w:hAnsi="Times New Roman" w:cs="Times New Roman"/>
+                <w:sz w:val="28"/>
+                <w:szCs w:val="28"/>
               </w:rPr>
               <w:t>хлопці</w:t>
             </w:r>
+            <w:proofErr w:type="spellEnd"/>
           </w:p>
         </w:tc>
         <w:tc>
@@ -1297,15 +1256,13 @@
                 <w:rFonts w:ascii="Times New Roman" w:hAnsi="Times New Roman" w:cs="Times New Roman"/>
                 <w:sz w:val="28"/>
                 <w:szCs w:val="28"/>
-                <w:lang w:val="uk-UA"/>
-              </w:rPr>
-            </w:pPr>
-            <w:r>
-              <w:rPr>
-                <w:rFonts w:ascii="Times New Roman" w:hAnsi="Times New Roman" w:cs="Times New Roman"/>
-                <w:sz w:val="28"/>
-                <w:szCs w:val="28"/>
-                <w:lang w:val="uk-UA"/>
+              </w:rPr>
+            </w:pPr>
+            <w:r>
+              <w:rPr>
+                <w:rFonts w:ascii="Times New Roman" w:hAnsi="Times New Roman" w:cs="Times New Roman"/>
+                <w:sz w:val="28"/>
+                <w:szCs w:val="28"/>
               </w:rPr>
               <w:t>boy(s)</w:t>
             </w:r>
@@ -1324,7 +1281,6 @@
                 <w:rFonts w:ascii="Times New Roman" w:hAnsi="Times New Roman" w:cs="Times New Roman"/>
                 <w:sz w:val="28"/>
                 <w:szCs w:val="28"/>
-                <w:lang w:val="uk-UA"/>
               </w:rPr>
             </w:pPr>
           </w:p>
@@ -1341,7 +1297,6 @@
           <w:bCs/>
           <w:sz w:val="28"/>
           <w:szCs w:val="28"/>
-          <w:lang w:val="uk-UA"/>
         </w:rPr>
       </w:pPr>
     </w:p>
@@ -1367,6 +1322,891 @@
         </w:rPr>
         <w:br w:type="textWrapping" w:clear="all"/>
       </w:r>
+    </w:p>
+    <w:tbl>
+      <w:tblPr>
+        <w:tblStyle w:val="ac"/>
+        <w:tblW w:w="0" w:type="auto"/>
+        <w:jc w:val="center"/>
+        <w:tblLook w:val="04A0" w:firstRow="1" w:lastRow="0" w:firstColumn="1" w:lastColumn="0" w:noHBand="0" w:noVBand="1"/>
+      </w:tblPr>
+      <w:tblGrid>
+        <w:gridCol w:w="1772"/>
+        <w:gridCol w:w="2326"/>
+        <w:gridCol w:w="1848"/>
+        <w:gridCol w:w="1569"/>
+      </w:tblGrid>
+      <w:tr>
+        <w:trPr>
+          <w:jc w:val="center"/>
+        </w:trPr>
+        <w:tc>
+          <w:tcPr>
+            <w:tcW w:w="1772" w:type="dxa"/>
+          </w:tcPr>
+          <w:p>
+            <w:pPr>
+              <w:jc w:val="center"/>
+              <w:rPr>
+                <w:rFonts w:ascii="Times New Roman" w:hAnsi="Times New Roman" w:cs="Times New Roman"/>
+                <w:b/>
+                <w:bCs/>
+                <w:sz w:val="28"/>
+                <w:szCs w:val="28"/>
+              </w:rPr>
+            </w:pPr>
+          </w:p>
+        </w:tc>
+        <w:tc>
+          <w:tcPr>
+            <w:tcW w:w="2326" w:type="dxa"/>
+          </w:tcPr>
+          <w:p>
+            <w:pPr>
+              <w:jc w:val="center"/>
+              <w:rPr>
+                <w:rFonts w:ascii="Times New Roman" w:hAnsi="Times New Roman" w:cs="Times New Roman"/>
+                <w:b/>
+                <w:bCs/>
+                <w:sz w:val="28"/>
+                <w:szCs w:val="28"/>
+              </w:rPr>
+            </w:pPr>
+            <w:r>
+              <w:rPr>
+                <w:rFonts w:ascii="Times New Roman" w:hAnsi="Times New Roman" w:cs="Times New Roman"/>
+                <w:b/>
+                <w:bCs/>
+                <w:sz w:val="28"/>
+                <w:szCs w:val="28"/>
+              </w:rPr>
+              <w:t>Masculine</w:t>
+            </w:r>
+          </w:p>
+        </w:tc>
+        <w:tc>
+          <w:tcPr>
+            <w:tcW w:w="1848" w:type="dxa"/>
+          </w:tcPr>
+          <w:p>
+            <w:pPr>
+              <w:jc w:val="center"/>
+              <w:rPr>
+                <w:rFonts w:ascii="Times New Roman" w:hAnsi="Times New Roman" w:cs="Times New Roman"/>
+                <w:b/>
+                <w:bCs/>
+                <w:sz w:val="28"/>
+                <w:szCs w:val="28"/>
+              </w:rPr>
+            </w:pPr>
+            <w:r>
+              <w:rPr>
+                <w:rFonts w:ascii="Times New Roman" w:hAnsi="Times New Roman" w:cs="Times New Roman"/>
+                <w:b/>
+                <w:bCs/>
+                <w:sz w:val="28"/>
+                <w:szCs w:val="28"/>
+              </w:rPr>
+              <w:t>Feminine</w:t>
+            </w:r>
+          </w:p>
+        </w:tc>
+        <w:tc>
+          <w:tcPr>
+            <w:tcW w:w="1569" w:type="dxa"/>
+          </w:tcPr>
+          <w:p>
+            <w:pPr>
+              <w:jc w:val="center"/>
+              <w:rPr>
+                <w:rFonts w:ascii="Times New Roman" w:hAnsi="Times New Roman" w:cs="Times New Roman"/>
+                <w:b/>
+                <w:bCs/>
+                <w:sz w:val="28"/>
+                <w:szCs w:val="28"/>
+              </w:rPr>
+            </w:pPr>
+            <w:r>
+              <w:rPr>
+                <w:rFonts w:ascii="Times New Roman" w:hAnsi="Times New Roman" w:cs="Times New Roman"/>
+                <w:b/>
+                <w:bCs/>
+                <w:sz w:val="28"/>
+                <w:szCs w:val="28"/>
+              </w:rPr>
+              <w:t>Neutral</w:t>
+            </w:r>
+          </w:p>
+        </w:tc>
+      </w:tr>
+      <w:tr>
+        <w:trPr>
+          <w:jc w:val="center"/>
+        </w:trPr>
+        <w:tc>
+          <w:tcPr>
+            <w:tcW w:w="1772" w:type="dxa"/>
+          </w:tcPr>
+          <w:p>
+            <w:pPr>
+              <w:jc w:val="center"/>
+              <w:rPr>
+                <w:rFonts w:ascii="Times New Roman" w:hAnsi="Times New Roman" w:cs="Times New Roman"/>
+                <w:sz w:val="28"/>
+                <w:szCs w:val="28"/>
+              </w:rPr>
+            </w:pPr>
+            <w:r>
+              <w:rPr>
+                <w:rFonts w:ascii="Times New Roman" w:hAnsi="Times New Roman" w:cs="Times New Roman"/>
+                <w:sz w:val="28"/>
+                <w:szCs w:val="28"/>
+              </w:rPr>
+              <w:t>Nominative</w:t>
+            </w:r>
+          </w:p>
+        </w:tc>
+        <w:tc>
+          <w:tcPr>
+            <w:tcW w:w="2326" w:type="dxa"/>
+          </w:tcPr>
+          <w:p>
+            <w:pPr>
+              <w:jc w:val="center"/>
+              <w:rPr>
+                <w:rFonts w:ascii="Times New Roman" w:hAnsi="Times New Roman" w:cs="Times New Roman"/>
+                <w:sz w:val="28"/>
+                <w:szCs w:val="28"/>
+                <w:lang w:val="lv-LV"/>
+              </w:rPr>
+            </w:pPr>
+            <w:r>
+              <w:rPr>
+                <w:rFonts w:ascii="Times New Roman" w:hAnsi="Times New Roman" w:cs="Times New Roman"/>
+                <w:sz w:val="28"/>
+                <w:szCs w:val="28"/>
+                <w:lang w:val="ru-RU"/>
+              </w:rPr>
+              <w:t>студент</w:t>
+            </w:r>
+            <w:r>
+              <w:rPr>
+                <w:rFonts w:ascii="Times New Roman" w:hAnsi="Times New Roman" w:cs="Times New Roman"/>
+                <w:sz w:val="28"/>
+                <w:szCs w:val="28"/>
+                <w:lang w:val="lv-LV"/>
+              </w:rPr>
+              <w:t xml:space="preserve"> (student)</w:t>
+            </w:r>
+          </w:p>
+        </w:tc>
+        <w:tc>
+          <w:tcPr>
+            <w:tcW w:w="1848" w:type="dxa"/>
+          </w:tcPr>
+          <w:p>
+            <w:pPr>
+              <w:jc w:val="center"/>
+              <w:rPr>
+                <w:rFonts w:ascii="Times New Roman" w:hAnsi="Times New Roman" w:cs="Times New Roman"/>
+                <w:sz w:val="28"/>
+                <w:szCs w:val="28"/>
+              </w:rPr>
+            </w:pPr>
+            <w:r>
+              <w:rPr>
+                <w:rFonts w:ascii="Times New Roman" w:hAnsi="Times New Roman" w:cs="Times New Roman"/>
+                <w:sz w:val="28"/>
+                <w:szCs w:val="28"/>
+                <w:lang w:val="ru-RU"/>
+              </w:rPr>
+              <w:t>книга</w:t>
+            </w:r>
+            <w:r>
+              <w:rPr>
+                <w:rFonts w:ascii="Times New Roman" w:hAnsi="Times New Roman" w:cs="Times New Roman"/>
+                <w:sz w:val="28"/>
+                <w:szCs w:val="28"/>
+              </w:rPr>
+              <w:t xml:space="preserve"> (book)</w:t>
+            </w:r>
+          </w:p>
+        </w:tc>
+        <w:tc>
+          <w:tcPr>
+            <w:tcW w:w="1569" w:type="dxa"/>
+          </w:tcPr>
+          <w:p>
+            <w:pPr>
+              <w:jc w:val="center"/>
+              <w:rPr>
+                <w:rFonts w:ascii="Times New Roman" w:hAnsi="Times New Roman" w:cs="Times New Roman"/>
+                <w:sz w:val="28"/>
+                <w:szCs w:val="28"/>
+              </w:rPr>
+            </w:pPr>
+            <w:proofErr w:type="spellStart"/>
+            <w:r>
+              <w:rPr>
+                <w:rFonts w:ascii="Times New Roman" w:hAnsi="Times New Roman" w:cs="Times New Roman"/>
+                <w:sz w:val="28"/>
+                <w:szCs w:val="28"/>
+                <w:lang w:val="ru-RU"/>
+              </w:rPr>
+              <w:t>місто</w:t>
+            </w:r>
+            <w:proofErr w:type="spellEnd"/>
+            <w:r>
+              <w:rPr>
+                <w:rFonts w:ascii="Times New Roman" w:hAnsi="Times New Roman" w:cs="Times New Roman"/>
+                <w:sz w:val="28"/>
+                <w:szCs w:val="28"/>
+                <w:lang w:val="ru-RU"/>
+              </w:rPr>
+              <w:t xml:space="preserve"> </w:t>
+            </w:r>
+            <w:r>
+              <w:rPr>
+                <w:rFonts w:ascii="Times New Roman" w:hAnsi="Times New Roman" w:cs="Times New Roman"/>
+                <w:sz w:val="28"/>
+                <w:szCs w:val="28"/>
+              </w:rPr>
+              <w:t>(city)</w:t>
+            </w:r>
+          </w:p>
+        </w:tc>
+      </w:tr>
+      <w:tr>
+        <w:trPr>
+          <w:jc w:val="center"/>
+        </w:trPr>
+        <w:tc>
+          <w:tcPr>
+            <w:tcW w:w="1772" w:type="dxa"/>
+          </w:tcPr>
+          <w:p>
+            <w:pPr>
+              <w:jc w:val="center"/>
+              <w:rPr>
+                <w:rFonts w:ascii="Times New Roman" w:hAnsi="Times New Roman" w:cs="Times New Roman"/>
+                <w:sz w:val="28"/>
+                <w:szCs w:val="28"/>
+              </w:rPr>
+            </w:pPr>
+            <w:r>
+              <w:rPr>
+                <w:rFonts w:ascii="Times New Roman" w:hAnsi="Times New Roman" w:cs="Times New Roman"/>
+                <w:sz w:val="28"/>
+                <w:szCs w:val="28"/>
+              </w:rPr>
+              <w:t>Genitive</w:t>
+            </w:r>
+          </w:p>
+        </w:tc>
+        <w:tc>
+          <w:tcPr>
+            <w:tcW w:w="2326" w:type="dxa"/>
+          </w:tcPr>
+          <w:p>
+            <w:pPr>
+              <w:jc w:val="center"/>
+              <w:rPr>
+                <w:rFonts w:ascii="Times New Roman" w:hAnsi="Times New Roman" w:cs="Times New Roman"/>
+                <w:sz w:val="28"/>
+                <w:szCs w:val="28"/>
+                <w:lang w:val="uk-UA"/>
+              </w:rPr>
+            </w:pPr>
+            <w:r>
+              <w:rPr>
+                <w:rFonts w:ascii="Times New Roman" w:hAnsi="Times New Roman" w:cs="Times New Roman"/>
+                <w:sz w:val="28"/>
+                <w:szCs w:val="28"/>
+                <w:lang w:val="uk-UA"/>
+              </w:rPr>
+              <w:t>студента</w:t>
+            </w:r>
+          </w:p>
+        </w:tc>
+        <w:tc>
+          <w:tcPr>
+            <w:tcW w:w="1848" w:type="dxa"/>
+          </w:tcPr>
+          <w:p>
+            <w:pPr>
+              <w:jc w:val="center"/>
+              <w:rPr>
+                <w:rFonts w:ascii="Times New Roman" w:hAnsi="Times New Roman" w:cs="Times New Roman"/>
+                <w:sz w:val="28"/>
+                <w:szCs w:val="28"/>
+                <w:lang w:val="uk-UA"/>
+              </w:rPr>
+            </w:pPr>
+            <w:r>
+              <w:rPr>
+                <w:rFonts w:ascii="Times New Roman" w:hAnsi="Times New Roman" w:cs="Times New Roman"/>
+                <w:sz w:val="28"/>
+                <w:szCs w:val="28"/>
+                <w:lang w:val="uk-UA"/>
+              </w:rPr>
+              <w:t>книги</w:t>
+            </w:r>
+          </w:p>
+        </w:tc>
+        <w:tc>
+          <w:tcPr>
+            <w:tcW w:w="1569" w:type="dxa"/>
+          </w:tcPr>
+          <w:p>
+            <w:pPr>
+              <w:jc w:val="center"/>
+              <w:rPr>
+                <w:rFonts w:ascii="Times New Roman" w:hAnsi="Times New Roman" w:cs="Times New Roman"/>
+                <w:sz w:val="28"/>
+                <w:szCs w:val="28"/>
+                <w:lang w:val="uk-UA"/>
+              </w:rPr>
+            </w:pPr>
+            <w:r>
+              <w:rPr>
+                <w:rFonts w:ascii="Times New Roman" w:hAnsi="Times New Roman" w:cs="Times New Roman"/>
+                <w:sz w:val="28"/>
+                <w:szCs w:val="28"/>
+                <w:lang w:val="uk-UA"/>
+              </w:rPr>
+              <w:t>міста</w:t>
+            </w:r>
+          </w:p>
+        </w:tc>
+      </w:tr>
+      <w:tr>
+        <w:trPr>
+          <w:jc w:val="center"/>
+        </w:trPr>
+        <w:tc>
+          <w:tcPr>
+            <w:tcW w:w="1772" w:type="dxa"/>
+          </w:tcPr>
+          <w:p>
+            <w:pPr>
+              <w:jc w:val="center"/>
+              <w:rPr>
+                <w:rFonts w:ascii="Times New Roman" w:hAnsi="Times New Roman" w:cs="Times New Roman"/>
+                <w:sz w:val="28"/>
+                <w:szCs w:val="28"/>
+              </w:rPr>
+            </w:pPr>
+            <w:r>
+              <w:rPr>
+                <w:rFonts w:ascii="Times New Roman" w:hAnsi="Times New Roman" w:cs="Times New Roman"/>
+                <w:sz w:val="28"/>
+                <w:szCs w:val="28"/>
+              </w:rPr>
+              <w:t>Dative</w:t>
+            </w:r>
+          </w:p>
+        </w:tc>
+        <w:tc>
+          <w:tcPr>
+            <w:tcW w:w="2326" w:type="dxa"/>
+          </w:tcPr>
+          <w:p>
+            <w:pPr>
+              <w:jc w:val="center"/>
+              <w:rPr>
+                <w:rFonts w:ascii="Times New Roman" w:hAnsi="Times New Roman" w:cs="Times New Roman"/>
+                <w:sz w:val="28"/>
+                <w:szCs w:val="28"/>
+                <w:lang w:val="uk-UA"/>
+              </w:rPr>
+            </w:pPr>
+            <w:r>
+              <w:rPr>
+                <w:rFonts w:ascii="Times New Roman" w:hAnsi="Times New Roman" w:cs="Times New Roman"/>
+                <w:sz w:val="28"/>
+                <w:szCs w:val="28"/>
+                <w:lang w:val="uk-UA"/>
+              </w:rPr>
+              <w:t>студенту</w:t>
+            </w:r>
+          </w:p>
+        </w:tc>
+        <w:tc>
+          <w:tcPr>
+            <w:tcW w:w="1848" w:type="dxa"/>
+          </w:tcPr>
+          <w:p>
+            <w:pPr>
+              <w:jc w:val="center"/>
+              <w:rPr>
+                <w:rFonts w:ascii="Times New Roman" w:hAnsi="Times New Roman" w:cs="Times New Roman"/>
+                <w:sz w:val="28"/>
+                <w:szCs w:val="28"/>
+                <w:lang w:val="uk-UA"/>
+              </w:rPr>
+            </w:pPr>
+            <w:r>
+              <w:rPr>
+                <w:rFonts w:ascii="Times New Roman" w:hAnsi="Times New Roman" w:cs="Times New Roman"/>
+                <w:sz w:val="28"/>
+                <w:szCs w:val="28"/>
+                <w:lang w:val="uk-UA"/>
+              </w:rPr>
+              <w:t>книзі</w:t>
+            </w:r>
+          </w:p>
+        </w:tc>
+        <w:tc>
+          <w:tcPr>
+            <w:tcW w:w="1569" w:type="dxa"/>
+          </w:tcPr>
+          <w:p>
+            <w:pPr>
+              <w:jc w:val="center"/>
+              <w:rPr>
+                <w:rFonts w:ascii="Times New Roman" w:hAnsi="Times New Roman" w:cs="Times New Roman"/>
+                <w:sz w:val="28"/>
+                <w:szCs w:val="28"/>
+                <w:lang w:val="uk-UA"/>
+              </w:rPr>
+            </w:pPr>
+            <w:r>
+              <w:rPr>
+                <w:rFonts w:ascii="Times New Roman" w:hAnsi="Times New Roman" w:cs="Times New Roman"/>
+                <w:sz w:val="28"/>
+                <w:szCs w:val="28"/>
+                <w:lang w:val="uk-UA"/>
+              </w:rPr>
+              <w:t>місту</w:t>
+            </w:r>
+          </w:p>
+        </w:tc>
+      </w:tr>
+      <w:tr>
+        <w:trPr>
+          <w:jc w:val="center"/>
+        </w:trPr>
+        <w:tc>
+          <w:tcPr>
+            <w:tcW w:w="1772" w:type="dxa"/>
+          </w:tcPr>
+          <w:p>
+            <w:pPr>
+              <w:jc w:val="center"/>
+              <w:rPr>
+                <w:rFonts w:ascii="Times New Roman" w:hAnsi="Times New Roman" w:cs="Times New Roman"/>
+                <w:sz w:val="28"/>
+                <w:szCs w:val="28"/>
+              </w:rPr>
+            </w:pPr>
+            <w:r>
+              <w:rPr>
+                <w:rFonts w:ascii="Times New Roman" w:hAnsi="Times New Roman" w:cs="Times New Roman"/>
+                <w:sz w:val="28"/>
+                <w:szCs w:val="28"/>
+              </w:rPr>
+              <w:t>Accusative</w:t>
+            </w:r>
+          </w:p>
+        </w:tc>
+        <w:tc>
+          <w:tcPr>
+            <w:tcW w:w="2326" w:type="dxa"/>
+          </w:tcPr>
+          <w:p>
+            <w:pPr>
+              <w:jc w:val="center"/>
+              <w:rPr>
+                <w:rFonts w:ascii="Times New Roman" w:hAnsi="Times New Roman" w:cs="Times New Roman"/>
+                <w:sz w:val="28"/>
+                <w:szCs w:val="28"/>
+                <w:lang w:val="uk-UA"/>
+              </w:rPr>
+            </w:pPr>
+            <w:r>
+              <w:rPr>
+                <w:rFonts w:ascii="Times New Roman" w:hAnsi="Times New Roman" w:cs="Times New Roman"/>
+                <w:sz w:val="28"/>
+                <w:szCs w:val="28"/>
+                <w:lang w:val="uk-UA"/>
+              </w:rPr>
+              <w:t>студента</w:t>
+            </w:r>
+          </w:p>
+        </w:tc>
+        <w:tc>
+          <w:tcPr>
+            <w:tcW w:w="1848" w:type="dxa"/>
+          </w:tcPr>
+          <w:p>
+            <w:pPr>
+              <w:jc w:val="center"/>
+              <w:rPr>
+                <w:rFonts w:ascii="Times New Roman" w:hAnsi="Times New Roman" w:cs="Times New Roman"/>
+                <w:sz w:val="28"/>
+                <w:szCs w:val="28"/>
+                <w:lang w:val="uk-UA"/>
+              </w:rPr>
+            </w:pPr>
+            <w:r>
+              <w:rPr>
+                <w:rFonts w:ascii="Times New Roman" w:hAnsi="Times New Roman" w:cs="Times New Roman"/>
+                <w:sz w:val="28"/>
+                <w:szCs w:val="28"/>
+                <w:lang w:val="uk-UA"/>
+              </w:rPr>
+              <w:t>книгу</w:t>
+            </w:r>
+          </w:p>
+        </w:tc>
+        <w:tc>
+          <w:tcPr>
+            <w:tcW w:w="1569" w:type="dxa"/>
+          </w:tcPr>
+          <w:p>
+            <w:pPr>
+              <w:jc w:val="center"/>
+              <w:rPr>
+                <w:rFonts w:ascii="Times New Roman" w:hAnsi="Times New Roman" w:cs="Times New Roman"/>
+                <w:sz w:val="28"/>
+                <w:szCs w:val="28"/>
+                <w:lang w:val="uk-UA"/>
+              </w:rPr>
+            </w:pPr>
+            <w:r>
+              <w:rPr>
+                <w:rFonts w:ascii="Times New Roman" w:hAnsi="Times New Roman" w:cs="Times New Roman"/>
+                <w:sz w:val="28"/>
+                <w:szCs w:val="28"/>
+                <w:lang w:val="uk-UA"/>
+              </w:rPr>
+              <w:t>місто</w:t>
+            </w:r>
+          </w:p>
+        </w:tc>
+      </w:tr>
+      <w:tr>
+        <w:trPr>
+          <w:jc w:val="center"/>
+        </w:trPr>
+        <w:tc>
+          <w:tcPr>
+            <w:tcW w:w="1772" w:type="dxa"/>
+          </w:tcPr>
+          <w:p>
+            <w:pPr>
+              <w:jc w:val="center"/>
+              <w:rPr>
+                <w:rFonts w:ascii="Times New Roman" w:hAnsi="Times New Roman" w:cs="Times New Roman"/>
+                <w:sz w:val="28"/>
+                <w:szCs w:val="28"/>
+              </w:rPr>
+            </w:pPr>
+            <w:r>
+              <w:rPr>
+                <w:rFonts w:ascii="Times New Roman" w:hAnsi="Times New Roman" w:cs="Times New Roman"/>
+                <w:sz w:val="28"/>
+                <w:szCs w:val="28"/>
+              </w:rPr>
+              <w:t>Instrumental</w:t>
+            </w:r>
+          </w:p>
+        </w:tc>
+        <w:tc>
+          <w:tcPr>
+            <w:tcW w:w="2326" w:type="dxa"/>
+          </w:tcPr>
+          <w:p>
+            <w:pPr>
+              <w:jc w:val="center"/>
+              <w:rPr>
+                <w:rFonts w:ascii="Times New Roman" w:hAnsi="Times New Roman" w:cs="Times New Roman"/>
+                <w:sz w:val="28"/>
+                <w:szCs w:val="28"/>
+                <w:lang w:val="uk-UA"/>
+              </w:rPr>
+            </w:pPr>
+            <w:r>
+              <w:rPr>
+                <w:rFonts w:ascii="Times New Roman" w:hAnsi="Times New Roman" w:cs="Times New Roman"/>
+                <w:sz w:val="28"/>
+                <w:szCs w:val="28"/>
+                <w:lang w:val="uk-UA"/>
+              </w:rPr>
+              <w:t>студентом</w:t>
+            </w:r>
+          </w:p>
+        </w:tc>
+        <w:tc>
+          <w:tcPr>
+            <w:tcW w:w="1848" w:type="dxa"/>
+          </w:tcPr>
+          <w:p>
+            <w:pPr>
+              <w:jc w:val="center"/>
+              <w:rPr>
+                <w:rFonts w:ascii="Times New Roman" w:hAnsi="Times New Roman" w:cs="Times New Roman"/>
+                <w:sz w:val="28"/>
+                <w:szCs w:val="28"/>
+                <w:lang w:val="uk-UA"/>
+              </w:rPr>
+            </w:pPr>
+            <w:r>
+              <w:rPr>
+                <w:rFonts w:ascii="Times New Roman" w:hAnsi="Times New Roman" w:cs="Times New Roman"/>
+                <w:sz w:val="28"/>
+                <w:szCs w:val="28"/>
+                <w:lang w:val="uk-UA"/>
+              </w:rPr>
+              <w:t>книгою</w:t>
+            </w:r>
+          </w:p>
+        </w:tc>
+        <w:tc>
+          <w:tcPr>
+            <w:tcW w:w="1569" w:type="dxa"/>
+          </w:tcPr>
+          <w:p>
+            <w:pPr>
+              <w:jc w:val="center"/>
+              <w:rPr>
+                <w:rFonts w:ascii="Times New Roman" w:hAnsi="Times New Roman" w:cs="Times New Roman"/>
+                <w:sz w:val="28"/>
+                <w:szCs w:val="28"/>
+                <w:lang w:val="uk-UA"/>
+              </w:rPr>
+            </w:pPr>
+            <w:r>
+              <w:rPr>
+                <w:rFonts w:ascii="Times New Roman" w:hAnsi="Times New Roman" w:cs="Times New Roman"/>
+                <w:sz w:val="28"/>
+                <w:szCs w:val="28"/>
+                <w:lang w:val="uk-UA"/>
+              </w:rPr>
+              <w:t>містом</w:t>
+            </w:r>
+          </w:p>
+        </w:tc>
+      </w:tr>
+      <w:tr>
+        <w:trPr>
+          <w:jc w:val="center"/>
+        </w:trPr>
+        <w:tc>
+          <w:tcPr>
+            <w:tcW w:w="1772" w:type="dxa"/>
+          </w:tcPr>
+          <w:p>
+            <w:pPr>
+              <w:jc w:val="center"/>
+              <w:rPr>
+                <w:rFonts w:ascii="Times New Roman" w:hAnsi="Times New Roman" w:cs="Times New Roman"/>
+                <w:sz w:val="28"/>
+                <w:szCs w:val="28"/>
+              </w:rPr>
+            </w:pPr>
+            <w:r>
+              <w:rPr>
+                <w:rFonts w:ascii="Times New Roman" w:hAnsi="Times New Roman" w:cs="Times New Roman"/>
+                <w:sz w:val="28"/>
+                <w:szCs w:val="28"/>
+              </w:rPr>
+              <w:t>Locative</w:t>
+            </w:r>
+          </w:p>
+        </w:tc>
+        <w:tc>
+          <w:tcPr>
+            <w:tcW w:w="2326" w:type="dxa"/>
+          </w:tcPr>
+          <w:p>
+            <w:pPr>
+              <w:jc w:val="center"/>
+              <w:rPr>
+                <w:rFonts w:ascii="Times New Roman" w:hAnsi="Times New Roman" w:cs="Times New Roman"/>
+                <w:sz w:val="28"/>
+                <w:szCs w:val="28"/>
+                <w:lang w:val="uk-UA"/>
+              </w:rPr>
+            </w:pPr>
+            <w:r>
+              <w:rPr>
+                <w:rFonts w:ascii="Times New Roman" w:hAnsi="Times New Roman" w:cs="Times New Roman"/>
+                <w:sz w:val="28"/>
+                <w:szCs w:val="28"/>
+                <w:lang w:val="uk-UA"/>
+              </w:rPr>
+              <w:t>студенті</w:t>
+            </w:r>
+          </w:p>
+        </w:tc>
+        <w:tc>
+          <w:tcPr>
+            <w:tcW w:w="1848" w:type="dxa"/>
+          </w:tcPr>
+          <w:p>
+            <w:pPr>
+              <w:jc w:val="center"/>
+              <w:rPr>
+                <w:rFonts w:ascii="Times New Roman" w:hAnsi="Times New Roman" w:cs="Times New Roman"/>
+                <w:sz w:val="28"/>
+                <w:szCs w:val="28"/>
+                <w:lang w:val="uk-UA"/>
+              </w:rPr>
+            </w:pPr>
+            <w:r>
+              <w:rPr>
+                <w:rFonts w:ascii="Times New Roman" w:hAnsi="Times New Roman" w:cs="Times New Roman"/>
+                <w:sz w:val="28"/>
+                <w:szCs w:val="28"/>
+                <w:lang w:val="uk-UA"/>
+              </w:rPr>
+              <w:t>книзі</w:t>
+            </w:r>
+          </w:p>
+        </w:tc>
+        <w:tc>
+          <w:tcPr>
+            <w:tcW w:w="1569" w:type="dxa"/>
+          </w:tcPr>
+          <w:p>
+            <w:pPr>
+              <w:jc w:val="center"/>
+              <w:rPr>
+                <w:rFonts w:ascii="Times New Roman" w:hAnsi="Times New Roman" w:cs="Times New Roman"/>
+                <w:sz w:val="28"/>
+                <w:szCs w:val="28"/>
+                <w:lang w:val="uk-UA"/>
+              </w:rPr>
+            </w:pPr>
+            <w:r>
+              <w:rPr>
+                <w:rFonts w:ascii="Times New Roman" w:hAnsi="Times New Roman" w:cs="Times New Roman"/>
+                <w:sz w:val="28"/>
+                <w:szCs w:val="28"/>
+                <w:lang w:val="uk-UA"/>
+              </w:rPr>
+              <w:t>місті</w:t>
+            </w:r>
+          </w:p>
+        </w:tc>
+      </w:tr>
+      <w:tr>
+        <w:trPr>
+          <w:jc w:val="center"/>
+        </w:trPr>
+        <w:tc>
+          <w:tcPr>
+            <w:tcW w:w="1772" w:type="dxa"/>
+          </w:tcPr>
+          <w:p>
+            <w:pPr>
+              <w:jc w:val="center"/>
+              <w:rPr>
+                <w:rFonts w:ascii="Times New Roman" w:hAnsi="Times New Roman" w:cs="Times New Roman"/>
+                <w:sz w:val="28"/>
+                <w:szCs w:val="28"/>
+              </w:rPr>
+            </w:pPr>
+            <w:r>
+              <w:rPr>
+                <w:rFonts w:ascii="Times New Roman" w:hAnsi="Times New Roman" w:cs="Times New Roman"/>
+                <w:sz w:val="28"/>
+                <w:szCs w:val="28"/>
+              </w:rPr>
+              <w:t>Vocative</w:t>
+            </w:r>
+          </w:p>
+        </w:tc>
+        <w:tc>
+          <w:tcPr>
+            <w:tcW w:w="2326" w:type="dxa"/>
+          </w:tcPr>
+          <w:p>
+            <w:pPr>
+              <w:jc w:val="center"/>
+              <w:rPr>
+                <w:rFonts w:ascii="Times New Roman" w:hAnsi="Times New Roman" w:cs="Times New Roman"/>
+                <w:sz w:val="28"/>
+                <w:szCs w:val="28"/>
+                <w:lang w:val="uk-UA"/>
+              </w:rPr>
+            </w:pPr>
+            <w:r>
+              <w:rPr>
+                <w:rFonts w:ascii="Times New Roman" w:hAnsi="Times New Roman" w:cs="Times New Roman"/>
+                <w:sz w:val="28"/>
+                <w:szCs w:val="28"/>
+                <w:lang w:val="uk-UA"/>
+              </w:rPr>
+              <w:t>студенте</w:t>
+            </w:r>
+          </w:p>
+        </w:tc>
+        <w:tc>
+          <w:tcPr>
+            <w:tcW w:w="1848" w:type="dxa"/>
+          </w:tcPr>
+          <w:p>
+            <w:pPr>
+              <w:jc w:val="center"/>
+              <w:rPr>
+                <w:rFonts w:ascii="Times New Roman" w:hAnsi="Times New Roman" w:cs="Times New Roman"/>
+                <w:sz w:val="28"/>
+                <w:szCs w:val="28"/>
+                <w:lang w:val="uk-UA"/>
+              </w:rPr>
+            </w:pPr>
+            <w:r>
+              <w:rPr>
+                <w:rFonts w:ascii="Times New Roman" w:hAnsi="Times New Roman" w:cs="Times New Roman"/>
+                <w:sz w:val="28"/>
+                <w:szCs w:val="28"/>
+                <w:lang w:val="uk-UA"/>
+              </w:rPr>
+              <w:t>книго</w:t>
+            </w:r>
+          </w:p>
+        </w:tc>
+        <w:tc>
+          <w:tcPr>
+            <w:tcW w:w="1569" w:type="dxa"/>
+          </w:tcPr>
+          <w:p>
+            <w:pPr>
+              <w:jc w:val="center"/>
+              <w:rPr>
+                <w:rFonts w:ascii="Times New Roman" w:hAnsi="Times New Roman" w:cs="Times New Roman"/>
+                <w:sz w:val="28"/>
+                <w:szCs w:val="28"/>
+                <w:lang w:val="uk-UA"/>
+              </w:rPr>
+            </w:pPr>
+            <w:r>
+              <w:rPr>
+                <w:rFonts w:ascii="Times New Roman" w:hAnsi="Times New Roman" w:cs="Times New Roman"/>
+                <w:sz w:val="28"/>
+                <w:szCs w:val="28"/>
+                <w:lang w:val="uk-UA"/>
+              </w:rPr>
+              <w:t>місто</w:t>
+            </w:r>
+          </w:p>
+        </w:tc>
+      </w:tr>
+    </w:tbl>
+    <w:p>
+      <w:pPr>
+        <w:spacing w:after="0"/>
+        <w:jc w:val="center"/>
+        <w:rPr>
+          <w:rFonts w:ascii="Times New Roman" w:hAnsi="Times New Roman" w:cs="Times New Roman"/>
+          <w:b/>
+          <w:bCs/>
+          <w:sz w:val="28"/>
+          <w:szCs w:val="28"/>
+        </w:rPr>
+      </w:pPr>
       <w:r>
         <w:rPr>
           <w:rFonts w:ascii="Times New Roman" w:hAnsi="Times New Roman" w:cs="Times New Roman"/>
@@ -1389,7 +2229,7 @@
         <w:gridCol w:w="1445"/>
         <w:gridCol w:w="1336"/>
         <w:gridCol w:w="1736"/>
-        <w:gridCol w:w="1860"/>
+        <w:gridCol w:w="2000"/>
         <w:gridCol w:w="1890"/>
       </w:tblGrid>
       <w:tr>
@@ -1409,7 +2249,6 @@
                 <w:bCs/>
                 <w:sz w:val="28"/>
                 <w:szCs w:val="28"/>
-                <w:lang w:val="ru-RU"/>
               </w:rPr>
             </w:pPr>
             <w:r>
@@ -1419,7 +2258,6 @@
                 <w:bCs/>
                 <w:sz w:val="28"/>
                 <w:szCs w:val="28"/>
-                <w:lang w:val="ru-RU"/>
               </w:rPr>
               <w:t>Masculine</w:t>
             </w:r>
@@ -1438,7 +2276,6 @@
                 <w:bCs/>
                 <w:sz w:val="28"/>
                 <w:szCs w:val="28"/>
-                <w:lang w:val="ru-RU"/>
               </w:rPr>
             </w:pPr>
             <w:r>
@@ -1448,7 +2285,6 @@
                 <w:bCs/>
                 <w:sz w:val="28"/>
                 <w:szCs w:val="28"/>
-                <w:lang w:val="ru-RU"/>
               </w:rPr>
               <w:t>Feminine</w:t>
             </w:r>
@@ -1467,7 +2303,6 @@
                 <w:bCs/>
                 <w:sz w:val="28"/>
                 <w:szCs w:val="28"/>
-                <w:lang w:val="ru-RU"/>
               </w:rPr>
             </w:pPr>
             <w:r>
@@ -1477,7 +2312,6 @@
                 <w:bCs/>
                 <w:sz w:val="28"/>
                 <w:szCs w:val="28"/>
-                <w:lang w:val="ru-RU"/>
               </w:rPr>
               <w:t>Neutral</w:t>
             </w:r>
@@ -1485,7 +2319,7 @@
         </w:tc>
         <w:tc>
           <w:tcPr>
-            <w:tcW w:w="1688" w:type="dxa"/>
+            <w:tcW w:w="2000" w:type="dxa"/>
           </w:tcPr>
           <w:p>
             <w:pPr>
@@ -1496,7 +2330,6 @@
                 <w:bCs/>
                 <w:sz w:val="28"/>
                 <w:szCs w:val="28"/>
-                <w:lang w:val="ru-RU"/>
               </w:rPr>
             </w:pPr>
             <w:r>
@@ -1506,7 +2339,6 @@
                 <w:bCs/>
                 <w:sz w:val="28"/>
                 <w:szCs w:val="28"/>
-                <w:lang w:val="ru-RU"/>
               </w:rPr>
               <w:t>Translation</w:t>
             </w:r>
@@ -1534,7 +2366,6 @@
                 <w:bCs/>
                 <w:sz w:val="28"/>
                 <w:szCs w:val="28"/>
-                <w:lang w:val="lv-LV"/>
               </w:rPr>
               <w:t>Substitution</w:t>
             </w:r>
@@ -1556,15 +2387,14 @@
                 <w:rFonts w:ascii="Times New Roman" w:hAnsi="Times New Roman" w:cs="Times New Roman"/>
                 <w:sz w:val="28"/>
                 <w:szCs w:val="28"/>
-                <w:lang w:val="ru-RU"/>
-              </w:rPr>
-            </w:pPr>
-            <w:r>
-              <w:rPr>
-                <w:rFonts w:ascii="Times New Roman" w:hAnsi="Times New Roman" w:cs="Times New Roman"/>
-                <w:sz w:val="28"/>
-                <w:szCs w:val="28"/>
-                <w:lang w:val="ru-RU"/>
+              </w:rPr>
+            </w:pPr>
+            <w:proofErr w:type="spellStart"/>
+            <w:r>
+              <w:rPr>
+                <w:rFonts w:ascii="Times New Roman" w:hAnsi="Times New Roman" w:cs="Times New Roman"/>
+                <w:sz w:val="28"/>
+                <w:szCs w:val="28"/>
               </w:rPr>
               <w:t>нов</w:t>
             </w:r>
@@ -1575,10 +2405,10 @@
                 <w:bCs/>
                 <w:sz w:val="28"/>
                 <w:szCs w:val="28"/>
-                <w:lang w:val="ru-RU"/>
               </w:rPr>
               <w:t>ий</w:t>
             </w:r>
+            <w:proofErr w:type="spellEnd"/>
           </w:p>
         </w:tc>
         <w:tc>
@@ -1592,15 +2422,14 @@
                 <w:rFonts w:ascii="Times New Roman" w:hAnsi="Times New Roman" w:cs="Times New Roman"/>
                 <w:sz w:val="28"/>
                 <w:szCs w:val="28"/>
-                <w:lang w:val="ru-RU"/>
-              </w:rPr>
-            </w:pPr>
-            <w:r>
-              <w:rPr>
-                <w:rFonts w:ascii="Times New Roman" w:hAnsi="Times New Roman" w:cs="Times New Roman"/>
-                <w:sz w:val="28"/>
-                <w:szCs w:val="28"/>
-                <w:lang w:val="ru-RU"/>
+              </w:rPr>
+            </w:pPr>
+            <w:proofErr w:type="spellStart"/>
+            <w:r>
+              <w:rPr>
+                <w:rFonts w:ascii="Times New Roman" w:hAnsi="Times New Roman" w:cs="Times New Roman"/>
+                <w:sz w:val="28"/>
+                <w:szCs w:val="28"/>
               </w:rPr>
               <w:t>нов</w:t>
             </w:r>
@@ -1611,10 +2440,10 @@
                 <w:bCs/>
                 <w:sz w:val="28"/>
                 <w:szCs w:val="28"/>
-                <w:lang w:val="ru-RU"/>
               </w:rPr>
               <w:t>а</w:t>
             </w:r>
+            <w:proofErr w:type="spellEnd"/>
           </w:p>
         </w:tc>
         <w:tc>
@@ -1628,15 +2457,14 @@
                 <w:rFonts w:ascii="Times New Roman" w:hAnsi="Times New Roman" w:cs="Times New Roman"/>
                 <w:sz w:val="28"/>
                 <w:szCs w:val="28"/>
-                <w:lang w:val="ru-RU"/>
-              </w:rPr>
-            </w:pPr>
-            <w:r>
-              <w:rPr>
-                <w:rFonts w:ascii="Times New Roman" w:hAnsi="Times New Roman" w:cs="Times New Roman"/>
-                <w:sz w:val="28"/>
-                <w:szCs w:val="28"/>
-                <w:lang w:val="ru-RU"/>
+              </w:rPr>
+            </w:pPr>
+            <w:proofErr w:type="spellStart"/>
+            <w:r>
+              <w:rPr>
+                <w:rFonts w:ascii="Times New Roman" w:hAnsi="Times New Roman" w:cs="Times New Roman"/>
+                <w:sz w:val="28"/>
+                <w:szCs w:val="28"/>
               </w:rPr>
               <w:t>нов</w:t>
             </w:r>
@@ -1647,32 +2475,30 @@
                 <w:bCs/>
                 <w:sz w:val="28"/>
                 <w:szCs w:val="28"/>
-                <w:lang w:val="ru-RU"/>
               </w:rPr>
               <w:t>е</w:t>
             </w:r>
-          </w:p>
-        </w:tc>
-        <w:tc>
-          <w:tcPr>
-            <w:tcW w:w="1688" w:type="dxa"/>
-          </w:tcPr>
-          <w:p>
-            <w:pPr>
-              <w:jc w:val="center"/>
-              <w:rPr>
-                <w:rFonts w:ascii="Times New Roman" w:hAnsi="Times New Roman" w:cs="Times New Roman"/>
-                <w:sz w:val="28"/>
-                <w:szCs w:val="28"/>
-                <w:lang w:val="ru-RU"/>
-              </w:rPr>
-            </w:pPr>
-            <w:r>
-              <w:rPr>
-                <w:rFonts w:ascii="Times New Roman" w:hAnsi="Times New Roman" w:cs="Times New Roman"/>
-                <w:sz w:val="28"/>
-                <w:szCs w:val="28"/>
-                <w:lang w:val="ru-RU"/>
+            <w:proofErr w:type="spellEnd"/>
+          </w:p>
+        </w:tc>
+        <w:tc>
+          <w:tcPr>
+            <w:tcW w:w="2000" w:type="dxa"/>
+          </w:tcPr>
+          <w:p>
+            <w:pPr>
+              <w:jc w:val="center"/>
+              <w:rPr>
+                <w:rFonts w:ascii="Times New Roman" w:hAnsi="Times New Roman" w:cs="Times New Roman"/>
+                <w:sz w:val="28"/>
+                <w:szCs w:val="28"/>
+              </w:rPr>
+            </w:pPr>
+            <w:r>
+              <w:rPr>
+                <w:rFonts w:ascii="Times New Roman" w:hAnsi="Times New Roman" w:cs="Times New Roman"/>
+                <w:sz w:val="28"/>
+                <w:szCs w:val="28"/>
               </w:rPr>
               <w:t>new</w:t>
             </w:r>
@@ -1716,31 +2542,25 @@
                 <w:sz w:val="28"/>
                 <w:szCs w:val="28"/>
               </w:rPr>
-              <w:t xml:space="preserve">-ий </w:t>
-            </w:r>
-            <w:r>
-              <w:rPr>
-                <w:rFonts w:ascii="Times New Roman" w:hAnsi="Times New Roman" w:cs="Times New Roman"/>
-                <w:sz w:val="28"/>
-                <w:szCs w:val="28"/>
-              </w:rPr>
-              <w:t xml:space="preserve">to </w:t>
-            </w:r>
-            <w:r>
-              <w:rPr>
-                <w:rFonts w:ascii="Times New Roman" w:hAnsi="Times New Roman" w:cs="Times New Roman"/>
-                <w:sz w:val="28"/>
-                <w:szCs w:val="28"/>
-              </w:rPr>
-              <w:t>-а</w:t>
-            </w:r>
-            <w:r>
-              <w:rPr>
-                <w:rFonts w:ascii="Times New Roman" w:hAnsi="Times New Roman" w:cs="Times New Roman"/>
-                <w:sz w:val="28"/>
-                <w:szCs w:val="28"/>
-              </w:rPr>
-              <w:t xml:space="preserve"> to - e</w:t>
+              <w:t>-</w:t>
+            </w:r>
+            <w:proofErr w:type="spellStart"/>
+            <w:r>
+              <w:rPr>
+                <w:rFonts w:ascii="Times New Roman" w:hAnsi="Times New Roman" w:cs="Times New Roman"/>
+                <w:sz w:val="28"/>
+                <w:szCs w:val="28"/>
+              </w:rPr>
+              <w:t>ий</w:t>
+            </w:r>
+            <w:proofErr w:type="spellEnd"/>
+            <w:r>
+              <w:rPr>
+                <w:rFonts w:ascii="Times New Roman" w:hAnsi="Times New Roman" w:cs="Times New Roman"/>
+                <w:sz w:val="28"/>
+                <w:szCs w:val="28"/>
+              </w:rPr>
+              <w:t xml:space="preserve"> to -а to - e</w:t>
             </w:r>
           </w:p>
         </w:tc>
@@ -1760,18 +2580,18 @@
                 <w:rFonts w:ascii="Times New Roman" w:hAnsi="Times New Roman" w:cs="Times New Roman"/>
                 <w:sz w:val="28"/>
                 <w:szCs w:val="28"/>
-                <w:lang w:val="ru-RU"/>
-              </w:rPr>
-            </w:pPr>
-            <w:r>
-              <w:rPr>
-                <w:rFonts w:ascii="Times New Roman" w:hAnsi="Times New Roman" w:cs="Times New Roman"/>
-                <w:sz w:val="28"/>
-                <w:szCs w:val="28"/>
-                <w:lang w:val="ru-RU"/>
+              </w:rPr>
+            </w:pPr>
+            <w:proofErr w:type="spellStart"/>
+            <w:r>
+              <w:rPr>
+                <w:rFonts w:ascii="Times New Roman" w:hAnsi="Times New Roman" w:cs="Times New Roman"/>
+                <w:sz w:val="28"/>
+                <w:szCs w:val="28"/>
               </w:rPr>
               <w:t>швидкий</w:t>
             </w:r>
+            <w:proofErr w:type="spellEnd"/>
           </w:p>
         </w:tc>
         <w:tc>
@@ -1785,18 +2605,18 @@
                 <w:rFonts w:ascii="Times New Roman" w:hAnsi="Times New Roman" w:cs="Times New Roman"/>
                 <w:sz w:val="28"/>
                 <w:szCs w:val="28"/>
-                <w:lang w:val="ru-RU"/>
-              </w:rPr>
-            </w:pPr>
-            <w:r>
-              <w:rPr>
-                <w:rFonts w:ascii="Times New Roman" w:hAnsi="Times New Roman" w:cs="Times New Roman"/>
-                <w:sz w:val="28"/>
-                <w:szCs w:val="28"/>
-                <w:lang w:val="ru-RU"/>
+              </w:rPr>
+            </w:pPr>
+            <w:proofErr w:type="spellStart"/>
+            <w:r>
+              <w:rPr>
+                <w:rFonts w:ascii="Times New Roman" w:hAnsi="Times New Roman" w:cs="Times New Roman"/>
+                <w:sz w:val="28"/>
+                <w:szCs w:val="28"/>
               </w:rPr>
               <w:t>швидка</w:t>
             </w:r>
+            <w:proofErr w:type="spellEnd"/>
           </w:p>
         </w:tc>
         <w:tc>
@@ -1810,40 +2630,38 @@
                 <w:rFonts w:ascii="Times New Roman" w:hAnsi="Times New Roman" w:cs="Times New Roman"/>
                 <w:sz w:val="28"/>
                 <w:szCs w:val="28"/>
-                <w:lang w:val="ru-RU"/>
-              </w:rPr>
-            </w:pPr>
-            <w:r>
-              <w:rPr>
-                <w:rFonts w:ascii="Times New Roman" w:hAnsi="Times New Roman" w:cs="Times New Roman"/>
-                <w:sz w:val="28"/>
-                <w:szCs w:val="28"/>
-                <w:lang w:val="ru-RU"/>
+              </w:rPr>
+            </w:pPr>
+            <w:proofErr w:type="spellStart"/>
+            <w:r>
+              <w:rPr>
+                <w:rFonts w:ascii="Times New Roman" w:hAnsi="Times New Roman" w:cs="Times New Roman"/>
+                <w:sz w:val="28"/>
+                <w:szCs w:val="28"/>
               </w:rPr>
               <w:t>швидке</w:t>
             </w:r>
-          </w:p>
-        </w:tc>
-        <w:tc>
-          <w:tcPr>
-            <w:tcW w:w="1688" w:type="dxa"/>
-          </w:tcPr>
-          <w:p>
-            <w:pPr>
-              <w:jc w:val="center"/>
-              <w:rPr>
-                <w:rFonts w:ascii="Times New Roman" w:hAnsi="Times New Roman" w:cs="Times New Roman"/>
-                <w:sz w:val="28"/>
-                <w:szCs w:val="28"/>
-                <w:lang w:val="ru-RU"/>
-              </w:rPr>
-            </w:pPr>
-            <w:r>
-              <w:rPr>
-                <w:rFonts w:ascii="Times New Roman" w:hAnsi="Times New Roman" w:cs="Times New Roman"/>
-                <w:sz w:val="28"/>
-                <w:szCs w:val="28"/>
-                <w:lang w:val="ru-RU"/>
+            <w:proofErr w:type="spellEnd"/>
+          </w:p>
+        </w:tc>
+        <w:tc>
+          <w:tcPr>
+            <w:tcW w:w="2000" w:type="dxa"/>
+          </w:tcPr>
+          <w:p>
+            <w:pPr>
+              <w:jc w:val="center"/>
+              <w:rPr>
+                <w:rFonts w:ascii="Times New Roman" w:hAnsi="Times New Roman" w:cs="Times New Roman"/>
+                <w:sz w:val="28"/>
+                <w:szCs w:val="28"/>
+              </w:rPr>
+            </w:pPr>
+            <w:r>
+              <w:rPr>
+                <w:rFonts w:ascii="Times New Roman" w:hAnsi="Times New Roman" w:cs="Times New Roman"/>
+                <w:sz w:val="28"/>
+                <w:szCs w:val="28"/>
               </w:rPr>
               <w:t>fast</w:t>
             </w:r>
@@ -1861,7 +2679,6 @@
                 <w:rFonts w:ascii="Times New Roman" w:hAnsi="Times New Roman" w:cs="Times New Roman"/>
                 <w:sz w:val="28"/>
                 <w:szCs w:val="28"/>
-                <w:lang w:val="uk-UA"/>
               </w:rPr>
             </w:pPr>
           </w:p>
@@ -1882,18 +2699,18 @@
                 <w:rFonts w:ascii="Times New Roman" w:hAnsi="Times New Roman" w:cs="Times New Roman"/>
                 <w:sz w:val="28"/>
                 <w:szCs w:val="28"/>
-                <w:lang w:val="ru-RU"/>
-              </w:rPr>
-            </w:pPr>
-            <w:r>
-              <w:rPr>
-                <w:rFonts w:ascii="Times New Roman" w:hAnsi="Times New Roman" w:cs="Times New Roman"/>
-                <w:sz w:val="28"/>
-                <w:szCs w:val="28"/>
-                <w:lang w:val="ru-RU"/>
+              </w:rPr>
+            </w:pPr>
+            <w:proofErr w:type="spellStart"/>
+            <w:r>
+              <w:rPr>
+                <w:rFonts w:ascii="Times New Roman" w:hAnsi="Times New Roman" w:cs="Times New Roman"/>
+                <w:sz w:val="28"/>
+                <w:szCs w:val="28"/>
               </w:rPr>
               <w:t>великий</w:t>
             </w:r>
+            <w:proofErr w:type="spellEnd"/>
           </w:p>
         </w:tc>
         <w:tc>
@@ -1907,18 +2724,18 @@
                 <w:rFonts w:ascii="Times New Roman" w:hAnsi="Times New Roman" w:cs="Times New Roman"/>
                 <w:sz w:val="28"/>
                 <w:szCs w:val="28"/>
-                <w:lang w:val="ru-RU"/>
-              </w:rPr>
-            </w:pPr>
-            <w:r>
-              <w:rPr>
-                <w:rFonts w:ascii="Times New Roman" w:hAnsi="Times New Roman" w:cs="Times New Roman"/>
-                <w:sz w:val="28"/>
-                <w:szCs w:val="28"/>
-                <w:lang w:val="ru-RU"/>
+              </w:rPr>
+            </w:pPr>
+            <w:proofErr w:type="spellStart"/>
+            <w:r>
+              <w:rPr>
+                <w:rFonts w:ascii="Times New Roman" w:hAnsi="Times New Roman" w:cs="Times New Roman"/>
+                <w:sz w:val="28"/>
+                <w:szCs w:val="28"/>
               </w:rPr>
               <w:t>велика</w:t>
             </w:r>
+            <w:proofErr w:type="spellEnd"/>
           </w:p>
         </w:tc>
         <w:tc>
@@ -1932,40 +2749,38 @@
                 <w:rFonts w:ascii="Times New Roman" w:hAnsi="Times New Roman" w:cs="Times New Roman"/>
                 <w:sz w:val="28"/>
                 <w:szCs w:val="28"/>
-                <w:lang w:val="ru-RU"/>
-              </w:rPr>
-            </w:pPr>
-            <w:r>
-              <w:rPr>
-                <w:rFonts w:ascii="Times New Roman" w:hAnsi="Times New Roman" w:cs="Times New Roman"/>
-                <w:sz w:val="28"/>
-                <w:szCs w:val="28"/>
-                <w:lang w:val="ru-RU"/>
+              </w:rPr>
+            </w:pPr>
+            <w:proofErr w:type="spellStart"/>
+            <w:r>
+              <w:rPr>
+                <w:rFonts w:ascii="Times New Roman" w:hAnsi="Times New Roman" w:cs="Times New Roman"/>
+                <w:sz w:val="28"/>
+                <w:szCs w:val="28"/>
               </w:rPr>
               <w:t>велике</w:t>
             </w:r>
-          </w:p>
-        </w:tc>
-        <w:tc>
-          <w:tcPr>
-            <w:tcW w:w="1688" w:type="dxa"/>
-          </w:tcPr>
-          <w:p>
-            <w:pPr>
-              <w:jc w:val="center"/>
-              <w:rPr>
-                <w:rFonts w:ascii="Times New Roman" w:hAnsi="Times New Roman" w:cs="Times New Roman"/>
-                <w:sz w:val="28"/>
-                <w:szCs w:val="28"/>
-                <w:lang w:val="ru-RU"/>
-              </w:rPr>
-            </w:pPr>
-            <w:r>
-              <w:rPr>
-                <w:rFonts w:ascii="Times New Roman" w:hAnsi="Times New Roman" w:cs="Times New Roman"/>
-                <w:sz w:val="28"/>
-                <w:szCs w:val="28"/>
-                <w:lang w:val="ru-RU"/>
+            <w:proofErr w:type="spellEnd"/>
+          </w:p>
+        </w:tc>
+        <w:tc>
+          <w:tcPr>
+            <w:tcW w:w="2000" w:type="dxa"/>
+          </w:tcPr>
+          <w:p>
+            <w:pPr>
+              <w:jc w:val="center"/>
+              <w:rPr>
+                <w:rFonts w:ascii="Times New Roman" w:hAnsi="Times New Roman" w:cs="Times New Roman"/>
+                <w:sz w:val="28"/>
+                <w:szCs w:val="28"/>
+              </w:rPr>
+            </w:pPr>
+            <w:r>
+              <w:rPr>
+                <w:rFonts w:ascii="Times New Roman" w:hAnsi="Times New Roman" w:cs="Times New Roman"/>
+                <w:sz w:val="28"/>
+                <w:szCs w:val="28"/>
               </w:rPr>
               <w:t>big/great</w:t>
             </w:r>
@@ -1983,7 +2798,6 @@
                 <w:rFonts w:ascii="Times New Roman" w:hAnsi="Times New Roman" w:cs="Times New Roman"/>
                 <w:sz w:val="28"/>
                 <w:szCs w:val="28"/>
-                <w:lang w:val="uk-UA"/>
               </w:rPr>
             </w:pPr>
           </w:p>
@@ -2005,18 +2819,18 @@
                 <w:rFonts w:ascii="Times New Roman" w:hAnsi="Times New Roman" w:cs="Times New Roman"/>
                 <w:sz w:val="28"/>
                 <w:szCs w:val="28"/>
-                <w:lang w:val="ru-RU"/>
-              </w:rPr>
-            </w:pPr>
-            <w:r>
-              <w:rPr>
-                <w:rFonts w:ascii="Times New Roman" w:hAnsi="Times New Roman" w:cs="Times New Roman"/>
-                <w:sz w:val="28"/>
-                <w:szCs w:val="28"/>
-                <w:lang w:val="ru-RU"/>
+              </w:rPr>
+            </w:pPr>
+            <w:proofErr w:type="spellStart"/>
+            <w:r>
+              <w:rPr>
+                <w:rFonts w:ascii="Times New Roman" w:hAnsi="Times New Roman" w:cs="Times New Roman"/>
+                <w:sz w:val="28"/>
+                <w:szCs w:val="28"/>
               </w:rPr>
               <w:t>малий</w:t>
             </w:r>
+            <w:proofErr w:type="spellEnd"/>
           </w:p>
         </w:tc>
         <w:tc>
@@ -2031,18 +2845,18 @@
                 <w:rFonts w:ascii="Times New Roman" w:hAnsi="Times New Roman" w:cs="Times New Roman"/>
                 <w:sz w:val="28"/>
                 <w:szCs w:val="28"/>
-                <w:lang w:val="ru-RU"/>
-              </w:rPr>
-            </w:pPr>
-            <w:r>
-              <w:rPr>
-                <w:rFonts w:ascii="Times New Roman" w:hAnsi="Times New Roman" w:cs="Times New Roman"/>
-                <w:sz w:val="28"/>
-                <w:szCs w:val="28"/>
-                <w:lang w:val="ru-RU"/>
+              </w:rPr>
+            </w:pPr>
+            <w:proofErr w:type="spellStart"/>
+            <w:r>
+              <w:rPr>
+                <w:rFonts w:ascii="Times New Roman" w:hAnsi="Times New Roman" w:cs="Times New Roman"/>
+                <w:sz w:val="28"/>
+                <w:szCs w:val="28"/>
               </w:rPr>
               <w:t>мала</w:t>
             </w:r>
+            <w:proofErr w:type="spellEnd"/>
           </w:p>
         </w:tc>
         <w:tc>
@@ -2057,41 +2871,39 @@
                 <w:rFonts w:ascii="Times New Roman" w:hAnsi="Times New Roman" w:cs="Times New Roman"/>
                 <w:sz w:val="28"/>
                 <w:szCs w:val="28"/>
-                <w:lang w:val="ru-RU"/>
-              </w:rPr>
-            </w:pPr>
-            <w:r>
-              <w:rPr>
-                <w:rFonts w:ascii="Times New Roman" w:hAnsi="Times New Roman" w:cs="Times New Roman"/>
-                <w:sz w:val="28"/>
-                <w:szCs w:val="28"/>
-                <w:lang w:val="ru-RU"/>
+              </w:rPr>
+            </w:pPr>
+            <w:proofErr w:type="spellStart"/>
+            <w:r>
+              <w:rPr>
+                <w:rFonts w:ascii="Times New Roman" w:hAnsi="Times New Roman" w:cs="Times New Roman"/>
+                <w:sz w:val="28"/>
+                <w:szCs w:val="28"/>
               </w:rPr>
               <w:t>мале</w:t>
             </w:r>
-          </w:p>
-        </w:tc>
-        <w:tc>
-          <w:tcPr>
-            <w:tcW w:w="1688" w:type="dxa"/>
-            <w:vAlign w:val="bottom"/>
-          </w:tcPr>
-          <w:p>
-            <w:pPr>
-              <w:jc w:val="center"/>
-              <w:rPr>
-                <w:rFonts w:ascii="Times New Roman" w:hAnsi="Times New Roman" w:cs="Times New Roman"/>
-                <w:sz w:val="28"/>
-                <w:szCs w:val="28"/>
-                <w:lang w:val="ru-RU"/>
-              </w:rPr>
-            </w:pPr>
-            <w:r>
-              <w:rPr>
-                <w:rFonts w:ascii="Times New Roman" w:hAnsi="Times New Roman" w:cs="Times New Roman"/>
-                <w:sz w:val="28"/>
-                <w:szCs w:val="28"/>
-                <w:lang w:val="ru-RU"/>
+            <w:proofErr w:type="spellEnd"/>
+          </w:p>
+        </w:tc>
+        <w:tc>
+          <w:tcPr>
+            <w:tcW w:w="2000" w:type="dxa"/>
+            <w:vAlign w:val="bottom"/>
+          </w:tcPr>
+          <w:p>
+            <w:pPr>
+              <w:jc w:val="center"/>
+              <w:rPr>
+                <w:rFonts w:ascii="Times New Roman" w:hAnsi="Times New Roman" w:cs="Times New Roman"/>
+                <w:sz w:val="28"/>
+                <w:szCs w:val="28"/>
+              </w:rPr>
+            </w:pPr>
+            <w:r>
+              <w:rPr>
+                <w:rFonts w:ascii="Times New Roman" w:hAnsi="Times New Roman" w:cs="Times New Roman"/>
+                <w:sz w:val="28"/>
+                <w:szCs w:val="28"/>
               </w:rPr>
               <w:t>small</w:t>
             </w:r>
@@ -2110,7 +2922,6 @@
                 <w:rFonts w:ascii="Times New Roman" w:hAnsi="Times New Roman" w:cs="Times New Roman"/>
                 <w:sz w:val="28"/>
                 <w:szCs w:val="28"/>
-                <w:lang w:val="uk-UA"/>
               </w:rPr>
             </w:pPr>
           </w:p>
@@ -2132,18 +2943,18 @@
                 <w:rFonts w:ascii="Times New Roman" w:hAnsi="Times New Roman" w:cs="Times New Roman"/>
                 <w:sz w:val="28"/>
                 <w:szCs w:val="28"/>
-                <w:lang w:val="ru-RU"/>
-              </w:rPr>
-            </w:pPr>
-            <w:r>
-              <w:rPr>
-                <w:rFonts w:ascii="Times New Roman" w:hAnsi="Times New Roman" w:cs="Times New Roman"/>
-                <w:sz w:val="28"/>
-                <w:szCs w:val="28"/>
-                <w:lang w:val="ru-RU"/>
+              </w:rPr>
+            </w:pPr>
+            <w:proofErr w:type="spellStart"/>
+            <w:r>
+              <w:rPr>
+                <w:rFonts w:ascii="Times New Roman" w:hAnsi="Times New Roman" w:cs="Times New Roman"/>
+                <w:sz w:val="28"/>
+                <w:szCs w:val="28"/>
               </w:rPr>
               <w:t>гарний</w:t>
             </w:r>
+            <w:proofErr w:type="spellEnd"/>
           </w:p>
         </w:tc>
         <w:tc>
@@ -2158,18 +2969,18 @@
                 <w:rFonts w:ascii="Times New Roman" w:hAnsi="Times New Roman" w:cs="Times New Roman"/>
                 <w:sz w:val="28"/>
                 <w:szCs w:val="28"/>
-                <w:lang w:val="ru-RU"/>
-              </w:rPr>
-            </w:pPr>
-            <w:r>
-              <w:rPr>
-                <w:rFonts w:ascii="Times New Roman" w:hAnsi="Times New Roman" w:cs="Times New Roman"/>
-                <w:sz w:val="28"/>
-                <w:szCs w:val="28"/>
-                <w:lang w:val="ru-RU"/>
+              </w:rPr>
+            </w:pPr>
+            <w:proofErr w:type="spellStart"/>
+            <w:r>
+              <w:rPr>
+                <w:rFonts w:ascii="Times New Roman" w:hAnsi="Times New Roman" w:cs="Times New Roman"/>
+                <w:sz w:val="28"/>
+                <w:szCs w:val="28"/>
               </w:rPr>
               <w:t>гарна</w:t>
             </w:r>
+            <w:proofErr w:type="spellEnd"/>
           </w:p>
         </w:tc>
         <w:tc>
@@ -2184,41 +2995,39 @@
                 <w:rFonts w:ascii="Times New Roman" w:hAnsi="Times New Roman" w:cs="Times New Roman"/>
                 <w:sz w:val="28"/>
                 <w:szCs w:val="28"/>
-                <w:lang w:val="ru-RU"/>
-              </w:rPr>
-            </w:pPr>
-            <w:r>
-              <w:rPr>
-                <w:rFonts w:ascii="Times New Roman" w:hAnsi="Times New Roman" w:cs="Times New Roman"/>
-                <w:sz w:val="28"/>
-                <w:szCs w:val="28"/>
-                <w:lang w:val="ru-RU"/>
+              </w:rPr>
+            </w:pPr>
+            <w:proofErr w:type="spellStart"/>
+            <w:r>
+              <w:rPr>
+                <w:rFonts w:ascii="Times New Roman" w:hAnsi="Times New Roman" w:cs="Times New Roman"/>
+                <w:sz w:val="28"/>
+                <w:szCs w:val="28"/>
               </w:rPr>
               <w:t>гарне</w:t>
             </w:r>
-          </w:p>
-        </w:tc>
-        <w:tc>
-          <w:tcPr>
-            <w:tcW w:w="1688" w:type="dxa"/>
-            <w:vAlign w:val="bottom"/>
-          </w:tcPr>
-          <w:p>
-            <w:pPr>
-              <w:jc w:val="center"/>
-              <w:rPr>
-                <w:rFonts w:ascii="Times New Roman" w:hAnsi="Times New Roman" w:cs="Times New Roman"/>
-                <w:sz w:val="28"/>
-                <w:szCs w:val="28"/>
-                <w:lang w:val="ru-RU"/>
-              </w:rPr>
-            </w:pPr>
-            <w:r>
-              <w:rPr>
-                <w:rFonts w:ascii="Times New Roman" w:hAnsi="Times New Roman" w:cs="Times New Roman"/>
-                <w:sz w:val="28"/>
-                <w:szCs w:val="28"/>
-                <w:lang w:val="ru-RU"/>
+            <w:proofErr w:type="spellEnd"/>
+          </w:p>
+        </w:tc>
+        <w:tc>
+          <w:tcPr>
+            <w:tcW w:w="2000" w:type="dxa"/>
+            <w:vAlign w:val="bottom"/>
+          </w:tcPr>
+          <w:p>
+            <w:pPr>
+              <w:jc w:val="center"/>
+              <w:rPr>
+                <w:rFonts w:ascii="Times New Roman" w:hAnsi="Times New Roman" w:cs="Times New Roman"/>
+                <w:sz w:val="28"/>
+                <w:szCs w:val="28"/>
+              </w:rPr>
+            </w:pPr>
+            <w:r>
+              <w:rPr>
+                <w:rFonts w:ascii="Times New Roman" w:hAnsi="Times New Roman" w:cs="Times New Roman"/>
+                <w:sz w:val="28"/>
+                <w:szCs w:val="28"/>
               </w:rPr>
               <w:t>beautiful</w:t>
             </w:r>
@@ -2237,7 +3046,6 @@
                 <w:rFonts w:ascii="Times New Roman" w:hAnsi="Times New Roman" w:cs="Times New Roman"/>
                 <w:sz w:val="28"/>
                 <w:szCs w:val="28"/>
-                <w:lang w:val="uk-UA"/>
               </w:rPr>
             </w:pPr>
           </w:p>
@@ -2259,18 +3067,18 @@
                 <w:rFonts w:ascii="Times New Roman" w:hAnsi="Times New Roman" w:cs="Times New Roman"/>
                 <w:sz w:val="28"/>
                 <w:szCs w:val="28"/>
-                <w:lang w:val="ru-RU"/>
-              </w:rPr>
-            </w:pPr>
-            <w:r>
-              <w:rPr>
-                <w:rFonts w:ascii="Times New Roman" w:hAnsi="Times New Roman" w:cs="Times New Roman"/>
-                <w:sz w:val="28"/>
-                <w:szCs w:val="28"/>
-                <w:lang w:val="ru-RU"/>
+              </w:rPr>
+            </w:pPr>
+            <w:proofErr w:type="spellStart"/>
+            <w:r>
+              <w:rPr>
+                <w:rFonts w:ascii="Times New Roman" w:hAnsi="Times New Roman" w:cs="Times New Roman"/>
+                <w:sz w:val="28"/>
+                <w:szCs w:val="28"/>
               </w:rPr>
               <w:t>старий</w:t>
             </w:r>
+            <w:proofErr w:type="spellEnd"/>
           </w:p>
         </w:tc>
         <w:tc>
@@ -2285,18 +3093,18 @@
                 <w:rFonts w:ascii="Times New Roman" w:hAnsi="Times New Roman" w:cs="Times New Roman"/>
                 <w:sz w:val="28"/>
                 <w:szCs w:val="28"/>
-                <w:lang w:val="ru-RU"/>
-              </w:rPr>
-            </w:pPr>
-            <w:r>
-              <w:rPr>
-                <w:rFonts w:ascii="Times New Roman" w:hAnsi="Times New Roman" w:cs="Times New Roman"/>
-                <w:sz w:val="28"/>
-                <w:szCs w:val="28"/>
-                <w:lang w:val="ru-RU"/>
+              </w:rPr>
+            </w:pPr>
+            <w:proofErr w:type="spellStart"/>
+            <w:r>
+              <w:rPr>
+                <w:rFonts w:ascii="Times New Roman" w:hAnsi="Times New Roman" w:cs="Times New Roman"/>
+                <w:sz w:val="28"/>
+                <w:szCs w:val="28"/>
               </w:rPr>
               <w:t>стара</w:t>
             </w:r>
+            <w:proofErr w:type="spellEnd"/>
           </w:p>
         </w:tc>
         <w:tc>
@@ -2311,41 +3119,39 @@
                 <w:rFonts w:ascii="Times New Roman" w:hAnsi="Times New Roman" w:cs="Times New Roman"/>
                 <w:sz w:val="28"/>
                 <w:szCs w:val="28"/>
-                <w:lang w:val="ru-RU"/>
-              </w:rPr>
-            </w:pPr>
-            <w:r>
-              <w:rPr>
-                <w:rFonts w:ascii="Times New Roman" w:hAnsi="Times New Roman" w:cs="Times New Roman"/>
-                <w:sz w:val="28"/>
-                <w:szCs w:val="28"/>
-                <w:lang w:val="ru-RU"/>
+              </w:rPr>
+            </w:pPr>
+            <w:proofErr w:type="spellStart"/>
+            <w:r>
+              <w:rPr>
+                <w:rFonts w:ascii="Times New Roman" w:hAnsi="Times New Roman" w:cs="Times New Roman"/>
+                <w:sz w:val="28"/>
+                <w:szCs w:val="28"/>
               </w:rPr>
               <w:t>старе</w:t>
             </w:r>
-          </w:p>
-        </w:tc>
-        <w:tc>
-          <w:tcPr>
-            <w:tcW w:w="1688" w:type="dxa"/>
-            <w:vAlign w:val="bottom"/>
-          </w:tcPr>
-          <w:p>
-            <w:pPr>
-              <w:jc w:val="center"/>
-              <w:rPr>
-                <w:rFonts w:ascii="Times New Roman" w:hAnsi="Times New Roman" w:cs="Times New Roman"/>
-                <w:sz w:val="28"/>
-                <w:szCs w:val="28"/>
-                <w:lang w:val="ru-RU"/>
-              </w:rPr>
-            </w:pPr>
-            <w:r>
-              <w:rPr>
-                <w:rFonts w:ascii="Times New Roman" w:hAnsi="Times New Roman" w:cs="Times New Roman"/>
-                <w:sz w:val="28"/>
-                <w:szCs w:val="28"/>
-                <w:lang w:val="ru-RU"/>
+            <w:proofErr w:type="spellEnd"/>
+          </w:p>
+        </w:tc>
+        <w:tc>
+          <w:tcPr>
+            <w:tcW w:w="2000" w:type="dxa"/>
+            <w:vAlign w:val="bottom"/>
+          </w:tcPr>
+          <w:p>
+            <w:pPr>
+              <w:jc w:val="center"/>
+              <w:rPr>
+                <w:rFonts w:ascii="Times New Roman" w:hAnsi="Times New Roman" w:cs="Times New Roman"/>
+                <w:sz w:val="28"/>
+                <w:szCs w:val="28"/>
+              </w:rPr>
+            </w:pPr>
+            <w:r>
+              <w:rPr>
+                <w:rFonts w:ascii="Times New Roman" w:hAnsi="Times New Roman" w:cs="Times New Roman"/>
+                <w:sz w:val="28"/>
+                <w:szCs w:val="28"/>
               </w:rPr>
               <w:t>old</w:t>
             </w:r>
@@ -2364,7 +3170,6 @@
                 <w:rFonts w:ascii="Times New Roman" w:hAnsi="Times New Roman" w:cs="Times New Roman"/>
                 <w:sz w:val="28"/>
                 <w:szCs w:val="28"/>
-                <w:lang w:val="uk-UA"/>
               </w:rPr>
             </w:pPr>
           </w:p>
@@ -2386,18 +3191,18 @@
                 <w:rFonts w:ascii="Times New Roman" w:hAnsi="Times New Roman" w:cs="Times New Roman"/>
                 <w:sz w:val="28"/>
                 <w:szCs w:val="28"/>
-                <w:lang w:val="ru-RU"/>
-              </w:rPr>
-            </w:pPr>
-            <w:r>
-              <w:rPr>
-                <w:rFonts w:ascii="Times New Roman" w:hAnsi="Times New Roman" w:cs="Times New Roman"/>
-                <w:sz w:val="28"/>
-                <w:szCs w:val="28"/>
-                <w:lang w:val="ru-RU"/>
+              </w:rPr>
+            </w:pPr>
+            <w:proofErr w:type="spellStart"/>
+            <w:r>
+              <w:rPr>
+                <w:rFonts w:ascii="Times New Roman" w:hAnsi="Times New Roman" w:cs="Times New Roman"/>
+                <w:sz w:val="28"/>
+                <w:szCs w:val="28"/>
               </w:rPr>
               <w:t>темний</w:t>
             </w:r>
+            <w:proofErr w:type="spellEnd"/>
           </w:p>
         </w:tc>
         <w:tc>
@@ -2412,18 +3217,18 @@
                 <w:rFonts w:ascii="Times New Roman" w:hAnsi="Times New Roman" w:cs="Times New Roman"/>
                 <w:sz w:val="28"/>
                 <w:szCs w:val="28"/>
-                <w:lang w:val="ru-RU"/>
-              </w:rPr>
-            </w:pPr>
-            <w:r>
-              <w:rPr>
-                <w:rFonts w:ascii="Times New Roman" w:hAnsi="Times New Roman" w:cs="Times New Roman"/>
-                <w:sz w:val="28"/>
-                <w:szCs w:val="28"/>
-                <w:lang w:val="ru-RU"/>
+              </w:rPr>
+            </w:pPr>
+            <w:proofErr w:type="spellStart"/>
+            <w:r>
+              <w:rPr>
+                <w:rFonts w:ascii="Times New Roman" w:hAnsi="Times New Roman" w:cs="Times New Roman"/>
+                <w:sz w:val="28"/>
+                <w:szCs w:val="28"/>
               </w:rPr>
               <w:t>темна</w:t>
             </w:r>
+            <w:proofErr w:type="spellEnd"/>
           </w:p>
         </w:tc>
         <w:tc>
@@ -2438,41 +3243,39 @@
                 <w:rFonts w:ascii="Times New Roman" w:hAnsi="Times New Roman" w:cs="Times New Roman"/>
                 <w:sz w:val="28"/>
                 <w:szCs w:val="28"/>
-                <w:lang w:val="ru-RU"/>
-              </w:rPr>
-            </w:pPr>
-            <w:r>
-              <w:rPr>
-                <w:rFonts w:ascii="Times New Roman" w:hAnsi="Times New Roman" w:cs="Times New Roman"/>
-                <w:sz w:val="28"/>
-                <w:szCs w:val="28"/>
-                <w:lang w:val="ru-RU"/>
+              </w:rPr>
+            </w:pPr>
+            <w:proofErr w:type="spellStart"/>
+            <w:r>
+              <w:rPr>
+                <w:rFonts w:ascii="Times New Roman" w:hAnsi="Times New Roman" w:cs="Times New Roman"/>
+                <w:sz w:val="28"/>
+                <w:szCs w:val="28"/>
               </w:rPr>
               <w:t>темне</w:t>
             </w:r>
-          </w:p>
-        </w:tc>
-        <w:tc>
-          <w:tcPr>
-            <w:tcW w:w="1688" w:type="dxa"/>
-            <w:vAlign w:val="bottom"/>
-          </w:tcPr>
-          <w:p>
-            <w:pPr>
-              <w:jc w:val="center"/>
-              <w:rPr>
-                <w:rFonts w:ascii="Times New Roman" w:hAnsi="Times New Roman" w:cs="Times New Roman"/>
-                <w:sz w:val="28"/>
-                <w:szCs w:val="28"/>
-                <w:lang w:val="ru-RU"/>
-              </w:rPr>
-            </w:pPr>
-            <w:r>
-              <w:rPr>
-                <w:rFonts w:ascii="Times New Roman" w:hAnsi="Times New Roman" w:cs="Times New Roman"/>
-                <w:sz w:val="28"/>
-                <w:szCs w:val="28"/>
-                <w:lang w:val="ru-RU"/>
+            <w:proofErr w:type="spellEnd"/>
+          </w:p>
+        </w:tc>
+        <w:tc>
+          <w:tcPr>
+            <w:tcW w:w="2000" w:type="dxa"/>
+            <w:vAlign w:val="bottom"/>
+          </w:tcPr>
+          <w:p>
+            <w:pPr>
+              <w:jc w:val="center"/>
+              <w:rPr>
+                <w:rFonts w:ascii="Times New Roman" w:hAnsi="Times New Roman" w:cs="Times New Roman"/>
+                <w:sz w:val="28"/>
+                <w:szCs w:val="28"/>
+              </w:rPr>
+            </w:pPr>
+            <w:r>
+              <w:rPr>
+                <w:rFonts w:ascii="Times New Roman" w:hAnsi="Times New Roman" w:cs="Times New Roman"/>
+                <w:sz w:val="28"/>
+                <w:szCs w:val="28"/>
               </w:rPr>
               <w:t>dark</w:t>
             </w:r>
@@ -2491,7 +3294,6 @@
                 <w:rFonts w:ascii="Times New Roman" w:hAnsi="Times New Roman" w:cs="Times New Roman"/>
                 <w:sz w:val="28"/>
                 <w:szCs w:val="28"/>
-                <w:lang w:val="uk-UA"/>
               </w:rPr>
             </w:pPr>
           </w:p>
@@ -2513,18 +3315,18 @@
                 <w:rFonts w:ascii="Times New Roman" w:hAnsi="Times New Roman" w:cs="Times New Roman"/>
                 <w:sz w:val="28"/>
                 <w:szCs w:val="28"/>
-                <w:lang w:val="ru-RU"/>
-              </w:rPr>
-            </w:pPr>
-            <w:r>
-              <w:rPr>
-                <w:rFonts w:ascii="Times New Roman" w:hAnsi="Times New Roman" w:cs="Times New Roman"/>
-                <w:sz w:val="28"/>
-                <w:szCs w:val="28"/>
-                <w:lang w:val="ru-RU"/>
+              </w:rPr>
+            </w:pPr>
+            <w:proofErr w:type="spellStart"/>
+            <w:r>
+              <w:rPr>
+                <w:rFonts w:ascii="Times New Roman" w:hAnsi="Times New Roman" w:cs="Times New Roman"/>
+                <w:sz w:val="28"/>
+                <w:szCs w:val="28"/>
               </w:rPr>
               <w:t>легкий</w:t>
             </w:r>
+            <w:proofErr w:type="spellEnd"/>
           </w:p>
         </w:tc>
         <w:tc>
@@ -2539,18 +3341,18 @@
                 <w:rFonts w:ascii="Times New Roman" w:hAnsi="Times New Roman" w:cs="Times New Roman"/>
                 <w:sz w:val="28"/>
                 <w:szCs w:val="28"/>
-                <w:lang w:val="ru-RU"/>
-              </w:rPr>
-            </w:pPr>
-            <w:r>
-              <w:rPr>
-                <w:rFonts w:ascii="Times New Roman" w:hAnsi="Times New Roman" w:cs="Times New Roman"/>
-                <w:sz w:val="28"/>
-                <w:szCs w:val="28"/>
-                <w:lang w:val="ru-RU"/>
+              </w:rPr>
+            </w:pPr>
+            <w:proofErr w:type="spellStart"/>
+            <w:r>
+              <w:rPr>
+                <w:rFonts w:ascii="Times New Roman" w:hAnsi="Times New Roman" w:cs="Times New Roman"/>
+                <w:sz w:val="28"/>
+                <w:szCs w:val="28"/>
               </w:rPr>
               <w:t>легка</w:t>
             </w:r>
+            <w:proofErr w:type="spellEnd"/>
           </w:p>
         </w:tc>
         <w:tc>
@@ -2565,41 +3367,39 @@
                 <w:rFonts w:ascii="Times New Roman" w:hAnsi="Times New Roman" w:cs="Times New Roman"/>
                 <w:sz w:val="28"/>
                 <w:szCs w:val="28"/>
-                <w:lang w:val="ru-RU"/>
-              </w:rPr>
-            </w:pPr>
-            <w:r>
-              <w:rPr>
-                <w:rFonts w:ascii="Times New Roman" w:hAnsi="Times New Roman" w:cs="Times New Roman"/>
-                <w:sz w:val="28"/>
-                <w:szCs w:val="28"/>
-                <w:lang w:val="ru-RU"/>
+              </w:rPr>
+            </w:pPr>
+            <w:proofErr w:type="spellStart"/>
+            <w:r>
+              <w:rPr>
+                <w:rFonts w:ascii="Times New Roman" w:hAnsi="Times New Roman" w:cs="Times New Roman"/>
+                <w:sz w:val="28"/>
+                <w:szCs w:val="28"/>
               </w:rPr>
               <w:t>легке</w:t>
             </w:r>
-          </w:p>
-        </w:tc>
-        <w:tc>
-          <w:tcPr>
-            <w:tcW w:w="1688" w:type="dxa"/>
-            <w:vAlign w:val="bottom"/>
-          </w:tcPr>
-          <w:p>
-            <w:pPr>
-              <w:jc w:val="center"/>
-              <w:rPr>
-                <w:rFonts w:ascii="Times New Roman" w:hAnsi="Times New Roman" w:cs="Times New Roman"/>
-                <w:sz w:val="28"/>
-                <w:szCs w:val="28"/>
-                <w:lang w:val="ru-RU"/>
-              </w:rPr>
-            </w:pPr>
-            <w:r>
-              <w:rPr>
-                <w:rFonts w:ascii="Times New Roman" w:hAnsi="Times New Roman" w:cs="Times New Roman"/>
-                <w:sz w:val="28"/>
-                <w:szCs w:val="28"/>
-                <w:lang w:val="ru-RU"/>
+            <w:proofErr w:type="spellEnd"/>
+          </w:p>
+        </w:tc>
+        <w:tc>
+          <w:tcPr>
+            <w:tcW w:w="2000" w:type="dxa"/>
+            <w:vAlign w:val="bottom"/>
+          </w:tcPr>
+          <w:p>
+            <w:pPr>
+              <w:jc w:val="center"/>
+              <w:rPr>
+                <w:rFonts w:ascii="Times New Roman" w:hAnsi="Times New Roman" w:cs="Times New Roman"/>
+                <w:sz w:val="28"/>
+                <w:szCs w:val="28"/>
+              </w:rPr>
+            </w:pPr>
+            <w:r>
+              <w:rPr>
+                <w:rFonts w:ascii="Times New Roman" w:hAnsi="Times New Roman" w:cs="Times New Roman"/>
+                <w:sz w:val="28"/>
+                <w:szCs w:val="28"/>
               </w:rPr>
               <w:t>easy/light</w:t>
             </w:r>
@@ -2618,7 +3418,6 @@
                 <w:rFonts w:ascii="Times New Roman" w:hAnsi="Times New Roman" w:cs="Times New Roman"/>
                 <w:sz w:val="28"/>
                 <w:szCs w:val="28"/>
-                <w:lang w:val="uk-UA"/>
               </w:rPr>
             </w:pPr>
           </w:p>
@@ -2640,18 +3439,18 @@
                 <w:rFonts w:ascii="Times New Roman" w:hAnsi="Times New Roman" w:cs="Times New Roman"/>
                 <w:sz w:val="28"/>
                 <w:szCs w:val="28"/>
-                <w:lang w:val="ru-RU"/>
-              </w:rPr>
-            </w:pPr>
-            <w:r>
-              <w:rPr>
-                <w:rFonts w:ascii="Times New Roman" w:hAnsi="Times New Roman" w:cs="Times New Roman"/>
-                <w:sz w:val="28"/>
-                <w:szCs w:val="28"/>
-                <w:lang w:val="ru-RU"/>
+              </w:rPr>
+            </w:pPr>
+            <w:proofErr w:type="spellStart"/>
+            <w:r>
+              <w:rPr>
+                <w:rFonts w:ascii="Times New Roman" w:hAnsi="Times New Roman" w:cs="Times New Roman"/>
+                <w:sz w:val="28"/>
+                <w:szCs w:val="28"/>
               </w:rPr>
               <w:t>важкий</w:t>
             </w:r>
+            <w:proofErr w:type="spellEnd"/>
           </w:p>
         </w:tc>
         <w:tc>
@@ -2666,18 +3465,18 @@
                 <w:rFonts w:ascii="Times New Roman" w:hAnsi="Times New Roman" w:cs="Times New Roman"/>
                 <w:sz w:val="28"/>
                 <w:szCs w:val="28"/>
-                <w:lang w:val="ru-RU"/>
-              </w:rPr>
-            </w:pPr>
-            <w:r>
-              <w:rPr>
-                <w:rFonts w:ascii="Times New Roman" w:hAnsi="Times New Roman" w:cs="Times New Roman"/>
-                <w:sz w:val="28"/>
-                <w:szCs w:val="28"/>
-                <w:lang w:val="ru-RU"/>
+              </w:rPr>
+            </w:pPr>
+            <w:proofErr w:type="spellStart"/>
+            <w:r>
+              <w:rPr>
+                <w:rFonts w:ascii="Times New Roman" w:hAnsi="Times New Roman" w:cs="Times New Roman"/>
+                <w:sz w:val="28"/>
+                <w:szCs w:val="28"/>
               </w:rPr>
               <w:t>важка</w:t>
             </w:r>
+            <w:proofErr w:type="spellEnd"/>
           </w:p>
         </w:tc>
         <w:tc>
@@ -2692,41 +3491,39 @@
                 <w:rFonts w:ascii="Times New Roman" w:hAnsi="Times New Roman" w:cs="Times New Roman"/>
                 <w:sz w:val="28"/>
                 <w:szCs w:val="28"/>
-                <w:lang w:val="ru-RU"/>
-              </w:rPr>
-            </w:pPr>
-            <w:r>
-              <w:rPr>
-                <w:rFonts w:ascii="Times New Roman" w:hAnsi="Times New Roman" w:cs="Times New Roman"/>
-                <w:sz w:val="28"/>
-                <w:szCs w:val="28"/>
-                <w:lang w:val="ru-RU"/>
+              </w:rPr>
+            </w:pPr>
+            <w:proofErr w:type="spellStart"/>
+            <w:r>
+              <w:rPr>
+                <w:rFonts w:ascii="Times New Roman" w:hAnsi="Times New Roman" w:cs="Times New Roman"/>
+                <w:sz w:val="28"/>
+                <w:szCs w:val="28"/>
               </w:rPr>
               <w:t>важке</w:t>
             </w:r>
-          </w:p>
-        </w:tc>
-        <w:tc>
-          <w:tcPr>
-            <w:tcW w:w="1688" w:type="dxa"/>
-            <w:vAlign w:val="bottom"/>
-          </w:tcPr>
-          <w:p>
-            <w:pPr>
-              <w:jc w:val="center"/>
-              <w:rPr>
-                <w:rFonts w:ascii="Times New Roman" w:hAnsi="Times New Roman" w:cs="Times New Roman"/>
-                <w:sz w:val="28"/>
-                <w:szCs w:val="28"/>
-                <w:lang w:val="ru-RU"/>
-              </w:rPr>
-            </w:pPr>
-            <w:r>
-              <w:rPr>
-                <w:rFonts w:ascii="Times New Roman" w:hAnsi="Times New Roman" w:cs="Times New Roman"/>
-                <w:sz w:val="28"/>
-                <w:szCs w:val="28"/>
-                <w:lang w:val="ru-RU"/>
+            <w:proofErr w:type="spellEnd"/>
+          </w:p>
+        </w:tc>
+        <w:tc>
+          <w:tcPr>
+            <w:tcW w:w="2000" w:type="dxa"/>
+            <w:vAlign w:val="bottom"/>
+          </w:tcPr>
+          <w:p>
+            <w:pPr>
+              <w:jc w:val="center"/>
+              <w:rPr>
+                <w:rFonts w:ascii="Times New Roman" w:hAnsi="Times New Roman" w:cs="Times New Roman"/>
+                <w:sz w:val="28"/>
+                <w:szCs w:val="28"/>
+              </w:rPr>
+            </w:pPr>
+            <w:r>
+              <w:rPr>
+                <w:rFonts w:ascii="Times New Roman" w:hAnsi="Times New Roman" w:cs="Times New Roman"/>
+                <w:sz w:val="28"/>
+                <w:szCs w:val="28"/>
               </w:rPr>
               <w:t>heavy/difficult</w:t>
             </w:r>
@@ -2745,7 +3542,6 @@
                 <w:rFonts w:ascii="Times New Roman" w:hAnsi="Times New Roman" w:cs="Times New Roman"/>
                 <w:sz w:val="28"/>
                 <w:szCs w:val="28"/>
-                <w:lang w:val="uk-UA"/>
               </w:rPr>
             </w:pPr>
           </w:p>
@@ -2767,18 +3563,18 @@
                 <w:rFonts w:ascii="Times New Roman" w:hAnsi="Times New Roman" w:cs="Times New Roman"/>
                 <w:sz w:val="28"/>
                 <w:szCs w:val="28"/>
-                <w:lang w:val="ru-RU"/>
-              </w:rPr>
-            </w:pPr>
-            <w:r>
-              <w:rPr>
-                <w:rFonts w:ascii="Times New Roman" w:hAnsi="Times New Roman" w:cs="Times New Roman"/>
-                <w:sz w:val="28"/>
-                <w:szCs w:val="28"/>
-                <w:lang w:val="ru-RU"/>
+              </w:rPr>
+            </w:pPr>
+            <w:proofErr w:type="spellStart"/>
+            <w:r>
+              <w:rPr>
+                <w:rFonts w:ascii="Times New Roman" w:hAnsi="Times New Roman" w:cs="Times New Roman"/>
+                <w:sz w:val="28"/>
+                <w:szCs w:val="28"/>
               </w:rPr>
               <w:t>білий</w:t>
             </w:r>
+            <w:proofErr w:type="spellEnd"/>
           </w:p>
         </w:tc>
         <w:tc>
@@ -2793,18 +3589,18 @@
                 <w:rFonts w:ascii="Times New Roman" w:hAnsi="Times New Roman" w:cs="Times New Roman"/>
                 <w:sz w:val="28"/>
                 <w:szCs w:val="28"/>
-                <w:lang w:val="ru-RU"/>
-              </w:rPr>
-            </w:pPr>
-            <w:r>
-              <w:rPr>
-                <w:rFonts w:ascii="Times New Roman" w:hAnsi="Times New Roman" w:cs="Times New Roman"/>
-                <w:sz w:val="28"/>
-                <w:szCs w:val="28"/>
-                <w:lang w:val="ru-RU"/>
+              </w:rPr>
+            </w:pPr>
+            <w:proofErr w:type="spellStart"/>
+            <w:r>
+              <w:rPr>
+                <w:rFonts w:ascii="Times New Roman" w:hAnsi="Times New Roman" w:cs="Times New Roman"/>
+                <w:sz w:val="28"/>
+                <w:szCs w:val="28"/>
               </w:rPr>
               <w:t>біла</w:t>
             </w:r>
+            <w:proofErr w:type="spellEnd"/>
           </w:p>
         </w:tc>
         <w:tc>
@@ -2819,41 +3615,39 @@
                 <w:rFonts w:ascii="Times New Roman" w:hAnsi="Times New Roman" w:cs="Times New Roman"/>
                 <w:sz w:val="28"/>
                 <w:szCs w:val="28"/>
-                <w:lang w:val="ru-RU"/>
-              </w:rPr>
-            </w:pPr>
-            <w:r>
-              <w:rPr>
-                <w:rFonts w:ascii="Times New Roman" w:hAnsi="Times New Roman" w:cs="Times New Roman"/>
-                <w:sz w:val="28"/>
-                <w:szCs w:val="28"/>
-                <w:lang w:val="ru-RU"/>
+              </w:rPr>
+            </w:pPr>
+            <w:proofErr w:type="spellStart"/>
+            <w:r>
+              <w:rPr>
+                <w:rFonts w:ascii="Times New Roman" w:hAnsi="Times New Roman" w:cs="Times New Roman"/>
+                <w:sz w:val="28"/>
+                <w:szCs w:val="28"/>
               </w:rPr>
               <w:t>біле</w:t>
             </w:r>
-          </w:p>
-        </w:tc>
-        <w:tc>
-          <w:tcPr>
-            <w:tcW w:w="1688" w:type="dxa"/>
-            <w:vAlign w:val="bottom"/>
-          </w:tcPr>
-          <w:p>
-            <w:pPr>
-              <w:jc w:val="center"/>
-              <w:rPr>
-                <w:rFonts w:ascii="Times New Roman" w:hAnsi="Times New Roman" w:cs="Times New Roman"/>
-                <w:sz w:val="28"/>
-                <w:szCs w:val="28"/>
-                <w:lang w:val="ru-RU"/>
-              </w:rPr>
-            </w:pPr>
-            <w:r>
-              <w:rPr>
-                <w:rFonts w:ascii="Times New Roman" w:hAnsi="Times New Roman" w:cs="Times New Roman"/>
-                <w:sz w:val="28"/>
-                <w:szCs w:val="28"/>
-                <w:lang w:val="ru-RU"/>
+            <w:proofErr w:type="spellEnd"/>
+          </w:p>
+        </w:tc>
+        <w:tc>
+          <w:tcPr>
+            <w:tcW w:w="2000" w:type="dxa"/>
+            <w:vAlign w:val="bottom"/>
+          </w:tcPr>
+          <w:p>
+            <w:pPr>
+              <w:jc w:val="center"/>
+              <w:rPr>
+                <w:rFonts w:ascii="Times New Roman" w:hAnsi="Times New Roman" w:cs="Times New Roman"/>
+                <w:sz w:val="28"/>
+                <w:szCs w:val="28"/>
+              </w:rPr>
+            </w:pPr>
+            <w:r>
+              <w:rPr>
+                <w:rFonts w:ascii="Times New Roman" w:hAnsi="Times New Roman" w:cs="Times New Roman"/>
+                <w:sz w:val="28"/>
+                <w:szCs w:val="28"/>
               </w:rPr>
               <w:t>white</w:t>
             </w:r>
@@ -2872,7 +3666,6 @@
                 <w:rFonts w:ascii="Times New Roman" w:hAnsi="Times New Roman" w:cs="Times New Roman"/>
                 <w:sz w:val="28"/>
                 <w:szCs w:val="28"/>
-                <w:lang w:val="uk-UA"/>
               </w:rPr>
             </w:pPr>
           </w:p>
@@ -2894,18 +3687,18 @@
                 <w:rFonts w:ascii="Times New Roman" w:hAnsi="Times New Roman" w:cs="Times New Roman"/>
                 <w:sz w:val="28"/>
                 <w:szCs w:val="28"/>
-                <w:lang w:val="ru-RU"/>
-              </w:rPr>
-            </w:pPr>
-            <w:r>
-              <w:rPr>
-                <w:rFonts w:ascii="Times New Roman" w:hAnsi="Times New Roman" w:cs="Times New Roman"/>
-                <w:sz w:val="28"/>
-                <w:szCs w:val="28"/>
-                <w:lang w:val="ru-RU"/>
+              </w:rPr>
+            </w:pPr>
+            <w:proofErr w:type="spellStart"/>
+            <w:r>
+              <w:rPr>
+                <w:rFonts w:ascii="Times New Roman" w:hAnsi="Times New Roman" w:cs="Times New Roman"/>
+                <w:sz w:val="28"/>
+                <w:szCs w:val="28"/>
               </w:rPr>
               <w:t>чорний</w:t>
             </w:r>
+            <w:proofErr w:type="spellEnd"/>
           </w:p>
         </w:tc>
         <w:tc>
@@ -2920,18 +3713,18 @@
                 <w:rFonts w:ascii="Times New Roman" w:hAnsi="Times New Roman" w:cs="Times New Roman"/>
                 <w:sz w:val="28"/>
                 <w:szCs w:val="28"/>
-                <w:lang w:val="ru-RU"/>
-              </w:rPr>
-            </w:pPr>
-            <w:r>
-              <w:rPr>
-                <w:rFonts w:ascii="Times New Roman" w:hAnsi="Times New Roman" w:cs="Times New Roman"/>
-                <w:sz w:val="28"/>
-                <w:szCs w:val="28"/>
-                <w:lang w:val="ru-RU"/>
+              </w:rPr>
+            </w:pPr>
+            <w:proofErr w:type="spellStart"/>
+            <w:r>
+              <w:rPr>
+                <w:rFonts w:ascii="Times New Roman" w:hAnsi="Times New Roman" w:cs="Times New Roman"/>
+                <w:sz w:val="28"/>
+                <w:szCs w:val="28"/>
               </w:rPr>
               <w:t>чорна</w:t>
             </w:r>
+            <w:proofErr w:type="spellEnd"/>
           </w:p>
         </w:tc>
         <w:tc>
@@ -2946,41 +3739,39 @@
                 <w:rFonts w:ascii="Times New Roman" w:hAnsi="Times New Roman" w:cs="Times New Roman"/>
                 <w:sz w:val="28"/>
                 <w:szCs w:val="28"/>
-                <w:lang w:val="ru-RU"/>
-              </w:rPr>
-            </w:pPr>
-            <w:r>
-              <w:rPr>
-                <w:rFonts w:ascii="Times New Roman" w:hAnsi="Times New Roman" w:cs="Times New Roman"/>
-                <w:sz w:val="28"/>
-                <w:szCs w:val="28"/>
-                <w:lang w:val="ru-RU"/>
+              </w:rPr>
+            </w:pPr>
+            <w:proofErr w:type="spellStart"/>
+            <w:r>
+              <w:rPr>
+                <w:rFonts w:ascii="Times New Roman" w:hAnsi="Times New Roman" w:cs="Times New Roman"/>
+                <w:sz w:val="28"/>
+                <w:szCs w:val="28"/>
               </w:rPr>
               <w:t>чорне</w:t>
             </w:r>
-          </w:p>
-        </w:tc>
-        <w:tc>
-          <w:tcPr>
-            <w:tcW w:w="1688" w:type="dxa"/>
-            <w:vAlign w:val="bottom"/>
-          </w:tcPr>
-          <w:p>
-            <w:pPr>
-              <w:jc w:val="center"/>
-              <w:rPr>
-                <w:rFonts w:ascii="Times New Roman" w:hAnsi="Times New Roman" w:cs="Times New Roman"/>
-                <w:sz w:val="28"/>
-                <w:szCs w:val="28"/>
-                <w:lang w:val="ru-RU"/>
-              </w:rPr>
-            </w:pPr>
-            <w:r>
-              <w:rPr>
-                <w:rFonts w:ascii="Times New Roman" w:hAnsi="Times New Roman" w:cs="Times New Roman"/>
-                <w:sz w:val="28"/>
-                <w:szCs w:val="28"/>
-                <w:lang w:val="ru-RU"/>
+            <w:proofErr w:type="spellEnd"/>
+          </w:p>
+        </w:tc>
+        <w:tc>
+          <w:tcPr>
+            <w:tcW w:w="2000" w:type="dxa"/>
+            <w:vAlign w:val="bottom"/>
+          </w:tcPr>
+          <w:p>
+            <w:pPr>
+              <w:jc w:val="center"/>
+              <w:rPr>
+                <w:rFonts w:ascii="Times New Roman" w:hAnsi="Times New Roman" w:cs="Times New Roman"/>
+                <w:sz w:val="28"/>
+                <w:szCs w:val="28"/>
+              </w:rPr>
+            </w:pPr>
+            <w:r>
+              <w:rPr>
+                <w:rFonts w:ascii="Times New Roman" w:hAnsi="Times New Roman" w:cs="Times New Roman"/>
+                <w:sz w:val="28"/>
+                <w:szCs w:val="28"/>
               </w:rPr>
               <w:t>black</w:t>
             </w:r>
@@ -2999,7 +3790,6 @@
                 <w:rFonts w:ascii="Times New Roman" w:hAnsi="Times New Roman" w:cs="Times New Roman"/>
                 <w:sz w:val="28"/>
                 <w:szCs w:val="28"/>
-                <w:lang w:val="uk-UA"/>
               </w:rPr>
             </w:pPr>
           </w:p>
@@ -3021,18 +3811,18 @@
                 <w:rFonts w:ascii="Times New Roman" w:hAnsi="Times New Roman" w:cs="Times New Roman"/>
                 <w:sz w:val="28"/>
                 <w:szCs w:val="28"/>
-                <w:lang w:val="ru-RU"/>
-              </w:rPr>
-            </w:pPr>
-            <w:r>
-              <w:rPr>
-                <w:rFonts w:ascii="Times New Roman" w:hAnsi="Times New Roman" w:cs="Times New Roman"/>
-                <w:sz w:val="28"/>
-                <w:szCs w:val="28"/>
-                <w:lang w:val="ru-RU"/>
+              </w:rPr>
+            </w:pPr>
+            <w:proofErr w:type="spellStart"/>
+            <w:r>
+              <w:rPr>
+                <w:rFonts w:ascii="Times New Roman" w:hAnsi="Times New Roman" w:cs="Times New Roman"/>
+                <w:sz w:val="28"/>
+                <w:szCs w:val="28"/>
               </w:rPr>
               <w:t>червоний</w:t>
             </w:r>
+            <w:proofErr w:type="spellEnd"/>
           </w:p>
         </w:tc>
         <w:tc>
@@ -3047,18 +3837,18 @@
                 <w:rFonts w:ascii="Times New Roman" w:hAnsi="Times New Roman" w:cs="Times New Roman"/>
                 <w:sz w:val="28"/>
                 <w:szCs w:val="28"/>
-                <w:lang w:val="ru-RU"/>
-              </w:rPr>
-            </w:pPr>
-            <w:r>
-              <w:rPr>
-                <w:rFonts w:ascii="Times New Roman" w:hAnsi="Times New Roman" w:cs="Times New Roman"/>
-                <w:sz w:val="28"/>
-                <w:szCs w:val="28"/>
-                <w:lang w:val="ru-RU"/>
+              </w:rPr>
+            </w:pPr>
+            <w:proofErr w:type="spellStart"/>
+            <w:r>
+              <w:rPr>
+                <w:rFonts w:ascii="Times New Roman" w:hAnsi="Times New Roman" w:cs="Times New Roman"/>
+                <w:sz w:val="28"/>
+                <w:szCs w:val="28"/>
               </w:rPr>
               <w:t>червона</w:t>
             </w:r>
+            <w:proofErr w:type="spellEnd"/>
           </w:p>
         </w:tc>
         <w:tc>
@@ -3073,41 +3863,39 @@
                 <w:rFonts w:ascii="Times New Roman" w:hAnsi="Times New Roman" w:cs="Times New Roman"/>
                 <w:sz w:val="28"/>
                 <w:szCs w:val="28"/>
-                <w:lang w:val="ru-RU"/>
-              </w:rPr>
-            </w:pPr>
-            <w:r>
-              <w:rPr>
-                <w:rFonts w:ascii="Times New Roman" w:hAnsi="Times New Roman" w:cs="Times New Roman"/>
-                <w:sz w:val="28"/>
-                <w:szCs w:val="28"/>
-                <w:lang w:val="ru-RU"/>
+              </w:rPr>
+            </w:pPr>
+            <w:proofErr w:type="spellStart"/>
+            <w:r>
+              <w:rPr>
+                <w:rFonts w:ascii="Times New Roman" w:hAnsi="Times New Roman" w:cs="Times New Roman"/>
+                <w:sz w:val="28"/>
+                <w:szCs w:val="28"/>
               </w:rPr>
               <w:t>червоне</w:t>
             </w:r>
-          </w:p>
-        </w:tc>
-        <w:tc>
-          <w:tcPr>
-            <w:tcW w:w="1688" w:type="dxa"/>
-            <w:vAlign w:val="bottom"/>
-          </w:tcPr>
-          <w:p>
-            <w:pPr>
-              <w:jc w:val="center"/>
-              <w:rPr>
-                <w:rFonts w:ascii="Times New Roman" w:hAnsi="Times New Roman" w:cs="Times New Roman"/>
-                <w:sz w:val="28"/>
-                <w:szCs w:val="28"/>
-                <w:lang w:val="ru-RU"/>
-              </w:rPr>
-            </w:pPr>
-            <w:r>
-              <w:rPr>
-                <w:rFonts w:ascii="Times New Roman" w:hAnsi="Times New Roman" w:cs="Times New Roman"/>
-                <w:sz w:val="28"/>
-                <w:szCs w:val="28"/>
-                <w:lang w:val="ru-RU"/>
+            <w:proofErr w:type="spellEnd"/>
+          </w:p>
+        </w:tc>
+        <w:tc>
+          <w:tcPr>
+            <w:tcW w:w="2000" w:type="dxa"/>
+            <w:vAlign w:val="bottom"/>
+          </w:tcPr>
+          <w:p>
+            <w:pPr>
+              <w:jc w:val="center"/>
+              <w:rPr>
+                <w:rFonts w:ascii="Times New Roman" w:hAnsi="Times New Roman" w:cs="Times New Roman"/>
+                <w:sz w:val="28"/>
+                <w:szCs w:val="28"/>
+              </w:rPr>
+            </w:pPr>
+            <w:r>
+              <w:rPr>
+                <w:rFonts w:ascii="Times New Roman" w:hAnsi="Times New Roman" w:cs="Times New Roman"/>
+                <w:sz w:val="28"/>
+                <w:szCs w:val="28"/>
               </w:rPr>
               <w:t>red</w:t>
             </w:r>
@@ -3126,7 +3914,6 @@
                 <w:rFonts w:ascii="Times New Roman" w:hAnsi="Times New Roman" w:cs="Times New Roman"/>
                 <w:sz w:val="28"/>
                 <w:szCs w:val="28"/>
-                <w:lang w:val="uk-UA"/>
               </w:rPr>
             </w:pPr>
           </w:p>
@@ -3148,18 +3935,18 @@
                 <w:rFonts w:ascii="Times New Roman" w:hAnsi="Times New Roman" w:cs="Times New Roman"/>
                 <w:sz w:val="28"/>
                 <w:szCs w:val="28"/>
-                <w:lang w:val="ru-RU"/>
-              </w:rPr>
-            </w:pPr>
-            <w:r>
-              <w:rPr>
-                <w:rFonts w:ascii="Times New Roman" w:hAnsi="Times New Roman" w:cs="Times New Roman"/>
-                <w:sz w:val="28"/>
-                <w:szCs w:val="28"/>
-                <w:lang w:val="ru-RU"/>
+              </w:rPr>
+            </w:pPr>
+            <w:proofErr w:type="spellStart"/>
+            <w:r>
+              <w:rPr>
+                <w:rFonts w:ascii="Times New Roman" w:hAnsi="Times New Roman" w:cs="Times New Roman"/>
+                <w:sz w:val="28"/>
+                <w:szCs w:val="28"/>
               </w:rPr>
               <w:t>жовтий</w:t>
             </w:r>
+            <w:proofErr w:type="spellEnd"/>
           </w:p>
         </w:tc>
         <w:tc>
@@ -3174,18 +3961,18 @@
                 <w:rFonts w:ascii="Times New Roman" w:hAnsi="Times New Roman" w:cs="Times New Roman"/>
                 <w:sz w:val="28"/>
                 <w:szCs w:val="28"/>
-                <w:lang w:val="ru-RU"/>
-              </w:rPr>
-            </w:pPr>
-            <w:r>
-              <w:rPr>
-                <w:rFonts w:ascii="Times New Roman" w:hAnsi="Times New Roman" w:cs="Times New Roman"/>
-                <w:sz w:val="28"/>
-                <w:szCs w:val="28"/>
-                <w:lang w:val="ru-RU"/>
+              </w:rPr>
+            </w:pPr>
+            <w:proofErr w:type="spellStart"/>
+            <w:r>
+              <w:rPr>
+                <w:rFonts w:ascii="Times New Roman" w:hAnsi="Times New Roman" w:cs="Times New Roman"/>
+                <w:sz w:val="28"/>
+                <w:szCs w:val="28"/>
               </w:rPr>
               <w:t>жовта</w:t>
             </w:r>
+            <w:proofErr w:type="spellEnd"/>
           </w:p>
         </w:tc>
         <w:tc>
@@ -3200,41 +3987,39 @@
                 <w:rFonts w:ascii="Times New Roman" w:hAnsi="Times New Roman" w:cs="Times New Roman"/>
                 <w:sz w:val="28"/>
                 <w:szCs w:val="28"/>
-                <w:lang w:val="ru-RU"/>
-              </w:rPr>
-            </w:pPr>
-            <w:r>
-              <w:rPr>
-                <w:rFonts w:ascii="Times New Roman" w:hAnsi="Times New Roman" w:cs="Times New Roman"/>
-                <w:sz w:val="28"/>
-                <w:szCs w:val="28"/>
-                <w:lang w:val="ru-RU"/>
+              </w:rPr>
+            </w:pPr>
+            <w:proofErr w:type="spellStart"/>
+            <w:r>
+              <w:rPr>
+                <w:rFonts w:ascii="Times New Roman" w:hAnsi="Times New Roman" w:cs="Times New Roman"/>
+                <w:sz w:val="28"/>
+                <w:szCs w:val="28"/>
               </w:rPr>
               <w:t>жовте</w:t>
             </w:r>
-          </w:p>
-        </w:tc>
-        <w:tc>
-          <w:tcPr>
-            <w:tcW w:w="1688" w:type="dxa"/>
-            <w:vAlign w:val="bottom"/>
-          </w:tcPr>
-          <w:p>
-            <w:pPr>
-              <w:jc w:val="center"/>
-              <w:rPr>
-                <w:rFonts w:ascii="Times New Roman" w:hAnsi="Times New Roman" w:cs="Times New Roman"/>
-                <w:sz w:val="28"/>
-                <w:szCs w:val="28"/>
-                <w:lang w:val="ru-RU"/>
-              </w:rPr>
-            </w:pPr>
-            <w:r>
-              <w:rPr>
-                <w:rFonts w:ascii="Times New Roman" w:hAnsi="Times New Roman" w:cs="Times New Roman"/>
-                <w:sz w:val="28"/>
-                <w:szCs w:val="28"/>
-                <w:lang w:val="ru-RU"/>
+            <w:proofErr w:type="spellEnd"/>
+          </w:p>
+        </w:tc>
+        <w:tc>
+          <w:tcPr>
+            <w:tcW w:w="2000" w:type="dxa"/>
+            <w:vAlign w:val="bottom"/>
+          </w:tcPr>
+          <w:p>
+            <w:pPr>
+              <w:jc w:val="center"/>
+              <w:rPr>
+                <w:rFonts w:ascii="Times New Roman" w:hAnsi="Times New Roman" w:cs="Times New Roman"/>
+                <w:sz w:val="28"/>
+                <w:szCs w:val="28"/>
+              </w:rPr>
+            </w:pPr>
+            <w:r>
+              <w:rPr>
+                <w:rFonts w:ascii="Times New Roman" w:hAnsi="Times New Roman" w:cs="Times New Roman"/>
+                <w:sz w:val="28"/>
+                <w:szCs w:val="28"/>
               </w:rPr>
               <w:t>yellow</w:t>
             </w:r>
@@ -3253,7 +4038,6 @@
                 <w:rFonts w:ascii="Times New Roman" w:hAnsi="Times New Roman" w:cs="Times New Roman"/>
                 <w:sz w:val="28"/>
                 <w:szCs w:val="28"/>
-                <w:lang w:val="uk-UA"/>
               </w:rPr>
             </w:pPr>
           </w:p>
@@ -3275,18 +4059,18 @@
                 <w:rFonts w:ascii="Times New Roman" w:hAnsi="Times New Roman" w:cs="Times New Roman"/>
                 <w:sz w:val="28"/>
                 <w:szCs w:val="28"/>
-                <w:lang w:val="ru-RU"/>
-              </w:rPr>
-            </w:pPr>
-            <w:r>
-              <w:rPr>
-                <w:rFonts w:ascii="Times New Roman" w:hAnsi="Times New Roman" w:cs="Times New Roman"/>
-                <w:sz w:val="28"/>
-                <w:szCs w:val="28"/>
-                <w:lang w:val="ru-RU"/>
+              </w:rPr>
+            </w:pPr>
+            <w:proofErr w:type="spellStart"/>
+            <w:r>
+              <w:rPr>
+                <w:rFonts w:ascii="Times New Roman" w:hAnsi="Times New Roman" w:cs="Times New Roman"/>
+                <w:sz w:val="28"/>
+                <w:szCs w:val="28"/>
               </w:rPr>
               <w:t>зелений</w:t>
             </w:r>
+            <w:proofErr w:type="spellEnd"/>
           </w:p>
         </w:tc>
         <w:tc>
@@ -3301,18 +4085,18 @@
                 <w:rFonts w:ascii="Times New Roman" w:hAnsi="Times New Roman" w:cs="Times New Roman"/>
                 <w:sz w:val="28"/>
                 <w:szCs w:val="28"/>
-                <w:lang w:val="ru-RU"/>
-              </w:rPr>
-            </w:pPr>
-            <w:r>
-              <w:rPr>
-                <w:rFonts w:ascii="Times New Roman" w:hAnsi="Times New Roman" w:cs="Times New Roman"/>
-                <w:sz w:val="28"/>
-                <w:szCs w:val="28"/>
-                <w:lang w:val="ru-RU"/>
+              </w:rPr>
+            </w:pPr>
+            <w:proofErr w:type="spellStart"/>
+            <w:r>
+              <w:rPr>
+                <w:rFonts w:ascii="Times New Roman" w:hAnsi="Times New Roman" w:cs="Times New Roman"/>
+                <w:sz w:val="28"/>
+                <w:szCs w:val="28"/>
               </w:rPr>
               <w:t>зелена</w:t>
             </w:r>
+            <w:proofErr w:type="spellEnd"/>
           </w:p>
         </w:tc>
         <w:tc>
@@ -3327,41 +4111,39 @@
                 <w:rFonts w:ascii="Times New Roman" w:hAnsi="Times New Roman" w:cs="Times New Roman"/>
                 <w:sz w:val="28"/>
                 <w:szCs w:val="28"/>
-                <w:lang w:val="ru-RU"/>
-              </w:rPr>
-            </w:pPr>
-            <w:r>
-              <w:rPr>
-                <w:rFonts w:ascii="Times New Roman" w:hAnsi="Times New Roman" w:cs="Times New Roman"/>
-                <w:sz w:val="28"/>
-                <w:szCs w:val="28"/>
-                <w:lang w:val="ru-RU"/>
+              </w:rPr>
+            </w:pPr>
+            <w:proofErr w:type="spellStart"/>
+            <w:r>
+              <w:rPr>
+                <w:rFonts w:ascii="Times New Roman" w:hAnsi="Times New Roman" w:cs="Times New Roman"/>
+                <w:sz w:val="28"/>
+                <w:szCs w:val="28"/>
               </w:rPr>
               <w:t>зелене</w:t>
             </w:r>
-          </w:p>
-        </w:tc>
-        <w:tc>
-          <w:tcPr>
-            <w:tcW w:w="1688" w:type="dxa"/>
-            <w:vAlign w:val="bottom"/>
-          </w:tcPr>
-          <w:p>
-            <w:pPr>
-              <w:jc w:val="center"/>
-              <w:rPr>
-                <w:rFonts w:ascii="Times New Roman" w:hAnsi="Times New Roman" w:cs="Times New Roman"/>
-                <w:sz w:val="28"/>
-                <w:szCs w:val="28"/>
-                <w:lang w:val="ru-RU"/>
-              </w:rPr>
-            </w:pPr>
-            <w:r>
-              <w:rPr>
-                <w:rFonts w:ascii="Times New Roman" w:hAnsi="Times New Roman" w:cs="Times New Roman"/>
-                <w:sz w:val="28"/>
-                <w:szCs w:val="28"/>
-                <w:lang w:val="ru-RU"/>
+            <w:proofErr w:type="spellEnd"/>
+          </w:p>
+        </w:tc>
+        <w:tc>
+          <w:tcPr>
+            <w:tcW w:w="2000" w:type="dxa"/>
+            <w:vAlign w:val="bottom"/>
+          </w:tcPr>
+          <w:p>
+            <w:pPr>
+              <w:jc w:val="center"/>
+              <w:rPr>
+                <w:rFonts w:ascii="Times New Roman" w:hAnsi="Times New Roman" w:cs="Times New Roman"/>
+                <w:sz w:val="28"/>
+                <w:szCs w:val="28"/>
+              </w:rPr>
+            </w:pPr>
+            <w:r>
+              <w:rPr>
+                <w:rFonts w:ascii="Times New Roman" w:hAnsi="Times New Roman" w:cs="Times New Roman"/>
+                <w:sz w:val="28"/>
+                <w:szCs w:val="28"/>
               </w:rPr>
               <w:t>green</w:t>
             </w:r>
@@ -3380,7 +4162,6 @@
                 <w:rFonts w:ascii="Times New Roman" w:hAnsi="Times New Roman" w:cs="Times New Roman"/>
                 <w:sz w:val="28"/>
                 <w:szCs w:val="28"/>
-                <w:lang w:val="uk-UA"/>
               </w:rPr>
             </w:pPr>
           </w:p>
@@ -3402,18 +4183,18 @@
                 <w:rFonts w:ascii="Times New Roman" w:hAnsi="Times New Roman" w:cs="Times New Roman"/>
                 <w:sz w:val="28"/>
                 <w:szCs w:val="28"/>
-                <w:lang w:val="ru-RU"/>
-              </w:rPr>
-            </w:pPr>
-            <w:r>
-              <w:rPr>
-                <w:rFonts w:ascii="Times New Roman" w:hAnsi="Times New Roman" w:cs="Times New Roman"/>
-                <w:sz w:val="28"/>
-                <w:szCs w:val="28"/>
-                <w:lang w:val="ru-RU"/>
+              </w:rPr>
+            </w:pPr>
+            <w:proofErr w:type="spellStart"/>
+            <w:r>
+              <w:rPr>
+                <w:rFonts w:ascii="Times New Roman" w:hAnsi="Times New Roman" w:cs="Times New Roman"/>
+                <w:sz w:val="28"/>
+                <w:szCs w:val="28"/>
               </w:rPr>
               <w:t>сірий</w:t>
             </w:r>
+            <w:proofErr w:type="spellEnd"/>
           </w:p>
         </w:tc>
         <w:tc>
@@ -3428,18 +4209,18 @@
                 <w:rFonts w:ascii="Times New Roman" w:hAnsi="Times New Roman" w:cs="Times New Roman"/>
                 <w:sz w:val="28"/>
                 <w:szCs w:val="28"/>
-                <w:lang w:val="ru-RU"/>
-              </w:rPr>
-            </w:pPr>
-            <w:r>
-              <w:rPr>
-                <w:rFonts w:ascii="Times New Roman" w:hAnsi="Times New Roman" w:cs="Times New Roman"/>
-                <w:sz w:val="28"/>
-                <w:szCs w:val="28"/>
-                <w:lang w:val="ru-RU"/>
+              </w:rPr>
+            </w:pPr>
+            <w:proofErr w:type="spellStart"/>
+            <w:r>
+              <w:rPr>
+                <w:rFonts w:ascii="Times New Roman" w:hAnsi="Times New Roman" w:cs="Times New Roman"/>
+                <w:sz w:val="28"/>
+                <w:szCs w:val="28"/>
               </w:rPr>
               <w:t>сіра</w:t>
             </w:r>
+            <w:proofErr w:type="spellEnd"/>
           </w:p>
         </w:tc>
         <w:tc>
@@ -3454,41 +4235,39 @@
                 <w:rFonts w:ascii="Times New Roman" w:hAnsi="Times New Roman" w:cs="Times New Roman"/>
                 <w:sz w:val="28"/>
                 <w:szCs w:val="28"/>
-                <w:lang w:val="ru-RU"/>
-              </w:rPr>
-            </w:pPr>
-            <w:r>
-              <w:rPr>
-                <w:rFonts w:ascii="Times New Roman" w:hAnsi="Times New Roman" w:cs="Times New Roman"/>
-                <w:sz w:val="28"/>
-                <w:szCs w:val="28"/>
-                <w:lang w:val="ru-RU"/>
+              </w:rPr>
+            </w:pPr>
+            <w:proofErr w:type="spellStart"/>
+            <w:r>
+              <w:rPr>
+                <w:rFonts w:ascii="Times New Roman" w:hAnsi="Times New Roman" w:cs="Times New Roman"/>
+                <w:sz w:val="28"/>
+                <w:szCs w:val="28"/>
               </w:rPr>
               <w:t>сіре</w:t>
             </w:r>
-          </w:p>
-        </w:tc>
-        <w:tc>
-          <w:tcPr>
-            <w:tcW w:w="1688" w:type="dxa"/>
-            <w:vAlign w:val="bottom"/>
-          </w:tcPr>
-          <w:p>
-            <w:pPr>
-              <w:jc w:val="center"/>
-              <w:rPr>
-                <w:rFonts w:ascii="Times New Roman" w:hAnsi="Times New Roman" w:cs="Times New Roman"/>
-                <w:sz w:val="28"/>
-                <w:szCs w:val="28"/>
-                <w:lang w:val="ru-RU"/>
-              </w:rPr>
-            </w:pPr>
-            <w:r>
-              <w:rPr>
-                <w:rFonts w:ascii="Times New Roman" w:hAnsi="Times New Roman" w:cs="Times New Roman"/>
-                <w:sz w:val="28"/>
-                <w:szCs w:val="28"/>
-                <w:lang w:val="ru-RU"/>
+            <w:proofErr w:type="spellEnd"/>
+          </w:p>
+        </w:tc>
+        <w:tc>
+          <w:tcPr>
+            <w:tcW w:w="2000" w:type="dxa"/>
+            <w:vAlign w:val="bottom"/>
+          </w:tcPr>
+          <w:p>
+            <w:pPr>
+              <w:jc w:val="center"/>
+              <w:rPr>
+                <w:rFonts w:ascii="Times New Roman" w:hAnsi="Times New Roman" w:cs="Times New Roman"/>
+                <w:sz w:val="28"/>
+                <w:szCs w:val="28"/>
+              </w:rPr>
+            </w:pPr>
+            <w:r>
+              <w:rPr>
+                <w:rFonts w:ascii="Times New Roman" w:hAnsi="Times New Roman" w:cs="Times New Roman"/>
+                <w:sz w:val="28"/>
+                <w:szCs w:val="28"/>
               </w:rPr>
               <w:t>gray</w:t>
             </w:r>
@@ -3507,7 +4286,6 @@
                 <w:rFonts w:ascii="Times New Roman" w:hAnsi="Times New Roman" w:cs="Times New Roman"/>
                 <w:sz w:val="28"/>
                 <w:szCs w:val="28"/>
-                <w:lang w:val="uk-UA"/>
               </w:rPr>
             </w:pPr>
           </w:p>
@@ -3707,7 +4485,6 @@
                 <w:bCs/>
                 <w:sz w:val="28"/>
                 <w:szCs w:val="28"/>
-                <w:lang w:val="lv-LV"/>
               </w:rPr>
             </w:pPr>
             <w:r>
@@ -3717,7 +4494,6 @@
                 <w:bCs/>
                 <w:sz w:val="28"/>
                 <w:szCs w:val="28"/>
-                <w:lang w:val="lv-LV"/>
               </w:rPr>
               <w:t>Substitution</w:t>
             </w:r>
@@ -3736,15 +4512,14 @@
                 <w:rFonts w:ascii="Times New Roman" w:hAnsi="Times New Roman" w:cs="Times New Roman"/>
                 <w:sz w:val="28"/>
                 <w:szCs w:val="28"/>
-                <w:lang w:val="ru-RU"/>
-              </w:rPr>
-            </w:pPr>
-            <w:r>
-              <w:rPr>
-                <w:rFonts w:ascii="Times New Roman" w:hAnsi="Times New Roman" w:cs="Times New Roman"/>
-                <w:sz w:val="28"/>
-                <w:szCs w:val="28"/>
-                <w:lang w:val="ru-RU"/>
+              </w:rPr>
+            </w:pPr>
+            <w:proofErr w:type="spellStart"/>
+            <w:r>
+              <w:rPr>
+                <w:rFonts w:ascii="Times New Roman" w:hAnsi="Times New Roman" w:cs="Times New Roman"/>
+                <w:sz w:val="28"/>
+                <w:szCs w:val="28"/>
               </w:rPr>
               <w:t>писа</w:t>
             </w:r>
@@ -3755,10 +4530,10 @@
                 <w:bCs/>
                 <w:sz w:val="28"/>
                 <w:szCs w:val="28"/>
-                <w:lang w:val="ru-RU"/>
               </w:rPr>
               <w:t>ти</w:t>
             </w:r>
+            <w:proofErr w:type="spellEnd"/>
           </w:p>
         </w:tc>
         <w:tc>
@@ -3772,15 +4547,14 @@
                 <w:rFonts w:ascii="Times New Roman" w:hAnsi="Times New Roman" w:cs="Times New Roman"/>
                 <w:sz w:val="28"/>
                 <w:szCs w:val="28"/>
-                <w:lang w:val="ru-RU"/>
-              </w:rPr>
-            </w:pPr>
-            <w:r>
-              <w:rPr>
-                <w:rFonts w:ascii="Times New Roman" w:hAnsi="Times New Roman" w:cs="Times New Roman"/>
-                <w:sz w:val="28"/>
-                <w:szCs w:val="28"/>
-                <w:lang w:val="ru-RU"/>
+              </w:rPr>
+            </w:pPr>
+            <w:proofErr w:type="spellStart"/>
+            <w:r>
+              <w:rPr>
+                <w:rFonts w:ascii="Times New Roman" w:hAnsi="Times New Roman" w:cs="Times New Roman"/>
+                <w:sz w:val="28"/>
+                <w:szCs w:val="28"/>
               </w:rPr>
               <w:t>писа</w:t>
             </w:r>
@@ -3791,10 +4565,10 @@
                 <w:bCs/>
                 <w:sz w:val="28"/>
                 <w:szCs w:val="28"/>
-                <w:lang w:val="ru-RU"/>
               </w:rPr>
               <w:t>в</w:t>
             </w:r>
+            <w:proofErr w:type="spellEnd"/>
           </w:p>
         </w:tc>
         <w:tc>
@@ -3808,15 +4582,14 @@
                 <w:rFonts w:ascii="Times New Roman" w:hAnsi="Times New Roman" w:cs="Times New Roman"/>
                 <w:sz w:val="28"/>
                 <w:szCs w:val="28"/>
-                <w:lang w:val="ru-RU"/>
-              </w:rPr>
-            </w:pPr>
-            <w:r>
-              <w:rPr>
-                <w:rFonts w:ascii="Times New Roman" w:hAnsi="Times New Roman" w:cs="Times New Roman"/>
-                <w:sz w:val="28"/>
-                <w:szCs w:val="28"/>
-                <w:lang w:val="ru-RU"/>
+              </w:rPr>
+            </w:pPr>
+            <w:proofErr w:type="spellStart"/>
+            <w:r>
+              <w:rPr>
+                <w:rFonts w:ascii="Times New Roman" w:hAnsi="Times New Roman" w:cs="Times New Roman"/>
+                <w:sz w:val="28"/>
+                <w:szCs w:val="28"/>
               </w:rPr>
               <w:t>писа</w:t>
             </w:r>
@@ -3827,10 +4600,10 @@
                 <w:bCs/>
                 <w:sz w:val="28"/>
                 <w:szCs w:val="28"/>
-                <w:lang w:val="ru-RU"/>
               </w:rPr>
               <w:t>ла</w:t>
             </w:r>
+            <w:proofErr w:type="spellEnd"/>
           </w:p>
         </w:tc>
         <w:tc>
@@ -3895,81 +4668,34 @@
               </w:rPr>
               <w:t>-</w:t>
             </w:r>
-            <w:r>
-              <w:rPr>
-                <w:rFonts w:ascii="Times New Roman" w:hAnsi="Times New Roman" w:cs="Times New Roman"/>
-                <w:sz w:val="28"/>
-                <w:szCs w:val="28"/>
-                <w:lang w:val="ru-RU"/>
+            <w:proofErr w:type="spellStart"/>
+            <w:r>
+              <w:rPr>
+                <w:rFonts w:ascii="Times New Roman" w:hAnsi="Times New Roman" w:cs="Times New Roman"/>
+                <w:sz w:val="28"/>
+                <w:szCs w:val="28"/>
               </w:rPr>
               <w:t>ти</w:t>
             </w:r>
-            <w:r>
-              <w:rPr>
-                <w:rFonts w:ascii="Times New Roman" w:hAnsi="Times New Roman" w:cs="Times New Roman"/>
-                <w:sz w:val="28"/>
-                <w:szCs w:val="28"/>
-              </w:rPr>
-              <w:t xml:space="preserve"> </w:t>
-            </w:r>
-            <w:r>
-              <w:rPr>
-                <w:rFonts w:ascii="Times New Roman" w:hAnsi="Times New Roman" w:cs="Times New Roman"/>
-                <w:sz w:val="28"/>
-                <w:szCs w:val="28"/>
-              </w:rPr>
-              <w:t>to</w:t>
-            </w:r>
-            <w:r>
-              <w:rPr>
-                <w:rFonts w:ascii="Times New Roman" w:hAnsi="Times New Roman" w:cs="Times New Roman"/>
-                <w:sz w:val="28"/>
-                <w:szCs w:val="28"/>
-              </w:rPr>
-              <w:t xml:space="preserve"> -</w:t>
-            </w:r>
-            <w:r>
-              <w:rPr>
-                <w:rFonts w:ascii="Times New Roman" w:hAnsi="Times New Roman" w:cs="Times New Roman"/>
-                <w:sz w:val="28"/>
-                <w:szCs w:val="28"/>
-                <w:lang w:val="ru-RU"/>
-              </w:rPr>
-              <w:t>в</w:t>
-            </w:r>
-            <w:r>
-              <w:rPr>
-                <w:rFonts w:ascii="Times New Roman" w:hAnsi="Times New Roman" w:cs="Times New Roman"/>
-                <w:sz w:val="28"/>
-                <w:szCs w:val="28"/>
-              </w:rPr>
-              <w:t xml:space="preserve"> </w:t>
-            </w:r>
-            <w:r>
-              <w:rPr>
-                <w:rFonts w:ascii="Times New Roman" w:hAnsi="Times New Roman" w:cs="Times New Roman"/>
-                <w:sz w:val="28"/>
-                <w:szCs w:val="28"/>
-              </w:rPr>
-              <w:t>to</w:t>
-            </w:r>
-            <w:r>
-              <w:rPr>
-                <w:rFonts w:ascii="Times New Roman" w:hAnsi="Times New Roman" w:cs="Times New Roman"/>
-                <w:sz w:val="28"/>
-                <w:szCs w:val="28"/>
-              </w:rPr>
-              <w:t xml:space="preserve"> -</w:t>
-            </w:r>
-            <w:r>
-              <w:rPr>
-                <w:rFonts w:ascii="Times New Roman" w:hAnsi="Times New Roman" w:cs="Times New Roman"/>
-                <w:sz w:val="28"/>
-                <w:szCs w:val="28"/>
-                <w:lang w:val="ru-RU"/>
+            <w:proofErr w:type="spellEnd"/>
+            <w:r>
+              <w:rPr>
+                <w:rFonts w:ascii="Times New Roman" w:hAnsi="Times New Roman" w:cs="Times New Roman"/>
+                <w:sz w:val="28"/>
+                <w:szCs w:val="28"/>
+              </w:rPr>
+              <w:t xml:space="preserve"> to -в to -</w:t>
+            </w:r>
+            <w:proofErr w:type="spellStart"/>
+            <w:r>
+              <w:rPr>
+                <w:rFonts w:ascii="Times New Roman" w:hAnsi="Times New Roman" w:cs="Times New Roman"/>
+                <w:sz w:val="28"/>
+                <w:szCs w:val="28"/>
               </w:rPr>
               <w:t>ла</w:t>
             </w:r>
+            <w:proofErr w:type="spellEnd"/>
           </w:p>
         </w:tc>
       </w:tr>
@@ -3985,18 +4711,18 @@
                 <w:rFonts w:ascii="Times New Roman" w:hAnsi="Times New Roman" w:cs="Times New Roman"/>
                 <w:sz w:val="28"/>
                 <w:szCs w:val="28"/>
-                <w:lang w:val="ru-RU"/>
-              </w:rPr>
-            </w:pPr>
-            <w:r>
-              <w:rPr>
-                <w:rFonts w:ascii="Times New Roman" w:hAnsi="Times New Roman" w:cs="Times New Roman"/>
-                <w:sz w:val="28"/>
-                <w:szCs w:val="28"/>
-                <w:lang w:val="ru-RU"/>
+              </w:rPr>
+            </w:pPr>
+            <w:proofErr w:type="spellStart"/>
+            <w:r>
+              <w:rPr>
+                <w:rFonts w:ascii="Times New Roman" w:hAnsi="Times New Roman" w:cs="Times New Roman"/>
+                <w:sz w:val="28"/>
+                <w:szCs w:val="28"/>
               </w:rPr>
               <w:t>читати</w:t>
             </w:r>
+            <w:proofErr w:type="spellEnd"/>
           </w:p>
         </w:tc>
         <w:tc>
@@ -4010,18 +4736,18 @@
                 <w:rFonts w:ascii="Times New Roman" w:hAnsi="Times New Roman" w:cs="Times New Roman"/>
                 <w:sz w:val="28"/>
                 <w:szCs w:val="28"/>
-                <w:lang w:val="ru-RU"/>
-              </w:rPr>
-            </w:pPr>
-            <w:r>
-              <w:rPr>
-                <w:rFonts w:ascii="Times New Roman" w:hAnsi="Times New Roman" w:cs="Times New Roman"/>
-                <w:sz w:val="28"/>
-                <w:szCs w:val="28"/>
-                <w:lang w:val="ru-RU"/>
+              </w:rPr>
+            </w:pPr>
+            <w:proofErr w:type="spellStart"/>
+            <w:r>
+              <w:rPr>
+                <w:rFonts w:ascii="Times New Roman" w:hAnsi="Times New Roman" w:cs="Times New Roman"/>
+                <w:sz w:val="28"/>
+                <w:szCs w:val="28"/>
               </w:rPr>
               <w:t>читав</w:t>
             </w:r>
+            <w:proofErr w:type="spellEnd"/>
           </w:p>
         </w:tc>
         <w:tc>
@@ -4035,18 +4761,18 @@
                 <w:rFonts w:ascii="Times New Roman" w:hAnsi="Times New Roman" w:cs="Times New Roman"/>
                 <w:sz w:val="28"/>
                 <w:szCs w:val="28"/>
-                <w:lang w:val="ru-RU"/>
-              </w:rPr>
-            </w:pPr>
-            <w:r>
-              <w:rPr>
-                <w:rFonts w:ascii="Times New Roman" w:hAnsi="Times New Roman" w:cs="Times New Roman"/>
-                <w:sz w:val="28"/>
-                <w:szCs w:val="28"/>
-                <w:lang w:val="ru-RU"/>
+              </w:rPr>
+            </w:pPr>
+            <w:proofErr w:type="spellStart"/>
+            <w:r>
+              <w:rPr>
+                <w:rFonts w:ascii="Times New Roman" w:hAnsi="Times New Roman" w:cs="Times New Roman"/>
+                <w:sz w:val="28"/>
+                <w:szCs w:val="28"/>
               </w:rPr>
               <w:t>читала</w:t>
             </w:r>
+            <w:proofErr w:type="spellEnd"/>
           </w:p>
         </w:tc>
         <w:tc>
@@ -4103,18 +4829,18 @@
                 <w:rFonts w:ascii="Times New Roman" w:hAnsi="Times New Roman" w:cs="Times New Roman"/>
                 <w:sz w:val="28"/>
                 <w:szCs w:val="28"/>
-                <w:lang w:val="ru-RU"/>
-              </w:rPr>
-            </w:pPr>
-            <w:r>
-              <w:rPr>
-                <w:rFonts w:ascii="Times New Roman" w:hAnsi="Times New Roman" w:cs="Times New Roman"/>
-                <w:sz w:val="28"/>
-                <w:szCs w:val="28"/>
-                <w:lang w:val="ru-RU"/>
+              </w:rPr>
+            </w:pPr>
+            <w:proofErr w:type="spellStart"/>
+            <w:r>
+              <w:rPr>
+                <w:rFonts w:ascii="Times New Roman" w:hAnsi="Times New Roman" w:cs="Times New Roman"/>
+                <w:sz w:val="28"/>
+                <w:szCs w:val="28"/>
               </w:rPr>
               <w:t>грати</w:t>
             </w:r>
+            <w:proofErr w:type="spellEnd"/>
           </w:p>
         </w:tc>
         <w:tc>
@@ -4128,18 +4854,18 @@
                 <w:rFonts w:ascii="Times New Roman" w:hAnsi="Times New Roman" w:cs="Times New Roman"/>
                 <w:sz w:val="28"/>
                 <w:szCs w:val="28"/>
-                <w:lang w:val="ru-RU"/>
-              </w:rPr>
-            </w:pPr>
-            <w:r>
-              <w:rPr>
-                <w:rFonts w:ascii="Times New Roman" w:hAnsi="Times New Roman" w:cs="Times New Roman"/>
-                <w:sz w:val="28"/>
-                <w:szCs w:val="28"/>
-                <w:lang w:val="ru-RU"/>
+              </w:rPr>
+            </w:pPr>
+            <w:proofErr w:type="spellStart"/>
+            <w:r>
+              <w:rPr>
+                <w:rFonts w:ascii="Times New Roman" w:hAnsi="Times New Roman" w:cs="Times New Roman"/>
+                <w:sz w:val="28"/>
+                <w:szCs w:val="28"/>
               </w:rPr>
               <w:t>грав</w:t>
             </w:r>
+            <w:proofErr w:type="spellEnd"/>
           </w:p>
         </w:tc>
         <w:tc>
@@ -4153,18 +4879,18 @@
                 <w:rFonts w:ascii="Times New Roman" w:hAnsi="Times New Roman" w:cs="Times New Roman"/>
                 <w:sz w:val="28"/>
                 <w:szCs w:val="28"/>
-                <w:lang w:val="ru-RU"/>
-              </w:rPr>
-            </w:pPr>
-            <w:r>
-              <w:rPr>
-                <w:rFonts w:ascii="Times New Roman" w:hAnsi="Times New Roman" w:cs="Times New Roman"/>
-                <w:sz w:val="28"/>
-                <w:szCs w:val="28"/>
-                <w:lang w:val="ru-RU"/>
+              </w:rPr>
+            </w:pPr>
+            <w:proofErr w:type="spellStart"/>
+            <w:r>
+              <w:rPr>
+                <w:rFonts w:ascii="Times New Roman" w:hAnsi="Times New Roman" w:cs="Times New Roman"/>
+                <w:sz w:val="28"/>
+                <w:szCs w:val="28"/>
               </w:rPr>
               <w:t>грала</w:t>
             </w:r>
+            <w:proofErr w:type="spellEnd"/>
           </w:p>
         </w:tc>
         <w:tc>
@@ -4178,15 +4904,13 @@
                 <w:rFonts w:ascii="Times New Roman" w:hAnsi="Times New Roman" w:cs="Times New Roman"/>
                 <w:sz w:val="28"/>
                 <w:szCs w:val="28"/>
-                <w:lang w:val="ru-RU"/>
-              </w:rPr>
-            </w:pPr>
-            <w:r>
-              <w:rPr>
-                <w:rFonts w:ascii="Times New Roman" w:hAnsi="Times New Roman" w:cs="Times New Roman"/>
-                <w:sz w:val="28"/>
-                <w:szCs w:val="28"/>
-                <w:lang w:val="ru-RU"/>
+              </w:rPr>
+            </w:pPr>
+            <w:r>
+              <w:rPr>
+                <w:rFonts w:ascii="Times New Roman" w:hAnsi="Times New Roman" w:cs="Times New Roman"/>
+                <w:sz w:val="28"/>
+                <w:szCs w:val="28"/>
               </w:rPr>
               <w:t>play, played</w:t>
             </w:r>
@@ -4224,18 +4948,18 @@
                 <w:rFonts w:ascii="Times New Roman" w:hAnsi="Times New Roman" w:cs="Times New Roman"/>
                 <w:sz w:val="28"/>
                 <w:szCs w:val="28"/>
-                <w:lang w:val="ru-RU"/>
-              </w:rPr>
-            </w:pPr>
-            <w:r>
-              <w:rPr>
-                <w:rFonts w:ascii="Times New Roman" w:hAnsi="Times New Roman" w:cs="Times New Roman"/>
-                <w:sz w:val="28"/>
-                <w:szCs w:val="28"/>
-                <w:lang w:val="ru-RU"/>
+              </w:rPr>
+            </w:pPr>
+            <w:proofErr w:type="spellStart"/>
+            <w:r>
+              <w:rPr>
+                <w:rFonts w:ascii="Times New Roman" w:hAnsi="Times New Roman" w:cs="Times New Roman"/>
+                <w:sz w:val="28"/>
+                <w:szCs w:val="28"/>
               </w:rPr>
               <w:t>ходити</w:t>
             </w:r>
+            <w:proofErr w:type="spellEnd"/>
           </w:p>
         </w:tc>
         <w:tc>
@@ -4250,18 +4974,18 @@
                 <w:rFonts w:ascii="Times New Roman" w:hAnsi="Times New Roman" w:cs="Times New Roman"/>
                 <w:sz w:val="28"/>
                 <w:szCs w:val="28"/>
-                <w:lang w:val="ru-RU"/>
-              </w:rPr>
-            </w:pPr>
-            <w:r>
-              <w:rPr>
-                <w:rFonts w:ascii="Times New Roman" w:hAnsi="Times New Roman" w:cs="Times New Roman"/>
-                <w:sz w:val="28"/>
-                <w:szCs w:val="28"/>
-                <w:lang w:val="ru-RU"/>
+              </w:rPr>
+            </w:pPr>
+            <w:proofErr w:type="spellStart"/>
+            <w:r>
+              <w:rPr>
+                <w:rFonts w:ascii="Times New Roman" w:hAnsi="Times New Roman" w:cs="Times New Roman"/>
+                <w:sz w:val="28"/>
+                <w:szCs w:val="28"/>
               </w:rPr>
               <w:t>ходив</w:t>
             </w:r>
+            <w:proofErr w:type="spellEnd"/>
           </w:p>
         </w:tc>
         <w:tc>
@@ -4276,18 +5000,18 @@
                 <w:rFonts w:ascii="Times New Roman" w:hAnsi="Times New Roman" w:cs="Times New Roman"/>
                 <w:sz w:val="28"/>
                 <w:szCs w:val="28"/>
-                <w:lang w:val="ru-RU"/>
-              </w:rPr>
-            </w:pPr>
-            <w:r>
-              <w:rPr>
-                <w:rFonts w:ascii="Times New Roman" w:hAnsi="Times New Roman" w:cs="Times New Roman"/>
-                <w:sz w:val="28"/>
-                <w:szCs w:val="28"/>
-                <w:lang w:val="ru-RU"/>
+              </w:rPr>
+            </w:pPr>
+            <w:proofErr w:type="spellStart"/>
+            <w:r>
+              <w:rPr>
+                <w:rFonts w:ascii="Times New Roman" w:hAnsi="Times New Roman" w:cs="Times New Roman"/>
+                <w:sz w:val="28"/>
+                <w:szCs w:val="28"/>
               </w:rPr>
               <w:t>ходила</w:t>
             </w:r>
+            <w:proofErr w:type="spellEnd"/>
           </w:p>
         </w:tc>
         <w:tc>
@@ -4302,26 +5026,15 @@
                 <w:rFonts w:ascii="Times New Roman" w:hAnsi="Times New Roman" w:cs="Times New Roman"/>
                 <w:sz w:val="28"/>
                 <w:szCs w:val="28"/>
-                <w:lang w:val="ru-RU"/>
-              </w:rPr>
-            </w:pPr>
-            <w:r>
-              <w:rPr>
-                <w:rFonts w:ascii="Times New Roman" w:hAnsi="Times New Roman" w:cs="Times New Roman"/>
-                <w:sz w:val="28"/>
-                <w:szCs w:val="28"/>
-                <w:lang w:val="lv-LV"/>
-              </w:rPr>
-              <w:t>w</w:t>
-            </w:r>
-            <w:r>
-              <w:rPr>
-                <w:rFonts w:ascii="Times New Roman" w:hAnsi="Times New Roman" w:cs="Times New Roman"/>
-                <w:sz w:val="28"/>
-                <w:szCs w:val="28"/>
-                <w:lang w:val="ru-RU"/>
-              </w:rPr>
-              <w:t>alk, walked</w:t>
+              </w:rPr>
+            </w:pPr>
+            <w:r>
+              <w:rPr>
+                <w:rFonts w:ascii="Times New Roman" w:hAnsi="Times New Roman" w:cs="Times New Roman"/>
+                <w:sz w:val="28"/>
+                <w:szCs w:val="28"/>
+              </w:rPr>
+              <w:t>walk, walked</w:t>
             </w:r>
           </w:p>
         </w:tc>
@@ -4358,18 +5071,18 @@
                 <w:rFonts w:ascii="Times New Roman" w:hAnsi="Times New Roman" w:cs="Times New Roman"/>
                 <w:sz w:val="28"/>
                 <w:szCs w:val="28"/>
-                <w:lang w:val="ru-RU"/>
-              </w:rPr>
-            </w:pPr>
-            <w:r>
-              <w:rPr>
-                <w:rFonts w:ascii="Times New Roman" w:hAnsi="Times New Roman" w:cs="Times New Roman"/>
-                <w:sz w:val="28"/>
-                <w:szCs w:val="28"/>
-                <w:lang w:val="ru-RU"/>
+              </w:rPr>
+            </w:pPr>
+            <w:proofErr w:type="spellStart"/>
+            <w:r>
+              <w:rPr>
+                <w:rFonts w:ascii="Times New Roman" w:hAnsi="Times New Roman" w:cs="Times New Roman"/>
+                <w:sz w:val="28"/>
+                <w:szCs w:val="28"/>
               </w:rPr>
               <w:t>пити</w:t>
             </w:r>
+            <w:proofErr w:type="spellEnd"/>
           </w:p>
         </w:tc>
         <w:tc>
@@ -4384,18 +5097,18 @@
                 <w:rFonts w:ascii="Times New Roman" w:hAnsi="Times New Roman" w:cs="Times New Roman"/>
                 <w:sz w:val="28"/>
                 <w:szCs w:val="28"/>
-                <w:lang w:val="ru-RU"/>
-              </w:rPr>
-            </w:pPr>
-            <w:r>
-              <w:rPr>
-                <w:rFonts w:ascii="Times New Roman" w:hAnsi="Times New Roman" w:cs="Times New Roman"/>
-                <w:sz w:val="28"/>
-                <w:szCs w:val="28"/>
-                <w:lang w:val="ru-RU"/>
+              </w:rPr>
+            </w:pPr>
+            <w:proofErr w:type="spellStart"/>
+            <w:r>
+              <w:rPr>
+                <w:rFonts w:ascii="Times New Roman" w:hAnsi="Times New Roman" w:cs="Times New Roman"/>
+                <w:sz w:val="28"/>
+                <w:szCs w:val="28"/>
               </w:rPr>
               <w:t>пив</w:t>
             </w:r>
+            <w:proofErr w:type="spellEnd"/>
           </w:p>
         </w:tc>
         <w:tc>
@@ -4410,18 +5123,18 @@
                 <w:rFonts w:ascii="Times New Roman" w:hAnsi="Times New Roman" w:cs="Times New Roman"/>
                 <w:sz w:val="28"/>
                 <w:szCs w:val="28"/>
-                <w:lang w:val="ru-RU"/>
-              </w:rPr>
-            </w:pPr>
-            <w:r>
-              <w:rPr>
-                <w:rFonts w:ascii="Times New Roman" w:hAnsi="Times New Roman" w:cs="Times New Roman"/>
-                <w:sz w:val="28"/>
-                <w:szCs w:val="28"/>
-                <w:lang w:val="ru-RU"/>
+              </w:rPr>
+            </w:pPr>
+            <w:proofErr w:type="spellStart"/>
+            <w:r>
+              <w:rPr>
+                <w:rFonts w:ascii="Times New Roman" w:hAnsi="Times New Roman" w:cs="Times New Roman"/>
+                <w:sz w:val="28"/>
+                <w:szCs w:val="28"/>
               </w:rPr>
               <w:t>пила</w:t>
             </w:r>
+            <w:proofErr w:type="spellEnd"/>
           </w:p>
         </w:tc>
         <w:tc>
@@ -4436,26 +5149,15 @@
                 <w:rFonts w:ascii="Times New Roman" w:hAnsi="Times New Roman" w:cs="Times New Roman"/>
                 <w:sz w:val="28"/>
                 <w:szCs w:val="28"/>
-                <w:lang w:val="ru-RU"/>
-              </w:rPr>
-            </w:pPr>
-            <w:r>
-              <w:rPr>
-                <w:rFonts w:ascii="Times New Roman" w:hAnsi="Times New Roman" w:cs="Times New Roman"/>
-                <w:sz w:val="28"/>
-                <w:szCs w:val="28"/>
-                <w:lang w:val="lv-LV"/>
-              </w:rPr>
-              <w:t>d</w:t>
-            </w:r>
-            <w:r>
-              <w:rPr>
-                <w:rFonts w:ascii="Times New Roman" w:hAnsi="Times New Roman" w:cs="Times New Roman"/>
-                <w:sz w:val="28"/>
-                <w:szCs w:val="28"/>
-                <w:lang w:val="ru-RU"/>
-              </w:rPr>
-              <w:t>rink, drank</w:t>
+              </w:rPr>
+            </w:pPr>
+            <w:r>
+              <w:rPr>
+                <w:rFonts w:ascii="Times New Roman" w:hAnsi="Times New Roman" w:cs="Times New Roman"/>
+                <w:sz w:val="28"/>
+                <w:szCs w:val="28"/>
+              </w:rPr>
+              <w:t>drink, drank</w:t>
             </w:r>
           </w:p>
         </w:tc>
@@ -4492,18 +5194,18 @@
                 <w:rFonts w:ascii="Times New Roman" w:hAnsi="Times New Roman" w:cs="Times New Roman"/>
                 <w:sz w:val="28"/>
                 <w:szCs w:val="28"/>
-                <w:lang w:val="ru-RU"/>
-              </w:rPr>
-            </w:pPr>
-            <w:r>
-              <w:rPr>
-                <w:rFonts w:ascii="Times New Roman" w:hAnsi="Times New Roman" w:cs="Times New Roman"/>
-                <w:sz w:val="28"/>
-                <w:szCs w:val="28"/>
-                <w:lang w:val="ru-RU"/>
+              </w:rPr>
+            </w:pPr>
+            <w:proofErr w:type="spellStart"/>
+            <w:r>
+              <w:rPr>
+                <w:rFonts w:ascii="Times New Roman" w:hAnsi="Times New Roman" w:cs="Times New Roman"/>
+                <w:sz w:val="28"/>
+                <w:szCs w:val="28"/>
               </w:rPr>
               <w:t>бачити</w:t>
             </w:r>
+            <w:proofErr w:type="spellEnd"/>
           </w:p>
         </w:tc>
         <w:tc>
@@ -4518,18 +5220,18 @@
                 <w:rFonts w:ascii="Times New Roman" w:hAnsi="Times New Roman" w:cs="Times New Roman"/>
                 <w:sz w:val="28"/>
                 <w:szCs w:val="28"/>
-                <w:lang w:val="ru-RU"/>
-              </w:rPr>
-            </w:pPr>
-            <w:r>
-              <w:rPr>
-                <w:rFonts w:ascii="Times New Roman" w:hAnsi="Times New Roman" w:cs="Times New Roman"/>
-                <w:sz w:val="28"/>
-                <w:szCs w:val="28"/>
-                <w:lang w:val="ru-RU"/>
+              </w:rPr>
+            </w:pPr>
+            <w:proofErr w:type="spellStart"/>
+            <w:r>
+              <w:rPr>
+                <w:rFonts w:ascii="Times New Roman" w:hAnsi="Times New Roman" w:cs="Times New Roman"/>
+                <w:sz w:val="28"/>
+                <w:szCs w:val="28"/>
               </w:rPr>
               <w:t>бачив</w:t>
             </w:r>
+            <w:proofErr w:type="spellEnd"/>
           </w:p>
         </w:tc>
         <w:tc>
@@ -4544,18 +5246,18 @@
                 <w:rFonts w:ascii="Times New Roman" w:hAnsi="Times New Roman" w:cs="Times New Roman"/>
                 <w:sz w:val="28"/>
                 <w:szCs w:val="28"/>
-                <w:lang w:val="ru-RU"/>
-              </w:rPr>
-            </w:pPr>
-            <w:r>
-              <w:rPr>
-                <w:rFonts w:ascii="Times New Roman" w:hAnsi="Times New Roman" w:cs="Times New Roman"/>
-                <w:sz w:val="28"/>
-                <w:szCs w:val="28"/>
-                <w:lang w:val="ru-RU"/>
+              </w:rPr>
+            </w:pPr>
+            <w:proofErr w:type="spellStart"/>
+            <w:r>
+              <w:rPr>
+                <w:rFonts w:ascii="Times New Roman" w:hAnsi="Times New Roman" w:cs="Times New Roman"/>
+                <w:sz w:val="28"/>
+                <w:szCs w:val="28"/>
               </w:rPr>
               <w:t>бачила</w:t>
             </w:r>
+            <w:proofErr w:type="spellEnd"/>
           </w:p>
         </w:tc>
         <w:tc>
@@ -4570,26 +5272,25 @@
                 <w:rFonts w:ascii="Times New Roman" w:hAnsi="Times New Roman" w:cs="Times New Roman"/>
                 <w:sz w:val="28"/>
                 <w:szCs w:val="28"/>
-                <w:lang w:val="ru-RU"/>
-              </w:rPr>
-            </w:pPr>
-            <w:r>
-              <w:rPr>
-                <w:rFonts w:ascii="Times New Roman" w:hAnsi="Times New Roman" w:cs="Times New Roman"/>
-                <w:sz w:val="28"/>
-                <w:szCs w:val="28"/>
-                <w:lang w:val="lv-LV"/>
-              </w:rPr>
-              <w:t>s</w:t>
-            </w:r>
-            <w:r>
-              <w:rPr>
-                <w:rFonts w:ascii="Times New Roman" w:hAnsi="Times New Roman" w:cs="Times New Roman"/>
-                <w:sz w:val="28"/>
-                <w:szCs w:val="28"/>
-                <w:lang w:val="ru-RU"/>
-              </w:rPr>
-              <w:t>ee, saw</w:t>
+              </w:rPr>
+            </w:pPr>
+            <w:proofErr w:type="gramStart"/>
+            <w:r>
+              <w:rPr>
+                <w:rFonts w:ascii="Times New Roman" w:hAnsi="Times New Roman" w:cs="Times New Roman"/>
+                <w:sz w:val="28"/>
+                <w:szCs w:val="28"/>
+              </w:rPr>
+              <w:t>see</w:t>
+            </w:r>
+            <w:proofErr w:type="gramEnd"/>
+            <w:r>
+              <w:rPr>
+                <w:rFonts w:ascii="Times New Roman" w:hAnsi="Times New Roman" w:cs="Times New Roman"/>
+                <w:sz w:val="28"/>
+                <w:szCs w:val="28"/>
+              </w:rPr>
+              <w:t>, saw</w:t>
             </w:r>
           </w:p>
         </w:tc>
@@ -4626,18 +5327,18 @@
                 <w:rFonts w:ascii="Times New Roman" w:hAnsi="Times New Roman" w:cs="Times New Roman"/>
                 <w:sz w:val="28"/>
                 <w:szCs w:val="28"/>
-                <w:lang w:val="ru-RU"/>
-              </w:rPr>
-            </w:pPr>
-            <w:r>
-              <w:rPr>
-                <w:rFonts w:ascii="Times New Roman" w:hAnsi="Times New Roman" w:cs="Times New Roman"/>
-                <w:sz w:val="28"/>
-                <w:szCs w:val="28"/>
-                <w:lang w:val="ru-RU"/>
+              </w:rPr>
+            </w:pPr>
+            <w:proofErr w:type="spellStart"/>
+            <w:r>
+              <w:rPr>
+                <w:rFonts w:ascii="Times New Roman" w:hAnsi="Times New Roman" w:cs="Times New Roman"/>
+                <w:sz w:val="28"/>
+                <w:szCs w:val="28"/>
               </w:rPr>
               <w:t>говорити</w:t>
             </w:r>
+            <w:proofErr w:type="spellEnd"/>
           </w:p>
         </w:tc>
         <w:tc>
@@ -4652,18 +5353,18 @@
                 <w:rFonts w:ascii="Times New Roman" w:hAnsi="Times New Roman" w:cs="Times New Roman"/>
                 <w:sz w:val="28"/>
                 <w:szCs w:val="28"/>
-                <w:lang w:val="ru-RU"/>
-              </w:rPr>
-            </w:pPr>
-            <w:r>
-              <w:rPr>
-                <w:rFonts w:ascii="Times New Roman" w:hAnsi="Times New Roman" w:cs="Times New Roman"/>
-                <w:sz w:val="28"/>
-                <w:szCs w:val="28"/>
-                <w:lang w:val="ru-RU"/>
+              </w:rPr>
+            </w:pPr>
+            <w:proofErr w:type="spellStart"/>
+            <w:r>
+              <w:rPr>
+                <w:rFonts w:ascii="Times New Roman" w:hAnsi="Times New Roman" w:cs="Times New Roman"/>
+                <w:sz w:val="28"/>
+                <w:szCs w:val="28"/>
               </w:rPr>
               <w:t>говорив</w:t>
             </w:r>
+            <w:proofErr w:type="spellEnd"/>
           </w:p>
         </w:tc>
         <w:tc>
@@ -4678,18 +5379,18 @@
                 <w:rFonts w:ascii="Times New Roman" w:hAnsi="Times New Roman" w:cs="Times New Roman"/>
                 <w:sz w:val="28"/>
                 <w:szCs w:val="28"/>
-                <w:lang w:val="ru-RU"/>
-              </w:rPr>
-            </w:pPr>
-            <w:r>
-              <w:rPr>
-                <w:rFonts w:ascii="Times New Roman" w:hAnsi="Times New Roman" w:cs="Times New Roman"/>
-                <w:sz w:val="28"/>
-                <w:szCs w:val="28"/>
-                <w:lang w:val="ru-RU"/>
+              </w:rPr>
+            </w:pPr>
+            <w:proofErr w:type="spellStart"/>
+            <w:r>
+              <w:rPr>
+                <w:rFonts w:ascii="Times New Roman" w:hAnsi="Times New Roman" w:cs="Times New Roman"/>
+                <w:sz w:val="28"/>
+                <w:szCs w:val="28"/>
               </w:rPr>
               <w:t>говорила</w:t>
             </w:r>
+            <w:proofErr w:type="spellEnd"/>
           </w:p>
         </w:tc>
         <w:tc>
@@ -4704,26 +5405,15 @@
                 <w:rFonts w:ascii="Times New Roman" w:hAnsi="Times New Roman" w:cs="Times New Roman"/>
                 <w:sz w:val="28"/>
                 <w:szCs w:val="28"/>
-                <w:lang w:val="ru-RU"/>
-              </w:rPr>
-            </w:pPr>
-            <w:r>
-              <w:rPr>
-                <w:rFonts w:ascii="Times New Roman" w:hAnsi="Times New Roman" w:cs="Times New Roman"/>
-                <w:sz w:val="28"/>
-                <w:szCs w:val="28"/>
-                <w:lang w:val="lv-LV"/>
-              </w:rPr>
-              <w:t>s</w:t>
-            </w:r>
-            <w:r>
-              <w:rPr>
-                <w:rFonts w:ascii="Times New Roman" w:hAnsi="Times New Roman" w:cs="Times New Roman"/>
-                <w:sz w:val="28"/>
-                <w:szCs w:val="28"/>
-                <w:lang w:val="ru-RU"/>
-              </w:rPr>
-              <w:t>peak, spoke</w:t>
+              </w:rPr>
+            </w:pPr>
+            <w:r>
+              <w:rPr>
+                <w:rFonts w:ascii="Times New Roman" w:hAnsi="Times New Roman" w:cs="Times New Roman"/>
+                <w:sz w:val="28"/>
+                <w:szCs w:val="28"/>
+              </w:rPr>
+              <w:t>speak, spoke</w:t>
             </w:r>
           </w:p>
         </w:tc>
@@ -4760,18 +5450,18 @@
                 <w:rFonts w:ascii="Times New Roman" w:hAnsi="Times New Roman" w:cs="Times New Roman"/>
                 <w:sz w:val="28"/>
                 <w:szCs w:val="28"/>
-                <w:lang w:val="ru-RU"/>
-              </w:rPr>
-            </w:pPr>
-            <w:r>
-              <w:rPr>
-                <w:rFonts w:ascii="Times New Roman" w:hAnsi="Times New Roman" w:cs="Times New Roman"/>
-                <w:sz w:val="28"/>
-                <w:szCs w:val="28"/>
-                <w:lang w:val="ru-RU"/>
+              </w:rPr>
+            </w:pPr>
+            <w:proofErr w:type="spellStart"/>
+            <w:r>
+              <w:rPr>
+                <w:rFonts w:ascii="Times New Roman" w:hAnsi="Times New Roman" w:cs="Times New Roman"/>
+                <w:sz w:val="28"/>
+                <w:szCs w:val="28"/>
               </w:rPr>
               <w:t>робити</w:t>
             </w:r>
+            <w:proofErr w:type="spellEnd"/>
           </w:p>
         </w:tc>
         <w:tc>
@@ -4786,18 +5476,18 @@
                 <w:rFonts w:ascii="Times New Roman" w:hAnsi="Times New Roman" w:cs="Times New Roman"/>
                 <w:sz w:val="28"/>
                 <w:szCs w:val="28"/>
-                <w:lang w:val="ru-RU"/>
-              </w:rPr>
-            </w:pPr>
-            <w:r>
-              <w:rPr>
-                <w:rFonts w:ascii="Times New Roman" w:hAnsi="Times New Roman" w:cs="Times New Roman"/>
-                <w:sz w:val="28"/>
-                <w:szCs w:val="28"/>
-                <w:lang w:val="ru-RU"/>
+              </w:rPr>
+            </w:pPr>
+            <w:proofErr w:type="spellStart"/>
+            <w:r>
+              <w:rPr>
+                <w:rFonts w:ascii="Times New Roman" w:hAnsi="Times New Roman" w:cs="Times New Roman"/>
+                <w:sz w:val="28"/>
+                <w:szCs w:val="28"/>
               </w:rPr>
               <w:t>робив</w:t>
             </w:r>
+            <w:proofErr w:type="spellEnd"/>
           </w:p>
         </w:tc>
         <w:tc>
@@ -4812,18 +5502,18 @@
                 <w:rFonts w:ascii="Times New Roman" w:hAnsi="Times New Roman" w:cs="Times New Roman"/>
                 <w:sz w:val="28"/>
                 <w:szCs w:val="28"/>
-                <w:lang w:val="ru-RU"/>
-              </w:rPr>
-            </w:pPr>
-            <w:r>
-              <w:rPr>
-                <w:rFonts w:ascii="Times New Roman" w:hAnsi="Times New Roman" w:cs="Times New Roman"/>
-                <w:sz w:val="28"/>
-                <w:szCs w:val="28"/>
-                <w:lang w:val="ru-RU"/>
+              </w:rPr>
+            </w:pPr>
+            <w:proofErr w:type="spellStart"/>
+            <w:r>
+              <w:rPr>
+                <w:rFonts w:ascii="Times New Roman" w:hAnsi="Times New Roman" w:cs="Times New Roman"/>
+                <w:sz w:val="28"/>
+                <w:szCs w:val="28"/>
               </w:rPr>
               <w:t>робила</w:t>
             </w:r>
+            <w:proofErr w:type="spellEnd"/>
           </w:p>
         </w:tc>
         <w:tc>
@@ -4838,26 +5528,15 @@
                 <w:rFonts w:ascii="Times New Roman" w:hAnsi="Times New Roman" w:cs="Times New Roman"/>
                 <w:sz w:val="28"/>
                 <w:szCs w:val="28"/>
-                <w:lang w:val="ru-RU"/>
-              </w:rPr>
-            </w:pPr>
-            <w:r>
-              <w:rPr>
-                <w:rFonts w:ascii="Times New Roman" w:hAnsi="Times New Roman" w:cs="Times New Roman"/>
-                <w:sz w:val="28"/>
-                <w:szCs w:val="28"/>
-                <w:lang w:val="lv-LV"/>
-              </w:rPr>
-              <w:t>d</w:t>
-            </w:r>
-            <w:r>
-              <w:rPr>
-                <w:rFonts w:ascii="Times New Roman" w:hAnsi="Times New Roman" w:cs="Times New Roman"/>
-                <w:sz w:val="28"/>
-                <w:szCs w:val="28"/>
-                <w:lang w:val="ru-RU"/>
-              </w:rPr>
-              <w:t>o, did</w:t>
+              </w:rPr>
+            </w:pPr>
+            <w:r>
+              <w:rPr>
+                <w:rFonts w:ascii="Times New Roman" w:hAnsi="Times New Roman" w:cs="Times New Roman"/>
+                <w:sz w:val="28"/>
+                <w:szCs w:val="28"/>
+              </w:rPr>
+              <w:t>do, did</w:t>
             </w:r>
           </w:p>
         </w:tc>
@@ -4894,18 +5573,18 @@
                 <w:rFonts w:ascii="Times New Roman" w:hAnsi="Times New Roman" w:cs="Times New Roman"/>
                 <w:sz w:val="28"/>
                 <w:szCs w:val="28"/>
-                <w:lang w:val="ru-RU"/>
-              </w:rPr>
-            </w:pPr>
-            <w:r>
-              <w:rPr>
-                <w:rFonts w:ascii="Times New Roman" w:hAnsi="Times New Roman" w:cs="Times New Roman"/>
-                <w:sz w:val="28"/>
-                <w:szCs w:val="28"/>
-                <w:lang w:val="ru-RU"/>
+              </w:rPr>
+            </w:pPr>
+            <w:proofErr w:type="spellStart"/>
+            <w:r>
+              <w:rPr>
+                <w:rFonts w:ascii="Times New Roman" w:hAnsi="Times New Roman" w:cs="Times New Roman"/>
+                <w:sz w:val="28"/>
+                <w:szCs w:val="28"/>
               </w:rPr>
               <w:t>знати</w:t>
             </w:r>
+            <w:proofErr w:type="spellEnd"/>
           </w:p>
         </w:tc>
         <w:tc>
@@ -4920,18 +5599,18 @@
                 <w:rFonts w:ascii="Times New Roman" w:hAnsi="Times New Roman" w:cs="Times New Roman"/>
                 <w:sz w:val="28"/>
                 <w:szCs w:val="28"/>
-                <w:lang w:val="ru-RU"/>
-              </w:rPr>
-            </w:pPr>
-            <w:r>
-              <w:rPr>
-                <w:rFonts w:ascii="Times New Roman" w:hAnsi="Times New Roman" w:cs="Times New Roman"/>
-                <w:sz w:val="28"/>
-                <w:szCs w:val="28"/>
-                <w:lang w:val="ru-RU"/>
+              </w:rPr>
+            </w:pPr>
+            <w:proofErr w:type="spellStart"/>
+            <w:r>
+              <w:rPr>
+                <w:rFonts w:ascii="Times New Roman" w:hAnsi="Times New Roman" w:cs="Times New Roman"/>
+                <w:sz w:val="28"/>
+                <w:szCs w:val="28"/>
               </w:rPr>
               <w:t>знав</w:t>
             </w:r>
+            <w:proofErr w:type="spellEnd"/>
           </w:p>
         </w:tc>
         <w:tc>
@@ -4946,18 +5625,18 @@
                 <w:rFonts w:ascii="Times New Roman" w:hAnsi="Times New Roman" w:cs="Times New Roman"/>
                 <w:sz w:val="28"/>
                 <w:szCs w:val="28"/>
-                <w:lang w:val="ru-RU"/>
-              </w:rPr>
-            </w:pPr>
-            <w:r>
-              <w:rPr>
-                <w:rFonts w:ascii="Times New Roman" w:hAnsi="Times New Roman" w:cs="Times New Roman"/>
-                <w:sz w:val="28"/>
-                <w:szCs w:val="28"/>
-                <w:lang w:val="ru-RU"/>
+              </w:rPr>
+            </w:pPr>
+            <w:proofErr w:type="spellStart"/>
+            <w:r>
+              <w:rPr>
+                <w:rFonts w:ascii="Times New Roman" w:hAnsi="Times New Roman" w:cs="Times New Roman"/>
+                <w:sz w:val="28"/>
+                <w:szCs w:val="28"/>
               </w:rPr>
               <w:t>знала</w:t>
             </w:r>
+            <w:proofErr w:type="spellEnd"/>
           </w:p>
         </w:tc>
         <w:tc>
@@ -4972,26 +5651,15 @@
                 <w:rFonts w:ascii="Times New Roman" w:hAnsi="Times New Roman" w:cs="Times New Roman"/>
                 <w:sz w:val="28"/>
                 <w:szCs w:val="28"/>
-                <w:lang w:val="ru-RU"/>
-              </w:rPr>
-            </w:pPr>
-            <w:r>
-              <w:rPr>
-                <w:rFonts w:ascii="Times New Roman" w:hAnsi="Times New Roman" w:cs="Times New Roman"/>
-                <w:sz w:val="28"/>
-                <w:szCs w:val="28"/>
-                <w:lang w:val="lv-LV"/>
-              </w:rPr>
-              <w:t>k</w:t>
-            </w:r>
-            <w:r>
-              <w:rPr>
-                <w:rFonts w:ascii="Times New Roman" w:hAnsi="Times New Roman" w:cs="Times New Roman"/>
-                <w:sz w:val="28"/>
-                <w:szCs w:val="28"/>
-                <w:lang w:val="ru-RU"/>
-              </w:rPr>
-              <w:t>now, knew</w:t>
+              </w:rPr>
+            </w:pPr>
+            <w:r>
+              <w:rPr>
+                <w:rFonts w:ascii="Times New Roman" w:hAnsi="Times New Roman" w:cs="Times New Roman"/>
+                <w:sz w:val="28"/>
+                <w:szCs w:val="28"/>
+              </w:rPr>
+              <w:t>know, knew</w:t>
             </w:r>
           </w:p>
         </w:tc>
@@ -5031,18 +5699,18 @@
                 <w:rFonts w:ascii="Times New Roman" w:hAnsi="Times New Roman" w:cs="Times New Roman"/>
                 <w:sz w:val="28"/>
                 <w:szCs w:val="28"/>
-                <w:lang w:val="ru-RU"/>
-              </w:rPr>
-            </w:pPr>
-            <w:r>
-              <w:rPr>
-                <w:rFonts w:ascii="Times New Roman" w:hAnsi="Times New Roman" w:cs="Times New Roman"/>
-                <w:sz w:val="28"/>
-                <w:szCs w:val="28"/>
-                <w:lang w:val="ru-RU"/>
+              </w:rPr>
+            </w:pPr>
+            <w:proofErr w:type="spellStart"/>
+            <w:r>
+              <w:rPr>
+                <w:rFonts w:ascii="Times New Roman" w:hAnsi="Times New Roman" w:cs="Times New Roman"/>
+                <w:sz w:val="28"/>
+                <w:szCs w:val="28"/>
               </w:rPr>
               <w:t>брати</w:t>
             </w:r>
+            <w:proofErr w:type="spellEnd"/>
           </w:p>
         </w:tc>
         <w:tc>
@@ -5057,18 +5725,18 @@
                 <w:rFonts w:ascii="Times New Roman" w:hAnsi="Times New Roman" w:cs="Times New Roman"/>
                 <w:sz w:val="28"/>
                 <w:szCs w:val="28"/>
-                <w:lang w:val="ru-RU"/>
-              </w:rPr>
-            </w:pPr>
-            <w:r>
-              <w:rPr>
-                <w:rFonts w:ascii="Times New Roman" w:hAnsi="Times New Roman" w:cs="Times New Roman"/>
-                <w:sz w:val="28"/>
-                <w:szCs w:val="28"/>
-                <w:lang w:val="ru-RU"/>
+              </w:rPr>
+            </w:pPr>
+            <w:proofErr w:type="spellStart"/>
+            <w:r>
+              <w:rPr>
+                <w:rFonts w:ascii="Times New Roman" w:hAnsi="Times New Roman" w:cs="Times New Roman"/>
+                <w:sz w:val="28"/>
+                <w:szCs w:val="28"/>
               </w:rPr>
               <w:t>брав</w:t>
             </w:r>
+            <w:proofErr w:type="spellEnd"/>
           </w:p>
         </w:tc>
         <w:tc>
@@ -5083,18 +5751,18 @@
                 <w:rFonts w:ascii="Times New Roman" w:hAnsi="Times New Roman" w:cs="Times New Roman"/>
                 <w:sz w:val="28"/>
                 <w:szCs w:val="28"/>
-                <w:lang w:val="ru-RU"/>
-              </w:rPr>
-            </w:pPr>
-            <w:r>
-              <w:rPr>
-                <w:rFonts w:ascii="Times New Roman" w:hAnsi="Times New Roman" w:cs="Times New Roman"/>
-                <w:sz w:val="28"/>
-                <w:szCs w:val="28"/>
-                <w:lang w:val="ru-RU"/>
+              </w:rPr>
+            </w:pPr>
+            <w:proofErr w:type="spellStart"/>
+            <w:r>
+              <w:rPr>
+                <w:rFonts w:ascii="Times New Roman" w:hAnsi="Times New Roman" w:cs="Times New Roman"/>
+                <w:sz w:val="28"/>
+                <w:szCs w:val="28"/>
               </w:rPr>
               <w:t>брала</w:t>
             </w:r>
+            <w:proofErr w:type="spellEnd"/>
           </w:p>
         </w:tc>
         <w:tc>
@@ -5109,26 +5777,15 @@
                 <w:rFonts w:ascii="Times New Roman" w:hAnsi="Times New Roman" w:cs="Times New Roman"/>
                 <w:sz w:val="28"/>
                 <w:szCs w:val="28"/>
-                <w:lang w:val="ru-RU"/>
-              </w:rPr>
-            </w:pPr>
-            <w:r>
-              <w:rPr>
-                <w:rFonts w:ascii="Times New Roman" w:hAnsi="Times New Roman" w:cs="Times New Roman"/>
-                <w:sz w:val="28"/>
-                <w:szCs w:val="28"/>
-                <w:lang w:val="lv-LV"/>
-              </w:rPr>
-              <w:t>t</w:t>
-            </w:r>
-            <w:r>
-              <w:rPr>
-                <w:rFonts w:ascii="Times New Roman" w:hAnsi="Times New Roman" w:cs="Times New Roman"/>
-                <w:sz w:val="28"/>
-                <w:szCs w:val="28"/>
-                <w:lang w:val="ru-RU"/>
-              </w:rPr>
-              <w:t>ake, took</w:t>
+              </w:rPr>
+            </w:pPr>
+            <w:r>
+              <w:rPr>
+                <w:rFonts w:ascii="Times New Roman" w:hAnsi="Times New Roman" w:cs="Times New Roman"/>
+                <w:sz w:val="28"/>
+                <w:szCs w:val="28"/>
+              </w:rPr>
+              <w:t>take, took</w:t>
             </w:r>
           </w:p>
         </w:tc>
@@ -5165,18 +5822,18 @@
                 <w:rFonts w:ascii="Times New Roman" w:hAnsi="Times New Roman" w:cs="Times New Roman"/>
                 <w:sz w:val="28"/>
                 <w:szCs w:val="28"/>
-                <w:lang w:val="ru-RU"/>
-              </w:rPr>
-            </w:pPr>
-            <w:r>
-              <w:rPr>
-                <w:rFonts w:ascii="Times New Roman" w:hAnsi="Times New Roman" w:cs="Times New Roman"/>
-                <w:sz w:val="28"/>
-                <w:szCs w:val="28"/>
-                <w:lang w:val="ru-RU"/>
+              </w:rPr>
+            </w:pPr>
+            <w:proofErr w:type="spellStart"/>
+            <w:r>
+              <w:rPr>
+                <w:rFonts w:ascii="Times New Roman" w:hAnsi="Times New Roman" w:cs="Times New Roman"/>
+                <w:sz w:val="28"/>
+                <w:szCs w:val="28"/>
               </w:rPr>
               <w:t>сидіти</w:t>
             </w:r>
+            <w:proofErr w:type="spellEnd"/>
           </w:p>
         </w:tc>
         <w:tc>
@@ -5191,18 +5848,18 @@
                 <w:rFonts w:ascii="Times New Roman" w:hAnsi="Times New Roman" w:cs="Times New Roman"/>
                 <w:sz w:val="28"/>
                 <w:szCs w:val="28"/>
-                <w:lang w:val="ru-RU"/>
-              </w:rPr>
-            </w:pPr>
-            <w:r>
-              <w:rPr>
-                <w:rFonts w:ascii="Times New Roman" w:hAnsi="Times New Roman" w:cs="Times New Roman"/>
-                <w:sz w:val="28"/>
-                <w:szCs w:val="28"/>
-                <w:lang w:val="ru-RU"/>
+              </w:rPr>
+            </w:pPr>
+            <w:proofErr w:type="spellStart"/>
+            <w:r>
+              <w:rPr>
+                <w:rFonts w:ascii="Times New Roman" w:hAnsi="Times New Roman" w:cs="Times New Roman"/>
+                <w:sz w:val="28"/>
+                <w:szCs w:val="28"/>
               </w:rPr>
               <w:t>сидів</w:t>
             </w:r>
+            <w:proofErr w:type="spellEnd"/>
           </w:p>
         </w:tc>
         <w:tc>
@@ -5217,18 +5874,18 @@
                 <w:rFonts w:ascii="Times New Roman" w:hAnsi="Times New Roman" w:cs="Times New Roman"/>
                 <w:sz w:val="28"/>
                 <w:szCs w:val="28"/>
-                <w:lang w:val="ru-RU"/>
-              </w:rPr>
-            </w:pPr>
-            <w:r>
-              <w:rPr>
-                <w:rFonts w:ascii="Times New Roman" w:hAnsi="Times New Roman" w:cs="Times New Roman"/>
-                <w:sz w:val="28"/>
-                <w:szCs w:val="28"/>
-                <w:lang w:val="ru-RU"/>
+              </w:rPr>
+            </w:pPr>
+            <w:proofErr w:type="spellStart"/>
+            <w:r>
+              <w:rPr>
+                <w:rFonts w:ascii="Times New Roman" w:hAnsi="Times New Roman" w:cs="Times New Roman"/>
+                <w:sz w:val="28"/>
+                <w:szCs w:val="28"/>
               </w:rPr>
               <w:t>сиділа</w:t>
             </w:r>
+            <w:proofErr w:type="spellEnd"/>
           </w:p>
         </w:tc>
         <w:tc>
@@ -5243,26 +5900,15 @@
                 <w:rFonts w:ascii="Times New Roman" w:hAnsi="Times New Roman" w:cs="Times New Roman"/>
                 <w:sz w:val="28"/>
                 <w:szCs w:val="28"/>
-                <w:lang w:val="ru-RU"/>
-              </w:rPr>
-            </w:pPr>
-            <w:r>
-              <w:rPr>
-                <w:rFonts w:ascii="Times New Roman" w:hAnsi="Times New Roman" w:cs="Times New Roman"/>
-                <w:sz w:val="28"/>
-                <w:szCs w:val="28"/>
-                <w:lang w:val="lv-LV"/>
-              </w:rPr>
-              <w:t>s</w:t>
-            </w:r>
-            <w:r>
-              <w:rPr>
-                <w:rFonts w:ascii="Times New Roman" w:hAnsi="Times New Roman" w:cs="Times New Roman"/>
-                <w:sz w:val="28"/>
-                <w:szCs w:val="28"/>
-                <w:lang w:val="ru-RU"/>
-              </w:rPr>
-              <w:t>it, sat</w:t>
+              </w:rPr>
+            </w:pPr>
+            <w:r>
+              <w:rPr>
+                <w:rFonts w:ascii="Times New Roman" w:hAnsi="Times New Roman" w:cs="Times New Roman"/>
+                <w:sz w:val="28"/>
+                <w:szCs w:val="28"/>
+              </w:rPr>
+              <w:t>sit, sat</w:t>
             </w:r>
           </w:p>
         </w:tc>
@@ -5338,7 +5984,7 @@
                     <pic:cNvPicPr/>
                   </pic:nvPicPr>
                   <pic:blipFill>
-                    <a:blip r:embed="rId4"/>
+                    <a:blip r:embed="rId5"/>
                     <a:stretch>
                       <a:fillRect/>
                     </a:stretch>
@@ -6607,4 +7253,16 @@
     </a:ext>
   </a:extLst>
 </a:theme>
+</file>
+
+<file path=customXml/item1.xml><?xml version="1.0" encoding="utf-8"?>
+<b:Sources xmlns:b="http://schemas.openxmlformats.org/officeDocument/2006/bibliography" xmlns="http://schemas.openxmlformats.org/officeDocument/2006/bibliography" SelectedStyle="\APASixthEditionOfficeOnline.xsl" StyleName="APA" Version="6"/>
+</file>
+
+<file path=customXml/itemProps1.xml><?xml version="1.0" encoding="utf-8"?>
+<ds:datastoreItem xmlns:ds="http://schemas.openxmlformats.org/officeDocument/2006/customXml" ds:itemID="{80FD11C7-1351-4660-B92E-AF2A67B38DF1}">
+  <ds:schemaRefs>
+    <ds:schemaRef ds:uri="http://schemas.openxmlformats.org/officeDocument/2006/bibliography"/>
+  </ds:schemaRefs>
+</ds:datastoreItem>
 </file>